--- a/presentation_materials_20260224/gemini_presentation_instructions.docx
+++ b/presentation_materials_20260224/gemini_presentation_instructions.docx
@@ -365,7 +365,7 @@
           <w:rFonts w:ascii="Calibri" w:hAnsi="Calibri"/>
           <w:sz w:val="20"/>
         </w:rPr>
-        <w:t>Copy and paste Prompt 1 (Opening &amp; Context) — generates slides 1-4</w:t>
+        <w:t>For each prompt: upload the listed files FIRST, then paste the prompt text</w:t>
       </w:r>
     </w:p>
     <w:p>
@@ -379,7 +379,7 @@
           <w:rFonts w:ascii="Calibri" w:hAnsi="Calibri"/>
           <w:sz w:val="20"/>
         </w:rPr>
-        <w:t>Wait for Gemini to finish, then paste Prompt 2 (Research Findings) — slides 5-16</w:t>
+        <w:t>Prompt 1 (Opening &amp; Context) + 3 files — generates slides 1-4</w:t>
       </w:r>
     </w:p>
     <w:p>
@@ -393,7 +393,7 @@
           <w:rFonts w:ascii="Calibri" w:hAnsi="Calibri"/>
           <w:sz w:val="20"/>
         </w:rPr>
-        <w:t>Paste Prompt 3 (Engineering) — slides 17-23</w:t>
+        <w:t>Prompt 2 (Research Findings) + 10 files — generates slides 5-16</w:t>
       </w:r>
     </w:p>
     <w:p>
@@ -407,7 +407,7 @@
           <w:rFonts w:ascii="Calibri" w:hAnsi="Calibri"/>
           <w:sz w:val="20"/>
         </w:rPr>
-        <w:t>Paste Prompt 4 (Future &amp; Close) — slides 24-30</w:t>
+        <w:t>Prompt 3 (Engineering) + 5 files — generates slides 17-23</w:t>
       </w:r>
     </w:p>
     <w:p>
@@ -421,7 +421,35 @@
           <w:rFonts w:ascii="Calibri" w:hAnsi="Calibri"/>
           <w:sz w:val="20"/>
         </w:rPr>
-        <w:t>After all 4 prompts: manually add appendix slides and insert plots/diagrams</w:t>
+        <w:t>Prompt 4 (Future &amp; Close) + 10 files — generates slides 24-30</w:t>
+      </w:r>
+    </w:p>
+    <w:p>
+      <w:pPr>
+        <w:pStyle w:val="ListBullet"/>
+        <w:spacing w:after="40"/>
+        <w:ind w:left="360"/>
+      </w:pPr>
+      <w:r>
+        <w:rPr>
+          <w:rFonts w:ascii="Calibri" w:hAnsi="Calibri"/>
+          <w:sz w:val="20"/>
+        </w:rPr>
+        <w:t>After all 4 prompts: manually add appendix slides if needed</w:t>
+      </w:r>
+    </w:p>
+    <w:p>
+      <w:pPr>
+        <w:pStyle w:val="ListBullet"/>
+        <w:spacing w:after="40"/>
+        <w:ind w:left="360"/>
+      </w:pPr>
+      <w:r>
+        <w:rPr>
+          <w:rFonts w:ascii="Calibri" w:hAnsi="Calibri"/>
+          <w:sz w:val="20"/>
+        </w:rPr>
+        <w:t>Total: 28 files across 4 prompts (some files reused across prompts)</w:t>
       </w:r>
     </w:p>
     <w:p>
@@ -473,7 +501,7 @@
           <w:rFonts w:ascii="Calibri" w:hAnsi="Calibri"/>
           <w:sz w:val="20"/>
         </w:rPr>
-        <w:t>Insert plots from 01_plots_for_slides/ at marked locations</w:t>
+        <w:t>Review slides — plots uploaded with prompts should be placed by Gemini</w:t>
       </w:r>
     </w:p>
     <w:p>
@@ -487,7 +515,7 @@
           <w:rFonts w:ascii="Calibri" w:hAnsi="Calibri"/>
           <w:sz w:val="20"/>
         </w:rPr>
-        <w:t>Insert pipeline diagram from 09_pipeline_diagram/</w:t>
+        <w:t>Adjust any plot placements that Gemini missed or positioned awkwardly</w:t>
       </w:r>
     </w:p>
     <w:p>
@@ -501,35 +529,7 @@
           <w:rFonts w:ascii="Calibri" w:hAnsi="Calibri"/>
           <w:sz w:val="20"/>
         </w:rPr>
-        <w:t>Add logo from 08_branding/ to title slide and headers</w:t>
-      </w:r>
-    </w:p>
-    <w:p>
-      <w:pPr>
-        <w:pStyle w:val="ListBullet"/>
-        <w:spacing w:after="40"/>
-        <w:ind w:left="360"/>
-      </w:pPr>
-      <w:r>
-        <w:rPr>
-          <w:rFonts w:ascii="Calibri" w:hAnsi="Calibri"/>
-          <w:sz w:val="20"/>
-        </w:rPr>
-        <w:t>Add fine-tuning plots from 01_plots_for_slides/finetune/ to Slide 28</w:t>
-      </w:r>
-    </w:p>
-    <w:p>
-      <w:pPr>
-        <w:pStyle w:val="ListBullet"/>
-        <w:spacing w:after="40"/>
-        <w:ind w:left="360"/>
-      </w:pPr>
-      <w:r>
-        <w:rPr>
-          <w:rFonts w:ascii="Calibri" w:hAnsi="Calibri"/>
-          <w:sz w:val="20"/>
-        </w:rPr>
-        <w:t>Add appendix slides manually (see Section 7)</w:t>
+        <w:t>Add appendix slides manually if needed for Q&amp;A (see Section 7)</w:t>
       </w:r>
     </w:p>
     <w:p>
@@ -2027,7 +2027,7 @@
                 <w:b w:val="0"/>
                 <w:sz w:val="18"/>
               </w:rPr>
-              <w:t>IS: LLM judge agreement</w:t>
+              <w:t>IS: LLM judge (16 configs)</w:t>
             </w:r>
           </w:p>
         </w:tc>
@@ -2043,7 +2043,7 @@
                 <w:b w:val="0"/>
                 <w:sz w:val="18"/>
               </w:rPr>
-              <w:t>88.6% (r=0.93, recall 99.2%)</w:t>
+              <w:t>r=0.925 mean (std=0.015)</w:t>
             </w:r>
           </w:p>
         </w:tc>
@@ -2059,7 +2059,7 @@
                 <w:b w:val="0"/>
                 <w:sz w:val="18"/>
               </w:rPr>
-              <w:t>llm_context_prob validation</w:t>
+              <w:t>Cross-config validation</w:t>
             </w:r>
           </w:p>
         </w:tc>
@@ -2078,7 +2078,7 @@
                 <w:b w:val="0"/>
                 <w:sz w:val="18"/>
               </w:rPr>
-              <w:t>IS: NEA variance share</w:t>
+              <w:t>IS: LLM judge agreement</w:t>
             </w:r>
           </w:p>
         </w:tc>
@@ -2095,7 +2095,7 @@
                 <w:b w:val="0"/>
                 <w:sz w:val="18"/>
               </w:rPr>
-              <w:t>17.3% (vs 15% weight)</w:t>
+              <w:t>88.6%, κ=0.77, recall 99.2%</w:t>
             </w:r>
           </w:p>
         </w:tc>
@@ -2112,7 +2112,675 @@
                 <w:b w:val="0"/>
                 <w:sz w:val="18"/>
               </w:rPr>
-              <w:t>Disproportionate contributor</w:t>
+              <w:t>Baseline confusion matrix</w:t>
+            </w:r>
+          </w:p>
+        </w:tc>
+      </w:tr>
+      <w:tr>
+        <w:tc>
+          <w:tcPr>
+            <w:tcW w:type="dxa" w:w="3600"/>
+          </w:tcPr>
+          <w:p>
+            <w:r/>
+            <w:r>
+              <w:rPr>
+                <w:rFonts w:ascii="Calibri" w:hAnsi="Calibri"/>
+                <w:b w:val="0"/>
+                <w:sz w:val="18"/>
+              </w:rPr>
+              <w:t>IS: stable signals</w:t>
+            </w:r>
+          </w:p>
+        </w:tc>
+        <w:tc>
+          <w:tcPr>
+            <w:tcW w:type="dxa" w:w="3168"/>
+          </w:tcPr>
+          <w:p>
+            <w:r/>
+            <w:r>
+              <w:rPr>
+                <w:rFonts w:ascii="Calibri" w:hAnsi="Calibri"/>
+                <w:b w:val="0"/>
+                <w:sz w:val="18"/>
+              </w:rPr>
+              <w:t>Semantic, Phonetic, NEA (std&lt;0.06)</w:t>
+            </w:r>
+          </w:p>
+        </w:tc>
+        <w:tc>
+          <w:tcPr>
+            <w:tcW w:type="dxa" w:w="2880"/>
+          </w:tcPr>
+          <w:p>
+            <w:r/>
+            <w:r>
+              <w:rPr>
+                <w:rFonts w:ascii="Calibri" w:hAnsi="Calibri"/>
+                <w:b w:val="0"/>
+                <w:sz w:val="18"/>
+              </w:rPr>
+              <w:t>Cross-config: WER/LR volatile</w:t>
+            </w:r>
+          </w:p>
+        </w:tc>
+      </w:tr>
+      <w:tr>
+        <w:tc>
+          <w:tcPr>
+            <w:tcW w:type="dxa" w:w="3600"/>
+            <w:shd w:fill="f0f4f8"/>
+          </w:tcPr>
+          <w:p>
+            <w:r/>
+            <w:r>
+              <w:rPr>
+                <w:rFonts w:ascii="Calibri" w:hAnsi="Calibri"/>
+                <w:b w:val="0"/>
+                <w:sz w:val="18"/>
+              </w:rPr>
+              <w:t>IS: cross-config rankings</w:t>
+            </w:r>
+          </w:p>
+        </w:tc>
+        <w:tc>
+          <w:tcPr>
+            <w:tcW w:type="dxa" w:w="3168"/>
+            <w:shd w:fill="f0f4f8"/>
+          </w:tcPr>
+          <w:p>
+            <w:r/>
+            <w:r>
+              <w:rPr>
+                <w:rFonts w:ascii="Calibri" w:hAnsi="Calibri"/>
+                <w:b w:val="0"/>
+                <w:sz w:val="18"/>
+              </w:rPr>
+              <w:t>r &gt; 0.92 across most config pairs</w:t>
+            </w:r>
+          </w:p>
+        </w:tc>
+        <w:tc>
+          <w:tcPr>
+            <w:tcW w:type="dxa" w:w="2880"/>
+            <w:shd w:fill="f0f4f8"/>
+          </w:tcPr>
+          <w:p>
+            <w:r/>
+            <w:r>
+              <w:rPr>
+                <w:rFonts w:ascii="Calibri" w:hAnsi="Calibri"/>
+                <w:b w:val="0"/>
+                <w:sz w:val="18"/>
+              </w:rPr>
+              <w:t>Encoder-limited, not decode</w:t>
+            </w:r>
+          </w:p>
+        </w:tc>
+      </w:tr>
+      <w:tr>
+        <w:tc>
+          <w:tcPr>
+            <w:tcW w:type="dxa" w:w="3600"/>
+          </w:tcPr>
+          <w:p>
+            <w:r/>
+            <w:r>
+              <w:rPr>
+                <w:rFonts w:ascii="Calibri" w:hAnsi="Calibri"/>
+                <w:b w:val="0"/>
+                <w:sz w:val="18"/>
+              </w:rPr>
+              <w:t>IS: Config J vs baseline</w:t>
+            </w:r>
+          </w:p>
+        </w:tc>
+        <w:tc>
+          <w:tcPr>
+            <w:tcW w:type="dxa" w:w="3168"/>
+          </w:tcPr>
+          <w:p>
+            <w:r/>
+            <w:r>
+              <w:rPr>
+                <w:rFonts w:ascii="Calibri" w:hAnsi="Calibri"/>
+                <w:b w:val="0"/>
+                <w:sz w:val="18"/>
+              </w:rPr>
+              <w:t>IS 2.571 vs 2.485 despite +14.8pp WER</w:t>
+            </w:r>
+          </w:p>
+        </w:tc>
+        <w:tc>
+          <w:tcPr>
+            <w:tcW w:type="dxa" w:w="2880"/>
+          </w:tcPr>
+          <w:p>
+            <w:r/>
+            <w:r>
+              <w:rPr>
+                <w:rFonts w:ascii="Calibri" w:hAnsi="Calibri"/>
+                <w:b w:val="0"/>
+                <w:sz w:val="18"/>
+              </w:rPr>
+              <w:t>IS &gt; WER for comparison</w:t>
+            </w:r>
+          </w:p>
+        </w:tc>
+      </w:tr>
+      <w:tr>
+        <w:tc>
+          <w:tcPr>
+            <w:tcW w:type="dxa" w:w="3600"/>
+            <w:shd w:fill="f0f4f8"/>
+          </w:tcPr>
+          <w:p>
+            <w:r/>
+            <w:r>
+              <w:rPr>
+                <w:rFonts w:ascii="Calibri" w:hAnsi="Calibri"/>
+                <w:b w:val="0"/>
+                <w:sz w:val="18"/>
+              </w:rPr>
+              <w:t>IS: methodology</w:t>
+            </w:r>
+          </w:p>
+        </w:tc>
+        <w:tc>
+          <w:tcPr>
+            <w:tcW w:type="dxa" w:w="3168"/>
+            <w:shd w:fill="f0f4f8"/>
+          </w:tcPr>
+          <w:p>
+            <w:r/>
+            <w:r>
+              <w:rPr>
+                <w:rFonts w:ascii="Calibri" w:hAnsi="Calibri"/>
+                <w:b w:val="0"/>
+                <w:sz w:val="18"/>
+              </w:rPr>
+              <w:t>LLM-distilled (Claude-designed rubric)</w:t>
+            </w:r>
+          </w:p>
+        </w:tc>
+        <w:tc>
+          <w:tcPr>
+            <w:tcW w:type="dxa" w:w="2880"/>
+            <w:shd w:fill="f0f4f8"/>
+          </w:tcPr>
+          <w:p>
+            <w:r/>
+            <w:r>
+              <w:rPr>
+                <w:rFonts w:ascii="Calibri" w:hAnsi="Calibri"/>
+                <w:b w:val="0"/>
+                <w:sz w:val="18"/>
+              </w:rPr>
+              <w:t>Design-time expert judgment</w:t>
+            </w:r>
+          </w:p>
+        </w:tc>
+      </w:tr>
+      <w:tr>
+        <w:tc>
+          <w:tcPr>
+            <w:tcW w:type="dxa" w:w="3600"/>
+          </w:tcPr>
+          <w:p>
+            <w:r/>
+            <w:r>
+              <w:rPr>
+                <w:rFonts w:ascii="Calibri" w:hAnsi="Calibri"/>
+                <w:b w:val="0"/>
+                <w:sz w:val="18"/>
+              </w:rPr>
+              <w:t>LLM: current model</w:t>
+            </w:r>
+          </w:p>
+        </w:tc>
+        <w:tc>
+          <w:tcPr>
+            <w:tcW w:type="dxa" w:w="3168"/>
+          </w:tcPr>
+          <w:p>
+            <w:r/>
+            <w:r>
+              <w:rPr>
+                <w:rFonts w:ascii="Calibri" w:hAnsi="Calibri"/>
+                <w:b w:val="0"/>
+                <w:sz w:val="18"/>
+              </w:rPr>
+              <w:t>Llama-2-7B (4-bit QLoRA, r=16)</w:t>
+            </w:r>
+          </w:p>
+        </w:tc>
+        <w:tc>
+          <w:tcPr>
+            <w:tcW w:type="dxa" w:w="2880"/>
+          </w:tcPr>
+          <w:p>
+            <w:r/>
+            <w:r>
+              <w:rPr>
+                <w:rFonts w:ascii="Calibri" w:hAnsi="Calibri"/>
+                <w:b w:val="0"/>
+                <w:sz w:val="18"/>
+              </w:rPr>
+              <w:t>Hidden size 4096</w:t>
+            </w:r>
+          </w:p>
+        </w:tc>
+      </w:tr>
+      <w:tr>
+        <w:tc>
+          <w:tcPr>
+            <w:tcW w:type="dxa" w:w="3600"/>
+            <w:shd w:fill="f0f4f8"/>
+          </w:tcPr>
+          <w:p>
+            <w:r/>
+            <w:r>
+              <w:rPr>
+                <w:rFonts w:ascii="Calibri" w:hAnsi="Calibri"/>
+                <w:b w:val="0"/>
+                <w:sz w:val="18"/>
+              </w:rPr>
+              <w:t>LLM: recommended swap</w:t>
+            </w:r>
+          </w:p>
+        </w:tc>
+        <w:tc>
+          <w:tcPr>
+            <w:tcW w:type="dxa" w:w="3168"/>
+            <w:shd w:fill="f0f4f8"/>
+          </w:tcPr>
+          <w:p>
+            <w:r/>
+            <w:r>
+              <w:rPr>
+                <w:rFonts w:ascii="Calibri" w:hAnsi="Calibri"/>
+                <w:b w:val="0"/>
+                <w:sz w:val="18"/>
+              </w:rPr>
+              <w:t>Llama 3.1 8B (drop-in, same dim 4096)</w:t>
+            </w:r>
+          </w:p>
+        </w:tc>
+        <w:tc>
+          <w:tcPr>
+            <w:tcW w:type="dxa" w:w="2880"/>
+            <w:shd w:fill="f0f4f8"/>
+          </w:tcPr>
+          <w:p>
+            <w:r/>
+            <w:r>
+              <w:rPr>
+                <w:rFonts w:ascii="Calibri" w:hAnsi="Calibri"/>
+                <w:b w:val="0"/>
+                <w:sz w:val="18"/>
+              </w:rPr>
+              <w:t>1-2 hours setup</w:t>
+            </w:r>
+          </w:p>
+        </w:tc>
+      </w:tr>
+      <w:tr>
+        <w:tc>
+          <w:tcPr>
+            <w:tcW w:type="dxa" w:w="3600"/>
+          </w:tcPr>
+          <w:p>
+            <w:r/>
+            <w:r>
+              <w:rPr>
+                <w:rFonts w:ascii="Calibri" w:hAnsi="Calibri"/>
+                <w:b w:val="0"/>
+                <w:sz w:val="18"/>
+              </w:rPr>
+              <w:t>LLM: swap alone</w:t>
+            </w:r>
+          </w:p>
+        </w:tc>
+        <w:tc>
+          <w:tcPr>
+            <w:tcW w:type="dxa" w:w="3168"/>
+          </w:tcPr>
+          <w:p>
+            <w:r/>
+            <w:r>
+              <w:rPr>
+                <w:rFonts w:ascii="Calibri" w:hAnsi="Calibri"/>
+                <w:b w:val="0"/>
+                <w:sz w:val="18"/>
+              </w:rPr>
+              <w:t>-3 to -8pp WER</w:t>
+            </w:r>
+          </w:p>
+        </w:tc>
+        <w:tc>
+          <w:tcPr>
+            <w:tcW w:type="dxa" w:w="2880"/>
+          </w:tcPr>
+          <w:p>
+            <w:r/>
+            <w:r>
+              <w:rPr>
+                <w:rFonts w:ascii="Calibri" w:hAnsi="Calibri"/>
+                <w:b w:val="0"/>
+                <w:sz w:val="18"/>
+              </w:rPr>
+              <w:t>Better language modeling</w:t>
+            </w:r>
+          </w:p>
+        </w:tc>
+      </w:tr>
+      <w:tr>
+        <w:tc>
+          <w:tcPr>
+            <w:tcW w:type="dxa" w:w="3600"/>
+            <w:shd w:fill="f0f4f8"/>
+          </w:tcPr>
+          <w:p>
+            <w:r/>
+            <w:r>
+              <w:rPr>
+                <w:rFonts w:ascii="Calibri" w:hAnsi="Calibri"/>
+                <w:b w:val="0"/>
+                <w:sz w:val="18"/>
+              </w:rPr>
+              <w:t>Prompts: force multiplier</w:t>
+            </w:r>
+          </w:p>
+        </w:tc>
+        <w:tc>
+          <w:tcPr>
+            <w:tcW w:type="dxa" w:w="3168"/>
+            <w:shd w:fill="f0f4f8"/>
+          </w:tcPr>
+          <w:p>
+            <w:r/>
+            <w:r>
+              <w:rPr>
+                <w:rFonts w:ascii="Calibri" w:hAnsi="Calibri"/>
+                <w:b w:val="0"/>
+                <w:sz w:val="18"/>
+              </w:rPr>
+              <w:t>Llama-2 +5-10pp, Llama 3.1 +12-20pp</w:t>
+            </w:r>
+          </w:p>
+        </w:tc>
+        <w:tc>
+          <w:tcPr>
+            <w:tcW w:type="dxa" w:w="2880"/>
+            <w:shd w:fill="f0f4f8"/>
+          </w:tcPr>
+          <w:p>
+            <w:r/>
+            <w:r>
+              <w:rPr>
+                <w:rFonts w:ascii="Calibri" w:hAnsi="Calibri"/>
+                <w:b w:val="0"/>
+                <w:sz w:val="18"/>
+              </w:rPr>
+              <w:t>7 strategies</w:t>
+            </w:r>
+          </w:p>
+        </w:tc>
+      </w:tr>
+      <w:tr>
+        <w:tc>
+          <w:tcPr>
+            <w:tcW w:type="dxa" w:w="3600"/>
+          </w:tcPr>
+          <w:p>
+            <w:r/>
+            <w:r>
+              <w:rPr>
+                <w:rFonts w:ascii="Calibri" w:hAnsi="Calibri"/>
+                <w:b w:val="0"/>
+                <w:sz w:val="18"/>
+              </w:rPr>
+              <w:t>GER post-processing</w:t>
+            </w:r>
+          </w:p>
+        </w:tc>
+        <w:tc>
+          <w:tcPr>
+            <w:tcW w:type="dxa" w:w="3168"/>
+          </w:tcPr>
+          <w:p>
+            <w:r/>
+            <w:r>
+              <w:rPr>
+                <w:rFonts w:ascii="Calibri" w:hAnsi="Calibri"/>
+                <w:b w:val="0"/>
+                <w:sz w:val="18"/>
+              </w:rPr>
+              <w:t>+8-15pp, no retraining</w:t>
+            </w:r>
+          </w:p>
+        </w:tc>
+        <w:tc>
+          <w:tcPr>
+            <w:tcW w:type="dxa" w:w="2880"/>
+          </w:tcPr>
+          <w:p>
+            <w:r/>
+            <w:r>
+              <w:rPr>
+                <w:rFonts w:ascii="Calibri" w:hAnsi="Calibri"/>
+                <w:b w:val="0"/>
+                <w:sz w:val="18"/>
+              </w:rPr>
+              <w:t>N-best + correction LLM</w:t>
+            </w:r>
+          </w:p>
+        </w:tc>
+      </w:tr>
+      <w:tr>
+        <w:tc>
+          <w:tcPr>
+            <w:tcW w:type="dxa" w:w="3600"/>
+            <w:shd w:fill="f0f4f8"/>
+          </w:tcPr>
+          <w:p>
+            <w:r/>
+            <w:r>
+              <w:rPr>
+                <w:rFonts w:ascii="Calibri" w:hAnsi="Calibri"/>
+                <w:b w:val="0"/>
+                <w:sz w:val="18"/>
+              </w:rPr>
+              <w:t>Data scaling: 20K segments</w:t>
+            </w:r>
+          </w:p>
+        </w:tc>
+        <w:tc>
+          <w:tcPr>
+            <w:tcW w:type="dxa" w:w="3168"/>
+            <w:shd w:fill="f0f4f8"/>
+          </w:tcPr>
+          <w:p>
+            <w:r/>
+            <w:r>
+              <w:rPr>
+                <w:rFonts w:ascii="Calibri" w:hAnsi="Calibri"/>
+                <w:b w:val="0"/>
+                <w:sz w:val="18"/>
+              </w:rPr>
+              <w:t>45-50% WER (Llama-2) / 40-45% (Llama 3.1)</w:t>
+            </w:r>
+          </w:p>
+        </w:tc>
+        <w:tc>
+          <w:tcPr>
+            <w:tcW w:type="dxa" w:w="2880"/>
+            <w:shd w:fill="f0f4f8"/>
+          </w:tcPr>
+          <w:p>
+            <w:r/>
+            <w:r>
+              <w:rPr>
+                <w:rFonts w:ascii="Calibri" w:hAnsi="Calibri"/>
+                <w:b w:val="0"/>
+                <w:sz w:val="18"/>
+              </w:rPr>
+              <w:t>ICLR 2024 power law</w:t>
+            </w:r>
+          </w:p>
+        </w:tc>
+      </w:tr>
+      <w:tr>
+        <w:tc>
+          <w:tcPr>
+            <w:tcW w:type="dxa" w:w="3600"/>
+          </w:tcPr>
+          <w:p>
+            <w:r/>
+            <w:r>
+              <w:rPr>
+                <w:rFonts w:ascii="Calibri" w:hAnsi="Calibri"/>
+                <w:b w:val="0"/>
+                <w:sz w:val="18"/>
+              </w:rPr>
+              <w:t>Combined realistic target</w:t>
+            </w:r>
+          </w:p>
+        </w:tc>
+        <w:tc>
+          <w:tcPr>
+            <w:tcW w:type="dxa" w:w="3168"/>
+          </w:tcPr>
+          <w:p>
+            <w:r/>
+            <w:r>
+              <w:rPr>
+                <w:rFonts w:ascii="Calibri" w:hAnsi="Calibri"/>
+                <w:b w:val="0"/>
+                <w:sz w:val="18"/>
+              </w:rPr>
+              <w:t>27-42% WER (from 67%)</w:t>
+            </w:r>
+          </w:p>
+        </w:tc>
+        <w:tc>
+          <w:tcPr>
+            <w:tcW w:type="dxa" w:w="2880"/>
+          </w:tcPr>
+          <w:p>
+            <w:r/>
+            <w:r>
+              <w:rPr>
+                <w:rFonts w:ascii="Calibri" w:hAnsi="Calibri"/>
+                <w:b w:val="0"/>
+                <w:sz w:val="18"/>
+              </w:rPr>
+              <w:t>LLM + data + prompts + GER</w:t>
+            </w:r>
+          </w:p>
+        </w:tc>
+      </w:tr>
+      <w:tr>
+        <w:tc>
+          <w:tcPr>
+            <w:tcW w:type="dxa" w:w="3600"/>
+            <w:shd w:fill="f0f4f8"/>
+          </w:tcPr>
+          <w:p>
+            <w:r/>
+            <w:r>
+              <w:rPr>
+                <w:rFonts w:ascii="Calibri" w:hAnsi="Calibri"/>
+                <w:b w:val="0"/>
+                <w:sz w:val="18"/>
+              </w:rPr>
+              <w:t>Scaling law</w:t>
+            </w:r>
+          </w:p>
+        </w:tc>
+        <w:tc>
+          <w:tcPr>
+            <w:tcW w:type="dxa" w:w="3168"/>
+            <w:shd w:fill="f0f4f8"/>
+          </w:tcPr>
+          <w:p>
+            <w:r/>
+            <w:r>
+              <w:rPr>
+                <w:rFonts w:ascii="Calibri" w:hAnsi="Calibri"/>
+                <w:b w:val="0"/>
+                <w:sz w:val="18"/>
+              </w:rPr>
+              <w:t>Multiplicative (ICLR 2024)</w:t>
+            </w:r>
+          </w:p>
+        </w:tc>
+        <w:tc>
+          <w:tcPr>
+            <w:tcW w:type="dxa" w:w="2880"/>
+            <w:shd w:fill="f0f4f8"/>
+          </w:tcPr>
+          <w:p>
+            <w:r/>
+            <w:r>
+              <w:rPr>
+                <w:rFonts w:ascii="Calibri" w:hAnsi="Calibri"/>
+                <w:b w:val="0"/>
+                <w:sz w:val="18"/>
+              </w:rPr>
+              <w:t>LLM + data improvements compound</w:t>
+            </w:r>
+          </w:p>
+        </w:tc>
+      </w:tr>
+      <w:tr>
+        <w:tc>
+          <w:tcPr>
+            <w:tcW w:type="dxa" w:w="3600"/>
+          </w:tcPr>
+          <w:p>
+            <w:r/>
+            <w:r>
+              <w:rPr>
+                <w:rFonts w:ascii="Calibri" w:hAnsi="Calibri"/>
+                <w:b w:val="0"/>
+                <w:sz w:val="18"/>
+              </w:rPr>
+              <w:t>VALLR (ICCV 2025)</w:t>
+            </w:r>
+          </w:p>
+        </w:tc>
+        <w:tc>
+          <w:tcPr>
+            <w:tcW w:type="dxa" w:w="3168"/>
+          </w:tcPr>
+          <w:p>
+            <w:r/>
+            <w:r>
+              <w:rPr>
+                <w:rFonts w:ascii="Calibri" w:hAnsi="Calibri"/>
+                <w:b w:val="0"/>
+                <w:sz w:val="18"/>
+              </w:rPr>
+              <w:t>18.7% WER on LRS3 with 3B model</w:t>
+            </w:r>
+          </w:p>
+        </w:tc>
+        <w:tc>
+          <w:tcPr>
+            <w:tcW w:type="dxa" w:w="2880"/>
+          </w:tcPr>
+          <w:p>
+            <w:r/>
+            <w:r>
+              <w:rPr>
+                <w:rFonts w:ascii="Calibri" w:hAnsi="Calibri"/>
+                <w:b w:val="0"/>
+                <w:sz w:val="18"/>
+              </w:rPr>
+              <w:t>Architecture &gt; model size</w:t>
             </w:r>
           </w:p>
         </w:tc>
@@ -2161,10 +2829,328 @@
           <w:i w:val="0"/>
           <w:sz w:val="22"/>
         </w:rPr>
-        <w:t>This prompt generates Slides 1-4.</w:t>
-      </w:r>
-    </w:p>
+        <w:t>This prompt generates Slides 1-4. Upload the 3 files listed below together with the prompt.</w:t>
+      </w:r>
+    </w:p>
+    <w:p>
+      <w:pPr>
+        <w:pStyle w:val="Heading3"/>
+      </w:pPr>
+      <w:r>
+        <w:rPr>
+          <w:rFonts w:ascii="Calibri" w:hAnsi="Calibri"/>
+          <w:color w:val="3A6A9C"/>
+        </w:rPr>
+        <w:t>Upload These Files With the Prompt</w:t>
+      </w:r>
+    </w:p>
+    <w:p>
+      <w:pPr>
+        <w:spacing w:after="120"/>
+      </w:pPr>
+      <w:r>
+        <w:rPr>
+          <w:rFonts w:ascii="Calibri" w:hAnsi="Calibri"/>
+          <w:b w:val="0"/>
+          <w:i/>
+          <w:color w:val="666666"/>
+          <w:sz w:val="20"/>
+        </w:rPr>
+        <w:t>Attach these files to the Gemini conversation when pasting the prompt above. Gemini will use the images as visual reference and the reports for data context.</w:t>
+      </w:r>
+    </w:p>
+    <w:tbl>
+      <w:tblPr>
+        <w:tblStyle w:val="TableGrid"/>
+        <w:tblW w:type="auto" w:w="0"/>
+        <w:jc w:val="center"/>
+        <w:tblLook w:firstColumn="1" w:firstRow="1" w:lastColumn="0" w:lastRow="0" w:noHBand="0" w:noVBand="1" w:val="04A0"/>
+      </w:tblPr>
+      <w:tblGrid>
+        <w:gridCol w:w="2268"/>
+        <w:gridCol w:w="2268"/>
+        <w:gridCol w:w="2268"/>
+        <w:gridCol w:w="2268"/>
+      </w:tblGrid>
+      <w:tr>
+        <w:tc>
+          <w:tcPr>
+            <w:tcW w:type="dxa" w:w="432"/>
+            <w:shd w:fill="1a3a5c"/>
+          </w:tcPr>
+          <w:p>
+            <w:r/>
+            <w:r>
+              <w:rPr>
+                <w:rFonts w:ascii="Calibri" w:hAnsi="Calibri"/>
+                <w:b/>
+                <w:color w:val="FFFFFF"/>
+                <w:sz w:val="18"/>
+              </w:rPr>
+              <w:t>#</w:t>
+            </w:r>
+          </w:p>
+        </w:tc>
+        <w:tc>
+          <w:tcPr>
+            <w:tcW w:type="dxa" w:w="4032"/>
+            <w:shd w:fill="1a3a5c"/>
+          </w:tcPr>
+          <w:p>
+            <w:r/>
+            <w:r>
+              <w:rPr>
+                <w:rFonts w:ascii="Calibri" w:hAnsi="Calibri"/>
+                <w:b/>
+                <w:color w:val="FFFFFF"/>
+                <w:sz w:val="18"/>
+              </w:rPr>
+              <w:t>File</w:t>
+            </w:r>
+          </w:p>
+        </w:tc>
+        <w:tc>
+          <w:tcPr>
+            <w:tcW w:type="dxa" w:w="1440"/>
+            <w:shd w:fill="1a3a5c"/>
+          </w:tcPr>
+          <w:p>
+            <w:r/>
+            <w:r>
+              <w:rPr>
+                <w:rFonts w:ascii="Calibri" w:hAnsi="Calibri"/>
+                <w:b/>
+                <w:color w:val="FFFFFF"/>
+                <w:sz w:val="18"/>
+              </w:rPr>
+              <w:t>For Slide(s)</w:t>
+            </w:r>
+          </w:p>
+        </w:tc>
+        <w:tc>
+          <w:tcPr>
+            <w:tcW w:type="dxa" w:w="3600"/>
+            <w:shd w:fill="1a3a5c"/>
+          </w:tcPr>
+          <w:p>
+            <w:r/>
+            <w:r>
+              <w:rPr>
+                <w:rFonts w:ascii="Calibri" w:hAnsi="Calibri"/>
+                <w:b/>
+                <w:color w:val="FFFFFF"/>
+                <w:sz w:val="18"/>
+              </w:rPr>
+              <w:t>Purpose</w:t>
+            </w:r>
+          </w:p>
+        </w:tc>
+      </w:tr>
+      <w:tr>
+        <w:tc>
+          <w:tcPr>
+            <w:tcW w:type="dxa" w:w="432"/>
+          </w:tcPr>
+          <w:p>
+            <w:r/>
+            <w:r>
+              <w:rPr>
+                <w:rFonts w:ascii="Calibri" w:hAnsi="Calibri"/>
+                <w:b w:val="0"/>
+                <w:sz w:val="18"/>
+              </w:rPr>
+              <w:t>1</w:t>
+            </w:r>
+          </w:p>
+        </w:tc>
+        <w:tc>
+          <w:tcPr>
+            <w:tcW w:type="dxa" w:w="4032"/>
+          </w:tcPr>
+          <w:p>
+            <w:r/>
+            <w:r>
+              <w:rPr>
+                <w:rFonts w:ascii="Calibri" w:hAnsi="Calibri"/>
+                <w:b w:val="0"/>
+                <w:sz w:val="18"/>
+              </w:rPr>
+              <w:t>08_branding/BlackLogo300x300-W-BG.png</w:t>
+            </w:r>
+          </w:p>
+        </w:tc>
+        <w:tc>
+          <w:tcPr>
+            <w:tcW w:type="dxa" w:w="1440"/>
+          </w:tcPr>
+          <w:p>
+            <w:r/>
+            <w:r>
+              <w:rPr>
+                <w:rFonts w:ascii="Calibri" w:hAnsi="Calibri"/>
+                <w:b w:val="0"/>
+                <w:sz w:val="18"/>
+              </w:rPr>
+              <w:t>1</w:t>
+            </w:r>
+          </w:p>
+        </w:tc>
+        <w:tc>
+          <w:tcPr>
+            <w:tcW w:type="dxa" w:w="3600"/>
+          </w:tcPr>
+          <w:p>
+            <w:r/>
+            <w:r>
+              <w:rPr>
+                <w:rFonts w:ascii="Calibri" w:hAnsi="Calibri"/>
+                <w:b w:val="0"/>
+                <w:sz w:val="18"/>
+              </w:rPr>
+              <w:t>Title slide logo placement</w:t>
+            </w:r>
+          </w:p>
+        </w:tc>
+      </w:tr>
+      <w:tr>
+        <w:tc>
+          <w:tcPr>
+            <w:tcW w:type="dxa" w:w="432"/>
+            <w:shd w:fill="f0f4f8"/>
+          </w:tcPr>
+          <w:p>
+            <w:r/>
+            <w:r>
+              <w:rPr>
+                <w:rFonts w:ascii="Calibri" w:hAnsi="Calibri"/>
+                <w:b w:val="0"/>
+                <w:sz w:val="18"/>
+              </w:rPr>
+              <w:t>2</w:t>
+            </w:r>
+          </w:p>
+        </w:tc>
+        <w:tc>
+          <w:tcPr>
+            <w:tcW w:type="dxa" w:w="4032"/>
+            <w:shd w:fill="f0f4f8"/>
+          </w:tcPr>
+          <w:p>
+            <w:r/>
+            <w:r>
+              <w:rPr>
+                <w:rFonts w:ascii="Calibri" w:hAnsi="Calibri"/>
+                <w:b w:val="0"/>
+                <w:sz w:val="18"/>
+              </w:rPr>
+              <w:t>09_pipeline_diagram/pipeline_architecture.png</w:t>
+            </w:r>
+          </w:p>
+        </w:tc>
+        <w:tc>
+          <w:tcPr>
+            <w:tcW w:type="dxa" w:w="1440"/>
+            <w:shd w:fill="f0f4f8"/>
+          </w:tcPr>
+          <w:p>
+            <w:r/>
+            <w:r>
+              <w:rPr>
+                <w:rFonts w:ascii="Calibri" w:hAnsi="Calibri"/>
+                <w:b w:val="0"/>
+                <w:sz w:val="18"/>
+              </w:rPr>
+              <w:t>3</w:t>
+            </w:r>
+          </w:p>
+        </w:tc>
+        <w:tc>
+          <w:tcPr>
+            <w:tcW w:type="dxa" w:w="3600"/>
+            <w:shd w:fill="f0f4f8"/>
+          </w:tcPr>
+          <w:p>
+            <w:r/>
+            <w:r>
+              <w:rPr>
+                <w:rFonts w:ascii="Calibri" w:hAnsi="Calibri"/>
+                <w:b w:val="0"/>
+                <w:sz w:val="18"/>
+              </w:rPr>
+              <w:t>Architecture diagram reference</w:t>
+            </w:r>
+          </w:p>
+        </w:tc>
+      </w:tr>
+      <w:tr>
+        <w:tc>
+          <w:tcPr>
+            <w:tcW w:type="dxa" w:w="432"/>
+          </w:tcPr>
+          <w:p>
+            <w:r/>
+            <w:r>
+              <w:rPr>
+                <w:rFonts w:ascii="Calibri" w:hAnsi="Calibri"/>
+                <w:b w:val="0"/>
+                <w:sz w:val="18"/>
+              </w:rPr>
+              <w:t>3</w:t>
+            </w:r>
+          </w:p>
+        </w:tc>
+        <w:tc>
+          <w:tcPr>
+            <w:tcW w:type="dxa" w:w="4032"/>
+          </w:tcPr>
+          <w:p>
+            <w:r/>
+            <w:r>
+              <w:rPr>
+                <w:rFonts w:ascii="Calibri" w:hAnsi="Calibri"/>
+                <w:b w:val="0"/>
+                <w:sz w:val="18"/>
+              </w:rPr>
+              <w:t>01_plots_for_slides/P2_paper_vs_reality.png</w:t>
+            </w:r>
+          </w:p>
+        </w:tc>
+        <w:tc>
+          <w:tcPr>
+            <w:tcW w:type="dxa" w:w="1440"/>
+          </w:tcPr>
+          <w:p>
+            <w:r/>
+            <w:r>
+              <w:rPr>
+                <w:rFonts w:ascii="Calibri" w:hAnsi="Calibri"/>
+                <w:b w:val="0"/>
+                <w:sz w:val="18"/>
+              </w:rPr>
+              <w:t>4</w:t>
+            </w:r>
+          </w:p>
+        </w:tc>
+        <w:tc>
+          <w:tcPr>
+            <w:tcW w:type="dxa" w:w="3600"/>
+          </w:tcPr>
+          <w:p>
+            <w:r/>
+            <w:r>
+              <w:rPr>
+                <w:rFonts w:ascii="Calibri" w:hAnsi="Calibri"/>
+                <w:b w:val="0"/>
+                <w:sz w:val="18"/>
+              </w:rPr>
+              <w:t>Paper 25.4% vs real-world 64.1% bar chart</w:t>
+            </w:r>
+          </w:p>
+        </w:tc>
+      </w:tr>
+    </w:tbl>
     <w:p/>
+    <w:p/>
     <w:p>
       <w:pPr>
         <w:shd w:fill="eef6ee"/>
@@ -2507,21 +3493,77 @@
           <w:color w:val="2D2D2D"/>
           <w:sz w:val="18"/>
         </w:rPr>
-        <w:t>Left-to-right flow: Video → AV-HuBERT (Visual Encoder) → LLaMA-2 (Language Model) → Text</w:t>
-      </w:r>
-    </w:p>
-    <w:p>
-      <w:pPr>
-        <w:shd w:fill="eef6ee"/>
-        <w:spacing w:after="0" w:before="0"/>
-      </w:pPr>
-      <w:r>
-        <w:rPr>
-          <w:rFonts w:ascii="Consolas" w:hAnsi="Consolas"/>
-          <w:color w:val="2D2D2D"/>
-          <w:sz w:val="18"/>
-        </w:rPr>
-        <w:t>One line under each: "Visual features" → "Token-to-text"</w:t>
+        <w:t>Left-to-right flow: Video → AV-HuBERT (Visual Encoder, frozen, 1024-dim)</w:t>
+      </w:r>
+    </w:p>
+    <w:p>
+      <w:pPr>
+        <w:shd w:fill="eef6ee"/>
+        <w:spacing w:after="0" w:before="0"/>
+      </w:pPr>
+      <w:r>
+        <w:rPr>
+          <w:rFonts w:ascii="Consolas" w:hAnsi="Consolas"/>
+          <w:color w:val="2D2D2D"/>
+          <w:sz w:val="18"/>
+        </w:rPr>
+        <w:t>→ Linear Projection (1024→4096) → LLaMA-2-7B (4-bit QLoRA, r=16) → Text</w:t>
+      </w:r>
+    </w:p>
+    <w:p>
+      <w:pPr>
+        <w:shd w:fill="eef6ee"/>
+        <w:spacing w:after="0" w:before="0"/>
+      </w:pPr>
+      <w:r>
+        <w:rPr>
+          <w:rFonts w:ascii="Consolas" w:hAnsi="Consolas"/>
+          <w:color w:val="2D2D2D"/>
+          <w:sz w:val="18"/>
+        </w:rPr>
+        <w:t>One line under each: "Visual features" → "Embedding space" → "Token-to-text"</w:t>
+      </w:r>
+    </w:p>
+    <w:p>
+      <w:pPr>
+        <w:shd w:fill="eef6ee"/>
+        <w:spacing w:after="0" w:before="0"/>
+      </w:pPr>
+      <w:r>
+        <w:rPr>
+          <w:rFonts w:ascii="Consolas" w:hAnsi="Consolas"/>
+          <w:color w:val="2D2D2D"/>
+          <w:sz w:val="18"/>
+        </w:rPr>
+        <w:t>Note: "LLM is swappable — Llama 3.1 8B has same hidden size (4096),</w:t>
+      </w:r>
+    </w:p>
+    <w:p>
+      <w:pPr>
+        <w:shd w:fill="eef6ee"/>
+        <w:spacing w:after="0" w:before="0"/>
+      </w:pPr>
+      <w:r>
+        <w:rPr>
+          <w:rFonts w:ascii="Consolas" w:hAnsi="Consolas"/>
+          <w:color w:val="2D2D2D"/>
+          <w:sz w:val="18"/>
+        </w:rPr>
+        <w:t>making it a drop-in replacement (1-2 hours setup). Only 12.6M</w:t>
+      </w:r>
+    </w:p>
+    <w:p>
+      <w:pPr>
+        <w:shd w:fill="eef6ee"/>
+        <w:spacing w:after="0" w:before="0"/>
+      </w:pPr>
+      <w:r>
+        <w:rPr>
+          <w:rFonts w:ascii="Consolas" w:hAnsi="Consolas"/>
+          <w:color w:val="2D2D2D"/>
+          <w:sz w:val="18"/>
+        </w:rPr>
+        <w:t>trainable params (0.19%) via LoRA adapters."</w:t>
       </w:r>
     </w:p>
     <w:p>
@@ -2681,10 +3723,806 @@
           <w:i w:val="0"/>
           <w:sz w:val="22"/>
         </w:rPr>
-        <w:t>This prompt generates Slides 5-16.</w:t>
-      </w:r>
-    </w:p>
+        <w:t>This prompt generates Slides 5-16. Upload the 10 files listed below together with the prompt.</w:t>
+      </w:r>
+    </w:p>
+    <w:p>
+      <w:pPr>
+        <w:pStyle w:val="Heading3"/>
+      </w:pPr>
+      <w:r>
+        <w:rPr>
+          <w:rFonts w:ascii="Calibri" w:hAnsi="Calibri"/>
+          <w:color w:val="3A6A9C"/>
+        </w:rPr>
+        <w:t>Upload These Files With the Prompt</w:t>
+      </w:r>
+    </w:p>
+    <w:p>
+      <w:pPr>
+        <w:spacing w:after="120"/>
+      </w:pPr>
+      <w:r>
+        <w:rPr>
+          <w:rFonts w:ascii="Calibri" w:hAnsi="Calibri"/>
+          <w:b w:val="0"/>
+          <w:i/>
+          <w:color w:val="666666"/>
+          <w:sz w:val="20"/>
+        </w:rPr>
+        <w:t>Attach these files to the Gemini conversation when pasting the prompt above. Gemini will use the images as visual reference and the reports for data context.</w:t>
+      </w:r>
+    </w:p>
+    <w:tbl>
+      <w:tblPr>
+        <w:tblStyle w:val="TableGrid"/>
+        <w:tblW w:type="auto" w:w="0"/>
+        <w:jc w:val="center"/>
+        <w:tblLook w:firstColumn="1" w:firstRow="1" w:lastColumn="0" w:lastRow="0" w:noHBand="0" w:noVBand="1" w:val="04A0"/>
+      </w:tblPr>
+      <w:tblGrid>
+        <w:gridCol w:w="2268"/>
+        <w:gridCol w:w="2268"/>
+        <w:gridCol w:w="2268"/>
+        <w:gridCol w:w="2268"/>
+      </w:tblGrid>
+      <w:tr>
+        <w:tc>
+          <w:tcPr>
+            <w:tcW w:type="dxa" w:w="432"/>
+            <w:shd w:fill="1a3a5c"/>
+          </w:tcPr>
+          <w:p>
+            <w:r/>
+            <w:r>
+              <w:rPr>
+                <w:rFonts w:ascii="Calibri" w:hAnsi="Calibri"/>
+                <w:b/>
+                <w:color w:val="FFFFFF"/>
+                <w:sz w:val="18"/>
+              </w:rPr>
+              <w:t>#</w:t>
+            </w:r>
+          </w:p>
+        </w:tc>
+        <w:tc>
+          <w:tcPr>
+            <w:tcW w:type="dxa" w:w="4032"/>
+            <w:shd w:fill="1a3a5c"/>
+          </w:tcPr>
+          <w:p>
+            <w:r/>
+            <w:r>
+              <w:rPr>
+                <w:rFonts w:ascii="Calibri" w:hAnsi="Calibri"/>
+                <w:b/>
+                <w:color w:val="FFFFFF"/>
+                <w:sz w:val="18"/>
+              </w:rPr>
+              <w:t>File</w:t>
+            </w:r>
+          </w:p>
+        </w:tc>
+        <w:tc>
+          <w:tcPr>
+            <w:tcW w:type="dxa" w:w="1440"/>
+            <w:shd w:fill="1a3a5c"/>
+          </w:tcPr>
+          <w:p>
+            <w:r/>
+            <w:r>
+              <w:rPr>
+                <w:rFonts w:ascii="Calibri" w:hAnsi="Calibri"/>
+                <w:b/>
+                <w:color w:val="FFFFFF"/>
+                <w:sz w:val="18"/>
+              </w:rPr>
+              <w:t>For Slide(s)</w:t>
+            </w:r>
+          </w:p>
+        </w:tc>
+        <w:tc>
+          <w:tcPr>
+            <w:tcW w:type="dxa" w:w="3600"/>
+            <w:shd w:fill="1a3a5c"/>
+          </w:tcPr>
+          <w:p>
+            <w:r/>
+            <w:r>
+              <w:rPr>
+                <w:rFonts w:ascii="Calibri" w:hAnsi="Calibri"/>
+                <w:b/>
+                <w:color w:val="FFFFFF"/>
+                <w:sz w:val="18"/>
+              </w:rPr>
+              <w:t>Purpose</w:t>
+            </w:r>
+          </w:p>
+        </w:tc>
+      </w:tr>
+      <w:tr>
+        <w:tc>
+          <w:tcPr>
+            <w:tcW w:type="dxa" w:w="432"/>
+          </w:tcPr>
+          <w:p>
+            <w:r/>
+            <w:r>
+              <w:rPr>
+                <w:rFonts w:ascii="Calibri" w:hAnsi="Calibri"/>
+                <w:b w:val="0"/>
+                <w:sz w:val="18"/>
+              </w:rPr>
+              <w:t>1</w:t>
+            </w:r>
+          </w:p>
+        </w:tc>
+        <w:tc>
+          <w:tcPr>
+            <w:tcW w:type="dxa" w:w="4032"/>
+          </w:tcPr>
+          <w:p>
+            <w:r/>
+            <w:r>
+              <w:rPr>
+                <w:rFonts w:ascii="Calibri" w:hAnsi="Calibri"/>
+                <w:b w:val="0"/>
+                <w:sz w:val="18"/>
+              </w:rPr>
+              <w:t>01_plots_for_slides/P1_quality_tiers.png</w:t>
+            </w:r>
+          </w:p>
+        </w:tc>
+        <w:tc>
+          <w:tcPr>
+            <w:tcW w:type="dxa" w:w="1440"/>
+          </w:tcPr>
+          <w:p>
+            <w:r/>
+            <w:r>
+              <w:rPr>
+                <w:rFonts w:ascii="Calibri" w:hAnsi="Calibri"/>
+                <w:b w:val="0"/>
+                <w:sz w:val="18"/>
+              </w:rPr>
+              <w:t>5</w:t>
+            </w:r>
+          </w:p>
+        </w:tc>
+        <w:tc>
+          <w:tcPr>
+            <w:tcW w:type="dxa" w:w="3600"/>
+          </w:tcPr>
+          <w:p>
+            <w:r/>
+            <w:r>
+              <w:rPr>
+                <w:rFonts w:ascii="Calibri" w:hAnsi="Calibri"/>
+                <w:b w:val="0"/>
+                <w:sz w:val="18"/>
+              </w:rPr>
+              <w:t>WER quality tier distribution (5 tiers)</w:t>
+            </w:r>
+          </w:p>
+        </w:tc>
+      </w:tr>
+      <w:tr>
+        <w:tc>
+          <w:tcPr>
+            <w:tcW w:type="dxa" w:w="432"/>
+            <w:shd w:fill="f0f4f8"/>
+          </w:tcPr>
+          <w:p>
+            <w:r/>
+            <w:r>
+              <w:rPr>
+                <w:rFonts w:ascii="Calibri" w:hAnsi="Calibri"/>
+                <w:b w:val="0"/>
+                <w:sz w:val="18"/>
+              </w:rPr>
+              <w:t>2</w:t>
+            </w:r>
+          </w:p>
+        </w:tc>
+        <w:tc>
+          <w:tcPr>
+            <w:tcW w:type="dxa" w:w="4032"/>
+            <w:shd w:fill="f0f4f8"/>
+          </w:tcPr>
+          <w:p>
+            <w:r/>
+            <w:r>
+              <w:rPr>
+                <w:rFonts w:ascii="Calibri" w:hAnsi="Calibri"/>
+                <w:b w:val="0"/>
+                <w:sz w:val="18"/>
+              </w:rPr>
+              <w:t>01_plots_for_slides/09_boxplot_wwer_all_experiments.png</w:t>
+            </w:r>
+          </w:p>
+        </w:tc>
+        <w:tc>
+          <w:tcPr>
+            <w:tcW w:type="dxa" w:w="1440"/>
+            <w:shd w:fill="f0f4f8"/>
+          </w:tcPr>
+          <w:p>
+            <w:r/>
+            <w:r>
+              <w:rPr>
+                <w:rFonts w:ascii="Calibri" w:hAnsi="Calibri"/>
+                <w:b w:val="0"/>
+                <w:sz w:val="18"/>
+              </w:rPr>
+              <w:t>9</w:t>
+            </w:r>
+          </w:p>
+        </w:tc>
+        <w:tc>
+          <w:tcPr>
+            <w:tcW w:type="dxa" w:w="3600"/>
+            <w:shd w:fill="f0f4f8"/>
+          </w:tcPr>
+          <w:p>
+            <w:r/>
+            <w:r>
+              <w:rPr>
+                <w:rFonts w:ascii="Calibri" w:hAnsi="Calibri"/>
+                <w:b w:val="0"/>
+                <w:sz w:val="18"/>
+              </w:rPr>
+              <w:t>WWER boxplot across 13 experiments</w:t>
+            </w:r>
+          </w:p>
+        </w:tc>
+      </w:tr>
+      <w:tr>
+        <w:tc>
+          <w:tcPr>
+            <w:tcW w:type="dxa" w:w="432"/>
+          </w:tcPr>
+          <w:p>
+            <w:r/>
+            <w:r>
+              <w:rPr>
+                <w:rFonts w:ascii="Calibri" w:hAnsi="Calibri"/>
+                <w:b w:val="0"/>
+                <w:sz w:val="18"/>
+              </w:rPr>
+              <w:t>3</w:t>
+            </w:r>
+          </w:p>
+        </w:tc>
+        <w:tc>
+          <w:tcPr>
+            <w:tcW w:type="dxa" w:w="4032"/>
+          </w:tcPr>
+          <w:p>
+            <w:r/>
+            <w:r>
+              <w:rPr>
+                <w:rFonts w:ascii="Calibri" w:hAnsi="Calibri"/>
+                <w:b w:val="0"/>
+                <w:sz w:val="18"/>
+              </w:rPr>
+              <w:t>01_plots_for_slides/01_wer_vs_duration.png</w:t>
+            </w:r>
+          </w:p>
+        </w:tc>
+        <w:tc>
+          <w:tcPr>
+            <w:tcW w:type="dxa" w:w="1440"/>
+          </w:tcPr>
+          <w:p>
+            <w:r/>
+            <w:r>
+              <w:rPr>
+                <w:rFonts w:ascii="Calibri" w:hAnsi="Calibri"/>
+                <w:b w:val="0"/>
+                <w:sz w:val="18"/>
+              </w:rPr>
+              <w:t>10</w:t>
+            </w:r>
+          </w:p>
+        </w:tc>
+        <w:tc>
+          <w:tcPr>
+            <w:tcW w:type="dxa" w:w="3600"/>
+          </w:tcPr>
+          <w:p>
+            <w:r/>
+            <w:r>
+              <w:rPr>
+                <w:rFonts w:ascii="Calibri" w:hAnsi="Calibri"/>
+                <w:b w:val="0"/>
+                <w:sz w:val="18"/>
+              </w:rPr>
+              <w:t>WER vs segment duration scatter</w:t>
+            </w:r>
+          </w:p>
+        </w:tc>
+      </w:tr>
+      <w:tr>
+        <w:tc>
+          <w:tcPr>
+            <w:tcW w:type="dxa" w:w="432"/>
+            <w:shd w:fill="f0f4f8"/>
+          </w:tcPr>
+          <w:p>
+            <w:r/>
+            <w:r>
+              <w:rPr>
+                <w:rFonts w:ascii="Calibri" w:hAnsi="Calibri"/>
+                <w:b w:val="0"/>
+                <w:sz w:val="18"/>
+              </w:rPr>
+              <w:t>4</w:t>
+            </w:r>
+          </w:p>
+        </w:tc>
+        <w:tc>
+          <w:tcPr>
+            <w:tcW w:type="dxa" w:w="4032"/>
+            <w:shd w:fill="f0f4f8"/>
+          </w:tcPr>
+          <w:p>
+            <w:r/>
+            <w:r>
+              <w:rPr>
+                <w:rFonts w:ascii="Calibri" w:hAnsi="Calibri"/>
+                <w:b w:val="0"/>
+                <w:sz w:val="18"/>
+              </w:rPr>
+              <w:t>01_plots_for_slides/14_nea_vs_wwer_scatter.png</w:t>
+            </w:r>
+          </w:p>
+        </w:tc>
+        <w:tc>
+          <w:tcPr>
+            <w:tcW w:type="dxa" w:w="1440"/>
+            <w:shd w:fill="f0f4f8"/>
+          </w:tcPr>
+          <w:p>
+            <w:r/>
+            <w:r>
+              <w:rPr>
+                <w:rFonts w:ascii="Calibri" w:hAnsi="Calibri"/>
+                <w:b w:val="0"/>
+                <w:sz w:val="18"/>
+              </w:rPr>
+              <w:t>11</w:t>
+            </w:r>
+          </w:p>
+        </w:tc>
+        <w:tc>
+          <w:tcPr>
+            <w:tcW w:type="dxa" w:w="3600"/>
+            <w:shd w:fill="f0f4f8"/>
+          </w:tcPr>
+          <w:p>
+            <w:r/>
+            <w:r>
+              <w:rPr>
+                <w:rFonts w:ascii="Calibri" w:hAnsi="Calibri"/>
+                <w:b w:val="0"/>
+                <w:sz w:val="18"/>
+              </w:rPr>
+              <w:t>Named entity accuracy vs WWER</w:t>
+            </w:r>
+          </w:p>
+        </w:tc>
+      </w:tr>
+      <w:tr>
+        <w:tc>
+          <w:tcPr>
+            <w:tcW w:type="dxa" w:w="432"/>
+          </w:tcPr>
+          <w:p>
+            <w:r/>
+            <w:r>
+              <w:rPr>
+                <w:rFonts w:ascii="Calibri" w:hAnsi="Calibri"/>
+                <w:b w:val="0"/>
+                <w:sz w:val="18"/>
+              </w:rPr>
+              <w:t>5</w:t>
+            </w:r>
+          </w:p>
+        </w:tc>
+        <w:tc>
+          <w:tcPr>
+            <w:tcW w:type="dxa" w:w="4032"/>
+          </w:tcPr>
+          <w:p>
+            <w:r/>
+            <w:r>
+              <w:rPr>
+                <w:rFonts w:ascii="Calibri" w:hAnsi="Calibri"/>
+                <w:b w:val="0"/>
+                <w:sz w:val="18"/>
+              </w:rPr>
+              <w:t>01_plots_for_slides/10_empty_and_hallucination_rates.png</w:t>
+            </w:r>
+          </w:p>
+        </w:tc>
+        <w:tc>
+          <w:tcPr>
+            <w:tcW w:type="dxa" w:w="1440"/>
+          </w:tcPr>
+          <w:p>
+            <w:r/>
+            <w:r>
+              <w:rPr>
+                <w:rFonts w:ascii="Calibri" w:hAnsi="Calibri"/>
+                <w:b w:val="0"/>
+                <w:sz w:val="18"/>
+              </w:rPr>
+              <w:t>12</w:t>
+            </w:r>
+          </w:p>
+        </w:tc>
+        <w:tc>
+          <w:tcPr>
+            <w:tcW w:type="dxa" w:w="3600"/>
+          </w:tcPr>
+          <w:p>
+            <w:r/>
+            <w:r>
+              <w:rPr>
+                <w:rFonts w:ascii="Calibri" w:hAnsi="Calibri"/>
+                <w:b w:val="0"/>
+                <w:sz w:val="18"/>
+              </w:rPr>
+              <w:t>Empty &amp; hallucination rates per config</w:t>
+            </w:r>
+          </w:p>
+        </w:tc>
+      </w:tr>
+      <w:tr>
+        <w:tc>
+          <w:tcPr>
+            <w:tcW w:type="dxa" w:w="432"/>
+            <w:shd w:fill="f0f4f8"/>
+          </w:tcPr>
+          <w:p>
+            <w:r/>
+            <w:r>
+              <w:rPr>
+                <w:rFonts w:ascii="Calibri" w:hAnsi="Calibri"/>
+                <w:b w:val="0"/>
+                <w:sz w:val="18"/>
+              </w:rPr>
+              <w:t>6</w:t>
+            </w:r>
+          </w:p>
+        </w:tc>
+        <w:tc>
+          <w:tcPr>
+            <w:tcW w:type="dxa" w:w="4032"/>
+            <w:shd w:fill="f0f4f8"/>
+          </w:tcPr>
+          <w:p>
+            <w:r/>
+            <w:r>
+              <w:rPr>
+                <w:rFonts w:ascii="Calibri" w:hAnsi="Calibri"/>
+                <w:b w:val="0"/>
+                <w:sz w:val="18"/>
+              </w:rPr>
+              <w:t>01_plots_for_slides/16_improvement_J_vs_A.png</w:t>
+            </w:r>
+          </w:p>
+        </w:tc>
+        <w:tc>
+          <w:tcPr>
+            <w:tcW w:type="dxa" w:w="1440"/>
+            <w:shd w:fill="f0f4f8"/>
+          </w:tcPr>
+          <w:p>
+            <w:r/>
+            <w:r>
+              <w:rPr>
+                <w:rFonts w:ascii="Calibri" w:hAnsi="Calibri"/>
+                <w:b w:val="0"/>
+                <w:sz w:val="18"/>
+              </w:rPr>
+              <w:t>12</w:t>
+            </w:r>
+          </w:p>
+        </w:tc>
+        <w:tc>
+          <w:tcPr>
+            <w:tcW w:type="dxa" w:w="3600"/>
+            <w:shd w:fill="f0f4f8"/>
+          </w:tcPr>
+          <w:p>
+            <w:r/>
+            <w:r>
+              <w:rPr>
+                <w:rFonts w:ascii="Calibri" w:hAnsi="Calibri"/>
+                <w:b w:val="0"/>
+                <w:sz w:val="18"/>
+              </w:rPr>
+              <w:t>Per-segment improvement Config J vs baseline</w:t>
+            </w:r>
+          </w:p>
+        </w:tc>
+      </w:tr>
+      <w:tr>
+        <w:tc>
+          <w:tcPr>
+            <w:tcW w:type="dxa" w:w="432"/>
+          </w:tcPr>
+          <w:p>
+            <w:r/>
+            <w:r>
+              <w:rPr>
+                <w:rFonts w:ascii="Calibri" w:hAnsi="Calibri"/>
+                <w:b w:val="0"/>
+                <w:sz w:val="18"/>
+              </w:rPr>
+              <w:t>7</w:t>
+            </w:r>
+          </w:p>
+        </w:tc>
+        <w:tc>
+          <w:tcPr>
+            <w:tcW w:type="dxa" w:w="4032"/>
+          </w:tcPr>
+          <w:p>
+            <w:r/>
+            <w:r>
+              <w:rPr>
+                <w:rFonts w:ascii="Calibri" w:hAnsi="Calibri"/>
+                <w:b w:val="0"/>
+                <w:sz w:val="18"/>
+              </w:rPr>
+              <w:t>01_plots_for_slides/P4_lenpen_sensitivity.png</w:t>
+            </w:r>
+          </w:p>
+        </w:tc>
+        <w:tc>
+          <w:tcPr>
+            <w:tcW w:type="dxa" w:w="1440"/>
+          </w:tcPr>
+          <w:p>
+            <w:r/>
+            <w:r>
+              <w:rPr>
+                <w:rFonts w:ascii="Calibri" w:hAnsi="Calibri"/>
+                <w:b w:val="0"/>
+                <w:sz w:val="18"/>
+              </w:rPr>
+              <w:t>13</w:t>
+            </w:r>
+          </w:p>
+        </w:tc>
+        <w:tc>
+          <w:tcPr>
+            <w:tcW w:type="dxa" w:w="3600"/>
+          </w:tcPr>
+          <w:p>
+            <w:r/>
+            <w:r>
+              <w:rPr>
+                <w:rFonts w:ascii="Calibri" w:hAnsi="Calibri"/>
+                <w:b w:val="0"/>
+                <w:sz w:val="18"/>
+              </w:rPr>
+              <w:t>Length penalty sensitivity (tornado chart)</w:t>
+            </w:r>
+          </w:p>
+        </w:tc>
+      </w:tr>
+      <w:tr>
+        <w:tc>
+          <w:tcPr>
+            <w:tcW w:type="dxa" w:w="432"/>
+            <w:shd w:fill="f0f4f8"/>
+          </w:tcPr>
+          <w:p>
+            <w:r/>
+            <w:r>
+              <w:rPr>
+                <w:rFonts w:ascii="Calibri" w:hAnsi="Calibri"/>
+                <w:b w:val="0"/>
+                <w:sz w:val="18"/>
+              </w:rPr>
+              <w:t>8</w:t>
+            </w:r>
+          </w:p>
+        </w:tc>
+        <w:tc>
+          <w:tcPr>
+            <w:tcW w:type="dxa" w:w="4032"/>
+            <w:shd w:fill="f0f4f8"/>
+          </w:tcPr>
+          <w:p>
+            <w:r/>
+            <w:r>
+              <w:rPr>
+                <w:rFonts w:ascii="Calibri" w:hAnsi="Calibri"/>
+                <w:b w:val="0"/>
+                <w:sz w:val="18"/>
+              </w:rPr>
+              <w:t>03_reports_md/intelligibility_methodology.md</w:t>
+            </w:r>
+          </w:p>
+        </w:tc>
+        <w:tc>
+          <w:tcPr>
+            <w:tcW w:type="dxa" w:w="1440"/>
+            <w:shd w:fill="f0f4f8"/>
+          </w:tcPr>
+          <w:p>
+            <w:r/>
+            <w:r>
+              <w:rPr>
+                <w:rFonts w:ascii="Calibri" w:hAnsi="Calibri"/>
+                <w:b w:val="0"/>
+                <w:sz w:val="18"/>
+              </w:rPr>
+              <w:t>7</w:t>
+            </w:r>
+          </w:p>
+        </w:tc>
+        <w:tc>
+          <w:tcPr>
+            <w:tcW w:type="dxa" w:w="3600"/>
+            <w:shd w:fill="f0f4f8"/>
+          </w:tcPr>
+          <w:p>
+            <w:r/>
+            <w:r>
+              <w:rPr>
+                <w:rFonts w:ascii="Calibri" w:hAnsi="Calibri"/>
+                <w:b w:val="0"/>
+                <w:sz w:val="18"/>
+              </w:rPr>
+              <w:t>Full IS methodology (6 signals, tiers, patterns)</w:t>
+            </w:r>
+          </w:p>
+        </w:tc>
+      </w:tr>
+      <w:tr>
+        <w:tc>
+          <w:tcPr>
+            <w:tcW w:type="dxa" w:w="432"/>
+          </w:tcPr>
+          <w:p>
+            <w:r/>
+            <w:r>
+              <w:rPr>
+                <w:rFonts w:ascii="Calibri" w:hAnsi="Calibri"/>
+                <w:b w:val="0"/>
+                <w:sz w:val="18"/>
+              </w:rPr>
+              <w:t>9</w:t>
+            </w:r>
+          </w:p>
+        </w:tc>
+        <w:tc>
+          <w:tcPr>
+            <w:tcW w:type="dxa" w:w="4032"/>
+          </w:tcPr>
+          <w:p>
+            <w:r/>
+            <w:r>
+              <w:rPr>
+                <w:rFonts w:ascii="Calibri" w:hAnsi="Calibri"/>
+                <w:b w:val="0"/>
+                <w:sz w:val="18"/>
+              </w:rPr>
+              <w:t>03_reports_md/is_correlation_analysis.md</w:t>
+            </w:r>
+          </w:p>
+        </w:tc>
+        <w:tc>
+          <w:tcPr>
+            <w:tcW w:type="dxa" w:w="1440"/>
+          </w:tcPr>
+          <w:p>
+            <w:r/>
+            <w:r>
+              <w:rPr>
+                <w:rFonts w:ascii="Calibri" w:hAnsi="Calibri"/>
+                <w:b w:val="0"/>
+                <w:sz w:val="18"/>
+              </w:rPr>
+              <w:t>7, 13</w:t>
+            </w:r>
+          </w:p>
+        </w:tc>
+        <w:tc>
+          <w:tcPr>
+            <w:tcW w:type="dxa" w:w="3600"/>
+          </w:tcPr>
+          <w:p>
+            <w:r/>
+            <w:r>
+              <w:rPr>
+                <w:rFonts w:ascii="Calibri" w:hAnsi="Calibri"/>
+                <w:b w:val="0"/>
+                <w:sz w:val="18"/>
+              </w:rPr>
+              <w:t>Cross-config validation, LLM judge, variance</w:t>
+            </w:r>
+          </w:p>
+        </w:tc>
+      </w:tr>
+      <w:tr>
+        <w:tc>
+          <w:tcPr>
+            <w:tcW w:type="dxa" w:w="432"/>
+            <w:shd w:fill="f0f4f8"/>
+          </w:tcPr>
+          <w:p>
+            <w:r/>
+            <w:r>
+              <w:rPr>
+                <w:rFonts w:ascii="Calibri" w:hAnsi="Calibri"/>
+                <w:b w:val="0"/>
+                <w:sz w:val="18"/>
+              </w:rPr>
+              <w:t>10</w:t>
+            </w:r>
+          </w:p>
+        </w:tc>
+        <w:tc>
+          <w:tcPr>
+            <w:tcW w:type="dxa" w:w="4032"/>
+            <w:shd w:fill="f0f4f8"/>
+          </w:tcPr>
+          <w:p>
+            <w:r/>
+            <w:r>
+              <w:rPr>
+                <w:rFonts w:ascii="Calibri" w:hAnsi="Calibri"/>
+                <w:b w:val="0"/>
+                <w:sz w:val="18"/>
+              </w:rPr>
+              <w:t>03_reports_md/report_1_executive_assessment.md</w:t>
+            </w:r>
+          </w:p>
+        </w:tc>
+        <w:tc>
+          <w:tcPr>
+            <w:tcW w:type="dxa" w:w="1440"/>
+            <w:shd w:fill="f0f4f8"/>
+          </w:tcPr>
+          <w:p>
+            <w:r/>
+            <w:r>
+              <w:rPr>
+                <w:rFonts w:ascii="Calibri" w:hAnsi="Calibri"/>
+                <w:b w:val="0"/>
+                <w:sz w:val="18"/>
+              </w:rPr>
+              <w:t>5, 8, 10</w:t>
+            </w:r>
+          </w:p>
+        </w:tc>
+        <w:tc>
+          <w:tcPr>
+            <w:tcW w:type="dxa" w:w="3600"/>
+            <w:shd w:fill="f0f4f8"/>
+          </w:tcPr>
+          <w:p>
+            <w:r/>
+            <w:r>
+              <w:rPr>
+                <w:rFonts w:ascii="Calibri" w:hAnsi="Calibri"/>
+                <w:b w:val="0"/>
+                <w:sz w:val="18"/>
+              </w:rPr>
+              <w:t>Reality gap data, failure modes, topic analysis</w:t>
+            </w:r>
+          </w:p>
+        </w:tc>
+      </w:tr>
+    </w:tbl>
     <w:p/>
+    <w:p/>
     <w:p>
       <w:pPr>
         <w:shd w:fill="eef6ee"/>
@@ -3223,7 +5061,90 @@
           <w:color w:val="2D2D2D"/>
           <w:sz w:val="18"/>
         </w:rPr>
-        <w:t>Correlation validation (adds credibility):</w:t>
+        <w:t>Methodology note: IS was designed using LLM-distilled evaluation —</w:t>
+      </w:r>
+    </w:p>
+    <w:p>
+      <w:pPr>
+        <w:shd w:fill="eef6ee"/>
+        <w:spacing w:after="0" w:before="0"/>
+      </w:pPr>
+      <w:r>
+        <w:rPr>
+          <w:rFonts w:ascii="Consolas" w:hAnsi="Consolas"/>
+          <w:color w:val="2D2D2D"/>
+          <w:sz w:val="18"/>
+        </w:rPr>
+        <w:t>Claude (Anthropic) designed the 5-step rubric, selected the 6</w:t>
+      </w:r>
+    </w:p>
+    <w:p>
+      <w:pPr>
+        <w:shd w:fill="eef6ee"/>
+        <w:spacing w:after="0" w:before="0"/>
+      </w:pPr>
+      <w:r>
+        <w:rPr>
+          <w:rFonts w:ascii="Consolas" w:hAnsi="Consolas"/>
+          <w:color w:val="2D2D2D"/>
+          <w:sz w:val="18"/>
+        </w:rPr>
+        <w:t>signals and weights, defined tier boundaries, and classified all</w:t>
+      </w:r>
+    </w:p>
+    <w:p>
+      <w:pPr>
+        <w:shd w:fill="eef6ee"/>
+        <w:spacing w:after="0" w:before="0"/>
+      </w:pPr>
+      <w:r>
+        <w:rPr>
+          <w:rFonts w:ascii="Consolas" w:hAnsi="Consolas"/>
+          <w:color w:val="2D2D2D"/>
+          <w:sz w:val="18"/>
+        </w:rPr>
+        <w:t>failure/success patterns. This is "what an LLM expert would score"</w:t>
+      </w:r>
+    </w:p>
+    <w:p>
+      <w:pPr>
+        <w:shd w:fill="eef6ee"/>
+        <w:spacing w:after="0" w:before="0"/>
+      </w:pPr>
+      <w:r>
+        <w:rPr>
+          <w:rFonts w:ascii="Consolas" w:hAnsi="Consolas"/>
+          <w:color w:val="2D2D2D"/>
+          <w:sz w:val="18"/>
+        </w:rPr>
+        <w:t>made deterministic, free, and decomposable.</w:t>
+      </w:r>
+    </w:p>
+    <w:p>
+      <w:pPr>
+        <w:shd w:fill="eef6ee"/>
+        <w:spacing w:after="0" w:before="0"/>
+      </w:pPr>
+      <w:r>
+        <w:rPr>
+          <w:rFonts w:ascii="Consolas" w:hAnsi="Consolas"/>
+          <w:color w:val="2D2D2D"/>
+          <w:sz w:val="18"/>
+        </w:rPr>
+      </w:r>
+    </w:p>
+    <w:p>
+      <w:pPr>
+        <w:shd w:fill="eef6ee"/>
+        <w:spacing w:after="0" w:before="0"/>
+      </w:pPr>
+      <w:r>
+        <w:rPr>
+          <w:rFonts w:ascii="Consolas" w:hAnsi="Consolas"/>
+          <w:color w:val="2D2D2D"/>
+          <w:sz w:val="18"/>
+        </w:rPr>
+        <w:t>Statistical validation (tested across 16 decode configs):</w:t>
       </w:r>
     </w:p>
     <w:p>
@@ -3251,7 +5172,7 @@
           <w:color w:val="2D2D2D"/>
           <w:sz w:val="18"/>
         </w:rPr>
-        <w:t xml:space="preserve">  (1) Word accuracy (~60% of IS variance: WER, WWER, Phonetic, all r&gt;0.80)</w:t>
+        <w:t xml:space="preserve">  (1) Word accuracy (~60% of IS variance: WER, WWER, Phonetic)</w:t>
       </w:r>
     </w:p>
     <w:p>
@@ -3293,63 +5214,119 @@
           <w:color w:val="2D2D2D"/>
           <w:sz w:val="18"/>
         </w:rPr>
-        <w:t>- Phonetic Similarity has highest single-signal correlation (r=0.943)</w:t>
-      </w:r>
-    </w:p>
-    <w:p>
-      <w:pPr>
-        <w:shd w:fill="eef6ee"/>
-        <w:spacing w:after="0" w:before="0"/>
-      </w:pPr>
-      <w:r>
-        <w:rPr>
-          <w:rFonts w:ascii="Consolas" w:hAnsi="Consolas"/>
-          <w:color w:val="2D2D2D"/>
-          <w:sz w:val="18"/>
-        </w:rPr>
-        <w:t>- Semantic dominates variance contribution (28.5%) due to higher weight</w:t>
-      </w:r>
-    </w:p>
-    <w:p>
-      <w:pPr>
-        <w:shd w:fill="eef6ee"/>
-        <w:spacing w:after="0" w:before="0"/>
-      </w:pPr>
-      <w:r>
-        <w:rPr>
-          <w:rFonts w:ascii="Consolas" w:hAnsi="Consolas"/>
-          <w:color w:val="2D2D2D"/>
-          <w:sz w:val="18"/>
-        </w:rPr>
-        <w:t>- NEA F1 contributes disproportionately (17.3% vs its 15% weight)</w:t>
-      </w:r>
-    </w:p>
-    <w:p>
-      <w:pPr>
-        <w:shd w:fill="eef6ee"/>
-        <w:spacing w:after="0" w:before="0"/>
-      </w:pPr>
-      <w:r>
-        <w:rPr>
-          <w:rFonts w:ascii="Consolas" w:hAnsi="Consolas"/>
-          <w:color w:val="2D2D2D"/>
-          <w:sz w:val="18"/>
-        </w:rPr>
-        <w:t>- LLM-knowledge-based judge validates IS: r=0.93 correlation,</w:t>
-      </w:r>
-    </w:p>
-    <w:p>
-      <w:pPr>
-        <w:shd w:fill="eef6ee"/>
-        <w:spacing w:after="0" w:before="0"/>
-      </w:pPr>
-      <w:r>
-        <w:rPr>
-          <w:rFonts w:ascii="Consolas" w:hAnsi="Consolas"/>
-          <w:color w:val="2D2D2D"/>
-          <w:sz w:val="18"/>
-        </w:rPr>
-        <w:t xml:space="preserve">  88.6% agreement with IS &gt;= 3.0 threshold, 99.2% recall</w:t>
+        <w:t>- Semantic, Phonetic, NEA F1 are STABLE across all 16 configs</w:t>
+      </w:r>
+    </w:p>
+    <w:p>
+      <w:pPr>
+        <w:shd w:fill="eef6ee"/>
+        <w:spacing w:after="0" w:before="0"/>
+      </w:pPr>
+      <w:r>
+        <w:rPr>
+          <w:rFonts w:ascii="Consolas" w:hAnsi="Consolas"/>
+          <w:color w:val="2D2D2D"/>
+          <w:sz w:val="18"/>
+        </w:rPr>
+        <w:t xml:space="preserve">  (std &lt; 0.06). WER and Length Ratio are volatile — proves IS</w:t>
+      </w:r>
+    </w:p>
+    <w:p>
+      <w:pPr>
+        <w:shd w:fill="eef6ee"/>
+        <w:spacing w:after="0" w:before="0"/>
+      </w:pPr>
+      <w:r>
+        <w:rPr>
+          <w:rFonts w:ascii="Consolas" w:hAnsi="Consolas"/>
+          <w:color w:val="2D2D2D"/>
+          <w:sz w:val="18"/>
+        </w:rPr>
+        <w:t xml:space="preserve">  is more robust than raw WER for comparing experiments.</w:t>
+      </w:r>
+    </w:p>
+    <w:p>
+      <w:pPr>
+        <w:shd w:fill="eef6ee"/>
+        <w:spacing w:after="0" w:before="0"/>
+      </w:pPr>
+      <w:r>
+        <w:rPr>
+          <w:rFonts w:ascii="Consolas" w:hAnsi="Consolas"/>
+          <w:color w:val="2D2D2D"/>
+          <w:sz w:val="18"/>
+        </w:rPr>
+        <w:t>- LLM heuristic judge: r=0.925 with IS across all 16 configs</w:t>
+      </w:r>
+    </w:p>
+    <w:p>
+      <w:pPr>
+        <w:shd w:fill="eef6ee"/>
+        <w:spacing w:after="0" w:before="0"/>
+      </w:pPr>
+      <w:r>
+        <w:rPr>
+          <w:rFonts w:ascii="Consolas" w:hAnsi="Consolas"/>
+          <w:color w:val="2D2D2D"/>
+          <w:sz w:val="18"/>
+        </w:rPr>
+        <w:t xml:space="preserve">  (std=0.015), 88.6% agreement, 99.2% recall, Cohen's kappa=0.77</w:t>
+      </w:r>
+    </w:p>
+    <w:p>
+      <w:pPr>
+        <w:shd w:fill="eef6ee"/>
+        <w:spacing w:after="0" w:before="0"/>
+      </w:pPr>
+      <w:r>
+        <w:rPr>
+          <w:rFonts w:ascii="Consolas" w:hAnsi="Consolas"/>
+          <w:color w:val="2D2D2D"/>
+          <w:sz w:val="18"/>
+        </w:rPr>
+        <w:t>- Config J has highest IS (2.571) despite +14.8pp higher WER than</w:t>
+      </w:r>
+    </w:p>
+    <w:p>
+      <w:pPr>
+        <w:shd w:fill="eef6ee"/>
+        <w:spacing w:after="0" w:before="0"/>
+      </w:pPr>
+      <w:r>
+        <w:rPr>
+          <w:rFonts w:ascii="Consolas" w:hAnsi="Consolas"/>
+          <w:color w:val="2D2D2D"/>
+          <w:sz w:val="18"/>
+        </w:rPr>
+        <w:t xml:space="preserve">  baseline — IS captures meaning that WER misses.</w:t>
+      </w:r>
+    </w:p>
+    <w:p>
+      <w:pPr>
+        <w:shd w:fill="eef6ee"/>
+        <w:spacing w:after="0" w:before="0"/>
+      </w:pPr>
+      <w:r>
+        <w:rPr>
+          <w:rFonts w:ascii="Consolas" w:hAnsi="Consolas"/>
+          <w:color w:val="2D2D2D"/>
+          <w:sz w:val="18"/>
+        </w:rPr>
+        <w:t>- Per-segment rankings stable across configs (r &gt; 0.92) — the</w:t>
+      </w:r>
+    </w:p>
+    <w:p>
+      <w:pPr>
+        <w:shd w:fill="eef6ee"/>
+        <w:spacing w:after="0" w:before="0"/>
+      </w:pPr>
+      <w:r>
+        <w:rPr>
+          <w:rFonts w:ascii="Consolas" w:hAnsi="Consolas"/>
+          <w:color w:val="2D2D2D"/>
+          <w:sz w:val="18"/>
+        </w:rPr>
+        <w:t xml:space="preserve">  bottleneck is the visual encoder, not decode parameters.</w:t>
       </w:r>
     </w:p>
     <w:p>
@@ -3404,6 +5381,20 @@
           <w:color w:val="2D2D2D"/>
           <w:sz w:val="18"/>
         </w:rPr>
+        <w:t xml:space="preserve">  (Phonetic Sim is also #1 correlate with IS: r=0.943)</w:t>
+      </w:r>
+    </w:p>
+    <w:p>
+      <w:pPr>
+        <w:shd w:fill="eef6ee"/>
+        <w:spacing w:after="0" w:before="0"/>
+      </w:pPr>
+      <w:r>
+        <w:rPr>
+          <w:rFonts w:ascii="Consolas" w:hAnsi="Consolas"/>
+          <w:color w:val="2D2D2D"/>
+          <w:sz w:val="18"/>
+        </w:rPr>
         <w:t>- Minor Errors + High Semantic: 24.5%</w:t>
       </w:r>
     </w:p>
@@ -4560,6 +6551,146 @@
           <w:color w:val="2D2D2D"/>
           <w:sz w:val="18"/>
         </w:rPr>
+        <w:t>Cross-config proof: Per-segment IS rankings are nearly</w:t>
+      </w:r>
+    </w:p>
+    <w:p>
+      <w:pPr>
+        <w:shd w:fill="eef6ee"/>
+        <w:spacing w:after="0" w:before="0"/>
+      </w:pPr>
+      <w:r>
+        <w:rPr>
+          <w:rFonts w:ascii="Consolas" w:hAnsi="Consolas"/>
+          <w:color w:val="2D2D2D"/>
+          <w:sz w:val="18"/>
+        </w:rPr>
+        <w:t>identical across all 16 configs (r &gt; 0.92 for most pairs).</w:t>
+      </w:r>
+    </w:p>
+    <w:p>
+      <w:pPr>
+        <w:shd w:fill="eef6ee"/>
+        <w:spacing w:after="0" w:before="0"/>
+      </w:pPr>
+      <w:r>
+        <w:rPr>
+          <w:rFonts w:ascii="Consolas" w:hAnsi="Consolas"/>
+          <w:color w:val="2D2D2D"/>
+          <w:sz w:val="18"/>
+        </w:rPr>
+        <w:t>The "hard" and "easy" segments stay the same regardless</w:t>
+      </w:r>
+    </w:p>
+    <w:p>
+      <w:pPr>
+        <w:shd w:fill="eef6ee"/>
+        <w:spacing w:after="0" w:before="0"/>
+      </w:pPr>
+      <w:r>
+        <w:rPr>
+          <w:rFonts w:ascii="Consolas" w:hAnsi="Consolas"/>
+          <w:color w:val="2D2D2D"/>
+          <w:sz w:val="18"/>
+        </w:rPr>
+        <w:t>of decode parameters — the bottleneck is the visual encoder,</w:t>
+      </w:r>
+    </w:p>
+    <w:p>
+      <w:pPr>
+        <w:shd w:fill="eef6ee"/>
+        <w:spacing w:after="0" w:before="0"/>
+      </w:pPr>
+      <w:r>
+        <w:rPr>
+          <w:rFonts w:ascii="Consolas" w:hAnsi="Consolas"/>
+          <w:color w:val="2D2D2D"/>
+          <w:sz w:val="18"/>
+        </w:rPr>
+        <w:t>not the decode strategy.</w:t>
+      </w:r>
+    </w:p>
+    <w:p>
+      <w:pPr>
+        <w:shd w:fill="eef6ee"/>
+        <w:spacing w:after="0" w:before="0"/>
+      </w:pPr>
+      <w:r>
+        <w:rPr>
+          <w:rFonts w:ascii="Consolas" w:hAnsi="Consolas"/>
+          <w:color w:val="2D2D2D"/>
+          <w:sz w:val="18"/>
+        </w:rPr>
+        <w:t>Data scarcity (1,273 segments) was the real bottleneck —</w:t>
+      </w:r>
+    </w:p>
+    <w:p>
+      <w:pPr>
+        <w:shd w:fill="eef6ee"/>
+        <w:spacing w:after="0" w:before="0"/>
+      </w:pPr>
+      <w:r>
+        <w:rPr>
+          <w:rFonts w:ascii="Consolas" w:hAnsi="Consolas"/>
+          <w:color w:val="2D2D2D"/>
+          <w:sz w:val="18"/>
+        </w:rPr>
+        <w:t>not model capacity or decode parameters. Three levers remain:</w:t>
+      </w:r>
+    </w:p>
+    <w:p>
+      <w:pPr>
+        <w:shd w:fill="eef6ee"/>
+        <w:spacing w:after="0" w:before="0"/>
+      </w:pPr>
+      <w:r>
+        <w:rPr>
+          <w:rFonts w:ascii="Consolas" w:hAnsi="Consolas"/>
+          <w:color w:val="2D2D2D"/>
+          <w:sz w:val="18"/>
+        </w:rPr>
+        <w:t>(1) scale training data to 20K-50K segments (biggest gain),</w:t>
+      </w:r>
+    </w:p>
+    <w:p>
+      <w:pPr>
+        <w:shd w:fill="eef6ee"/>
+        <w:spacing w:after="0" w:before="0"/>
+      </w:pPr>
+      <w:r>
+        <w:rPr>
+          <w:rFonts w:ascii="Consolas" w:hAnsi="Consolas"/>
+          <w:color w:val="2D2D2D"/>
+          <w:sz w:val="18"/>
+        </w:rPr>
+        <w:t>(2) swap to stronger LLM — Llama 3.1 8B is a drop-in replacement,</w:t>
+      </w:r>
+    </w:p>
+    <w:p>
+      <w:pPr>
+        <w:shd w:fill="eef6ee"/>
+        <w:spacing w:after="0" w:before="0"/>
+      </w:pPr>
+      <w:r>
+        <w:rPr>
+          <w:rFonts w:ascii="Consolas" w:hAnsi="Consolas"/>
+          <w:color w:val="2D2D2D"/>
+          <w:sz w:val="18"/>
+        </w:rPr>
+        <w:t>(3) smart prompts as force multiplier for stronger models.</w:t>
+      </w:r>
+    </w:p>
+    <w:p>
+      <w:pPr>
+        <w:shd w:fill="eef6ee"/>
+        <w:spacing w:after="0" w:before="0"/>
+      </w:pPr>
+      <w:r>
+        <w:rPr>
+          <w:rFonts w:ascii="Consolas" w:hAnsi="Consolas"/>
+          <w:color w:val="2D2D2D"/>
+          <w:sz w:val="18"/>
+        </w:rPr>
         <w:t>Leave space for chart.</w:t>
       </w:r>
     </w:p>
@@ -4809,7 +6940,7 @@
           <w:color w:val="2D2D2D"/>
           <w:sz w:val="18"/>
         </w:rPr>
-        <w:t>Title: "Seven Research Reports + Exp A Training Analysis"</w:t>
+        <w:t>Title: "Eight Research Reports + Exp A Training Analysis"</w:t>
       </w:r>
     </w:p>
     <w:p>
@@ -4936,6 +7067,48 @@
           <w:sz w:val="18"/>
         </w:rPr>
         <w:t xml:space="preserve">   failure mode taxonomy, success patterns, topic/length analysis</w:t>
+      </w:r>
+    </w:p>
+    <w:p>
+      <w:pPr>
+        <w:shd w:fill="eef6ee"/>
+        <w:spacing w:after="0" w:before="0"/>
+      </w:pPr>
+      <w:r>
+        <w:rPr>
+          <w:rFonts w:ascii="Consolas" w:hAnsi="Consolas"/>
+          <w:color w:val="2D2D2D"/>
+          <w:sz w:val="18"/>
+        </w:rPr>
+        <w:t>8. LLM Upgrade Analysis — model alternatives (Llama 3.1 8B drop-in),</w:t>
+      </w:r>
+    </w:p>
+    <w:p>
+      <w:pPr>
+        <w:shd w:fill="eef6ee"/>
+        <w:spacing w:after="0" w:before="0"/>
+      </w:pPr>
+      <w:r>
+        <w:rPr>
+          <w:rFonts w:ascii="Consolas" w:hAnsi="Consolas"/>
+          <w:color w:val="2D2D2D"/>
+          <w:sz w:val="18"/>
+        </w:rPr>
+        <w:t xml:space="preserve">   data scaling projections, prompt strategies as force multiplier,</w:t>
+      </w:r>
+    </w:p>
+    <w:p>
+      <w:pPr>
+        <w:shd w:fill="eef6ee"/>
+        <w:spacing w:after="0" w:before="0"/>
+      </w:pPr>
+      <w:r>
+        <w:rPr>
+          <w:rFonts w:ascii="Consolas" w:hAnsi="Consolas"/>
+          <w:color w:val="2D2D2D"/>
+          <w:sz w:val="18"/>
+        </w:rPr>
+        <w:t xml:space="preserve">   GER post-processing, investment roadmap to 27-42% WER</w:t>
       </w:r>
     </w:p>
     <w:p>
@@ -5012,10 +7185,464 @@
           <w:i w:val="0"/>
           <w:sz w:val="22"/>
         </w:rPr>
-        <w:t>This prompt generates Slides 17-23.</w:t>
-      </w:r>
-    </w:p>
+        <w:t>This prompt generates Slides 17-23. Upload the 5 files listed below together with the prompt.</w:t>
+      </w:r>
+    </w:p>
+    <w:p>
+      <w:pPr>
+        <w:pStyle w:val="Heading3"/>
+      </w:pPr>
+      <w:r>
+        <w:rPr>
+          <w:rFonts w:ascii="Calibri" w:hAnsi="Calibri"/>
+          <w:color w:val="3A6A9C"/>
+        </w:rPr>
+        <w:t>Upload These Files With the Prompt</w:t>
+      </w:r>
+    </w:p>
+    <w:p>
+      <w:pPr>
+        <w:spacing w:after="120"/>
+      </w:pPr>
+      <w:r>
+        <w:rPr>
+          <w:rFonts w:ascii="Calibri" w:hAnsi="Calibri"/>
+          <w:b w:val="0"/>
+          <w:i/>
+          <w:color w:val="666666"/>
+          <w:sz w:val="20"/>
+        </w:rPr>
+        <w:t>Attach these files to the Gemini conversation when pasting the prompt above. Gemini will use the images as visual reference and the reports for data context.</w:t>
+      </w:r>
+    </w:p>
+    <w:tbl>
+      <w:tblPr>
+        <w:tblStyle w:val="TableGrid"/>
+        <w:tblW w:type="auto" w:w="0"/>
+        <w:jc w:val="center"/>
+        <w:tblLook w:firstColumn="1" w:firstRow="1" w:lastColumn="0" w:lastRow="0" w:noHBand="0" w:noVBand="1" w:val="04A0"/>
+      </w:tblPr>
+      <w:tblGrid>
+        <w:gridCol w:w="2268"/>
+        <w:gridCol w:w="2268"/>
+        <w:gridCol w:w="2268"/>
+        <w:gridCol w:w="2268"/>
+      </w:tblGrid>
+      <w:tr>
+        <w:tc>
+          <w:tcPr>
+            <w:tcW w:type="dxa" w:w="432"/>
+            <w:shd w:fill="1a3a5c"/>
+          </w:tcPr>
+          <w:p>
+            <w:r/>
+            <w:r>
+              <w:rPr>
+                <w:rFonts w:ascii="Calibri" w:hAnsi="Calibri"/>
+                <w:b/>
+                <w:color w:val="FFFFFF"/>
+                <w:sz w:val="18"/>
+              </w:rPr>
+              <w:t>#</w:t>
+            </w:r>
+          </w:p>
+        </w:tc>
+        <w:tc>
+          <w:tcPr>
+            <w:tcW w:type="dxa" w:w="4032"/>
+            <w:shd w:fill="1a3a5c"/>
+          </w:tcPr>
+          <w:p>
+            <w:r/>
+            <w:r>
+              <w:rPr>
+                <w:rFonts w:ascii="Calibri" w:hAnsi="Calibri"/>
+                <w:b/>
+                <w:color w:val="FFFFFF"/>
+                <w:sz w:val="18"/>
+              </w:rPr>
+              <w:t>File</w:t>
+            </w:r>
+          </w:p>
+        </w:tc>
+        <w:tc>
+          <w:tcPr>
+            <w:tcW w:type="dxa" w:w="1440"/>
+            <w:shd w:fill="1a3a5c"/>
+          </w:tcPr>
+          <w:p>
+            <w:r/>
+            <w:r>
+              <w:rPr>
+                <w:rFonts w:ascii="Calibri" w:hAnsi="Calibri"/>
+                <w:b/>
+                <w:color w:val="FFFFFF"/>
+                <w:sz w:val="18"/>
+              </w:rPr>
+              <w:t>For Slide(s)</w:t>
+            </w:r>
+          </w:p>
+        </w:tc>
+        <w:tc>
+          <w:tcPr>
+            <w:tcW w:type="dxa" w:w="3600"/>
+            <w:shd w:fill="1a3a5c"/>
+          </w:tcPr>
+          <w:p>
+            <w:r/>
+            <w:r>
+              <w:rPr>
+                <w:rFonts w:ascii="Calibri" w:hAnsi="Calibri"/>
+                <w:b/>
+                <w:color w:val="FFFFFF"/>
+                <w:sz w:val="18"/>
+              </w:rPr>
+              <w:t>Purpose</w:t>
+            </w:r>
+          </w:p>
+        </w:tc>
+      </w:tr>
+      <w:tr>
+        <w:tc>
+          <w:tcPr>
+            <w:tcW w:type="dxa" w:w="432"/>
+          </w:tcPr>
+          <w:p>
+            <w:r/>
+            <w:r>
+              <w:rPr>
+                <w:rFonts w:ascii="Calibri" w:hAnsi="Calibri"/>
+                <w:b w:val="0"/>
+                <w:sz w:val="18"/>
+              </w:rPr>
+              <w:t>1</w:t>
+            </w:r>
+          </w:p>
+        </w:tc>
+        <w:tc>
+          <w:tcPr>
+            <w:tcW w:type="dxa" w:w="4032"/>
+          </w:tcPr>
+          <w:p>
+            <w:r/>
+            <w:r>
+              <w:rPr>
+                <w:rFonts w:ascii="Calibri" w:hAnsi="Calibri"/>
+                <w:b w:val="0"/>
+                <w:sz w:val="18"/>
+              </w:rPr>
+              <w:t>09_pipeline_diagram/pipeline_architecture.png</w:t>
+            </w:r>
+          </w:p>
+        </w:tc>
+        <w:tc>
+          <w:tcPr>
+            <w:tcW w:type="dxa" w:w="1440"/>
+          </w:tcPr>
+          <w:p>
+            <w:r/>
+            <w:r>
+              <w:rPr>
+                <w:rFonts w:ascii="Calibri" w:hAnsi="Calibri"/>
+                <w:b w:val="0"/>
+                <w:sz w:val="18"/>
+              </w:rPr>
+              <w:t>17</w:t>
+            </w:r>
+          </w:p>
+        </w:tc>
+        <w:tc>
+          <w:tcPr>
+            <w:tcW w:type="dxa" w:w="3600"/>
+          </w:tcPr>
+          <w:p>
+            <w:r/>
+            <w:r>
+              <w:rPr>
+                <w:rFonts w:ascii="Calibri" w:hAnsi="Calibri"/>
+                <w:b w:val="0"/>
+                <w:sz w:val="18"/>
+              </w:rPr>
+              <w:t>8-stage pipeline flow diagram</w:t>
+            </w:r>
+          </w:p>
+        </w:tc>
+      </w:tr>
+      <w:tr>
+        <w:tc>
+          <w:tcPr>
+            <w:tcW w:type="dxa" w:w="432"/>
+            <w:shd w:fill="f0f4f8"/>
+          </w:tcPr>
+          <w:p>
+            <w:r/>
+            <w:r>
+              <w:rPr>
+                <w:rFonts w:ascii="Calibri" w:hAnsi="Calibri"/>
+                <w:b w:val="0"/>
+                <w:sz w:val="18"/>
+              </w:rPr>
+              <w:t>2</w:t>
+            </w:r>
+          </w:p>
+        </w:tc>
+        <w:tc>
+          <w:tcPr>
+            <w:tcW w:type="dxa" w:w="4032"/>
+            <w:shd w:fill="f0f4f8"/>
+          </w:tcPr>
+          <w:p>
+            <w:r/>
+            <w:r>
+              <w:rPr>
+                <w:rFonts w:ascii="Calibri" w:hAnsi="Calibri"/>
+                <w:b w:val="0"/>
+                <w:sz w:val="18"/>
+              </w:rPr>
+              <w:t>01_plots_for_slides/15_cdf_wwer_curated.png</w:t>
+            </w:r>
+          </w:p>
+        </w:tc>
+        <w:tc>
+          <w:tcPr>
+            <w:tcW w:type="dxa" w:w="1440"/>
+            <w:shd w:fill="f0f4f8"/>
+          </w:tcPr>
+          <w:p>
+            <w:r/>
+            <w:r>
+              <w:rPr>
+                <w:rFonts w:ascii="Calibri" w:hAnsi="Calibri"/>
+                <w:b w:val="0"/>
+                <w:sz w:val="18"/>
+              </w:rPr>
+              <w:t>22</w:t>
+            </w:r>
+          </w:p>
+        </w:tc>
+        <w:tc>
+          <w:tcPr>
+            <w:tcW w:type="dxa" w:w="3600"/>
+            <w:shd w:fill="f0f4f8"/>
+          </w:tcPr>
+          <w:p>
+            <w:r/>
+            <w:r>
+              <w:rPr>
+                <w:rFonts w:ascii="Calibri" w:hAnsi="Calibri"/>
+                <w:b w:val="0"/>
+                <w:sz w:val="18"/>
+              </w:rPr>
+              <w:t>CDF of WWER (quality thresholds)</w:t>
+            </w:r>
+          </w:p>
+        </w:tc>
+      </w:tr>
+      <w:tr>
+        <w:tc>
+          <w:tcPr>
+            <w:tcW w:type="dxa" w:w="432"/>
+          </w:tcPr>
+          <w:p>
+            <w:r/>
+            <w:r>
+              <w:rPr>
+                <w:rFonts w:ascii="Calibri" w:hAnsi="Calibri"/>
+                <w:b w:val="0"/>
+                <w:sz w:val="18"/>
+              </w:rPr>
+              <w:t>3</w:t>
+            </w:r>
+          </w:p>
+        </w:tc>
+        <w:tc>
+          <w:tcPr>
+            <w:tcW w:type="dxa" w:w="4032"/>
+          </w:tcPr>
+          <w:p>
+            <w:r/>
+            <w:r>
+              <w:rPr>
+                <w:rFonts w:ascii="Calibri" w:hAnsi="Calibri"/>
+                <w:b w:val="0"/>
+                <w:sz w:val="18"/>
+              </w:rPr>
+              <w:t>03_reports_md/report_2_hyperparameter_tuning.md</w:t>
+            </w:r>
+          </w:p>
+        </w:tc>
+        <w:tc>
+          <w:tcPr>
+            <w:tcW w:type="dxa" w:w="1440"/>
+          </w:tcPr>
+          <w:p>
+            <w:r/>
+            <w:r>
+              <w:rPr>
+                <w:rFonts w:ascii="Calibri" w:hAnsi="Calibri"/>
+                <w:b w:val="0"/>
+                <w:sz w:val="18"/>
+              </w:rPr>
+              <w:t>22</w:t>
+            </w:r>
+          </w:p>
+        </w:tc>
+        <w:tc>
+          <w:tcPr>
+            <w:tcW w:type="dxa" w:w="3600"/>
+          </w:tcPr>
+          <w:p>
+            <w:r/>
+            <w:r>
+              <w:rPr>
+                <w:rFonts w:ascii="Calibri" w:hAnsi="Calibri"/>
+                <w:b w:val="0"/>
+                <w:sz w:val="18"/>
+              </w:rPr>
+              <w:t>13 experiments context for evaluation infra</w:t>
+            </w:r>
+          </w:p>
+        </w:tc>
+      </w:tr>
+      <w:tr>
+        <w:tc>
+          <w:tcPr>
+            <w:tcW w:type="dxa" w:w="432"/>
+            <w:shd w:fill="f0f4f8"/>
+          </w:tcPr>
+          <w:p>
+            <w:r/>
+            <w:r>
+              <w:rPr>
+                <w:rFonts w:ascii="Calibri" w:hAnsi="Calibri"/>
+                <w:b w:val="0"/>
+                <w:sz w:val="18"/>
+              </w:rPr>
+              <w:t>4</w:t>
+            </w:r>
+          </w:p>
+        </w:tc>
+        <w:tc>
+          <w:tcPr>
+            <w:tcW w:type="dxa" w:w="4032"/>
+            <w:shd w:fill="f0f4f8"/>
+          </w:tcPr>
+          <w:p>
+            <w:r/>
+            <w:r>
+              <w:rPr>
+                <w:rFonts w:ascii="Calibri" w:hAnsi="Calibri"/>
+                <w:b w:val="0"/>
+                <w:sz w:val="18"/>
+              </w:rPr>
+              <w:t>03_reports_md/report_6_finetuning_analysis.md</w:t>
+            </w:r>
+          </w:p>
+        </w:tc>
+        <w:tc>
+          <w:tcPr>
+            <w:tcW w:type="dxa" w:w="1440"/>
+            <w:shd w:fill="f0f4f8"/>
+          </w:tcPr>
+          <w:p>
+            <w:r/>
+            <w:r>
+              <w:rPr>
+                <w:rFonts w:ascii="Calibri" w:hAnsi="Calibri"/>
+                <w:b w:val="0"/>
+                <w:sz w:val="18"/>
+              </w:rPr>
+              <w:t>22</w:t>
+            </w:r>
+          </w:p>
+        </w:tc>
+        <w:tc>
+          <w:tcPr>
+            <w:tcW w:type="dxa" w:w="3600"/>
+            <w:shd w:fill="f0f4f8"/>
+          </w:tcPr>
+          <w:p>
+            <w:r/>
+            <w:r>
+              <w:rPr>
+                <w:rFonts w:ascii="Calibri" w:hAnsi="Calibri"/>
+                <w:b w:val="0"/>
+                <w:sz w:val="18"/>
+              </w:rPr>
+              <w:t>Fine-tuning strategy (evaluation context)</w:t>
+            </w:r>
+          </w:p>
+        </w:tc>
+      </w:tr>
+      <w:tr>
+        <w:tc>
+          <w:tcPr>
+            <w:tcW w:type="dxa" w:w="432"/>
+          </w:tcPr>
+          <w:p>
+            <w:r/>
+            <w:r>
+              <w:rPr>
+                <w:rFonts w:ascii="Calibri" w:hAnsi="Calibri"/>
+                <w:b w:val="0"/>
+                <w:sz w:val="18"/>
+              </w:rPr>
+              <w:t>5</w:t>
+            </w:r>
+          </w:p>
+        </w:tc>
+        <w:tc>
+          <w:tcPr>
+            <w:tcW w:type="dxa" w:w="4032"/>
+          </w:tcPr>
+          <w:p>
+            <w:r/>
+            <w:r>
+              <w:rPr>
+                <w:rFonts w:ascii="Calibri" w:hAnsi="Calibri"/>
+                <w:b w:val="0"/>
+                <w:sz w:val="18"/>
+              </w:rPr>
+              <w:t>08_branding/BlackLogo300x300-W-BG.png</w:t>
+            </w:r>
+          </w:p>
+        </w:tc>
+        <w:tc>
+          <w:tcPr>
+            <w:tcW w:type="dxa" w:w="1440"/>
+          </w:tcPr>
+          <w:p>
+            <w:r/>
+            <w:r>
+              <w:rPr>
+                <w:rFonts w:ascii="Calibri" w:hAnsi="Calibri"/>
+                <w:b w:val="0"/>
+                <w:sz w:val="18"/>
+              </w:rPr>
+              <w:t>17-23</w:t>
+            </w:r>
+          </w:p>
+        </w:tc>
+        <w:tc>
+          <w:tcPr>
+            <w:tcW w:type="dxa" w:w="3600"/>
+          </w:tcPr>
+          <w:p>
+            <w:r/>
+            <w:r>
+              <w:rPr>
+                <w:rFonts w:ascii="Calibri" w:hAnsi="Calibri"/>
+                <w:b w:val="0"/>
+                <w:sz w:val="18"/>
+              </w:rPr>
+              <w:t>Consistent branding across slides</w:t>
+            </w:r>
+          </w:p>
+        </w:tc>
+      </w:tr>
+    </w:tbl>
     <w:p/>
+    <w:p/>
     <w:p>
       <w:pPr>
         <w:shd w:fill="eef6ee"/>
@@ -5664,7 +8291,7 @@
           <w:color w:val="2D2D2D"/>
           <w:sz w:val="18"/>
         </w:rPr>
-        <w:t>Seven items:</w:t>
+        <w:t>Eight items:</w:t>
       </w:r>
     </w:p>
     <w:p>
@@ -5720,7 +8347,21 @@
           <w:color w:val="2D2D2D"/>
           <w:sz w:val="18"/>
         </w:rPr>
-        <w:t>- Intelligibility Score pipeline: 6-signal composite,</w:t>
+        <w:t>- Intelligibility Score pipeline: LLM-distilled evaluation</w:t>
+      </w:r>
+    </w:p>
+    <w:p>
+      <w:pPr>
+        <w:shd w:fill="eef6ee"/>
+        <w:spacing w:after="0" w:before="0"/>
+      </w:pPr>
+      <w:r>
+        <w:rPr>
+          <w:rFonts w:ascii="Consolas" w:hAnsi="Consolas"/>
+          <w:color w:val="2D2D2D"/>
+          <w:sz w:val="18"/>
+        </w:rPr>
+        <w:t xml:space="preserve">  (Claude-designed rubric distilled into 6 deterministic signals),</w:t>
       </w:r>
     </w:p>
     <w:p>
@@ -5776,6 +8417,48 @@
           <w:color w:val="2D2D2D"/>
           <w:sz w:val="18"/>
         </w:rPr>
+        <w:t>- IS correlation analysis: cross-config validation across 16 decode</w:t>
+      </w:r>
+    </w:p>
+    <w:p>
+      <w:pPr>
+        <w:shd w:fill="eef6ee"/>
+        <w:spacing w:after="0" w:before="0"/>
+      </w:pPr>
+      <w:r>
+        <w:rPr>
+          <w:rFonts w:ascii="Consolas" w:hAnsi="Consolas"/>
+          <w:color w:val="2D2D2D"/>
+          <w:sz w:val="18"/>
+        </w:rPr>
+        <w:t xml:space="preserve">  configs — proves metric stability (Semantic, Phonetic, NEA stable;</w:t>
+      </w:r>
+    </w:p>
+    <w:p>
+      <w:pPr>
+        <w:shd w:fill="eef6ee"/>
+        <w:spacing w:after="0" w:before="0"/>
+      </w:pPr>
+      <w:r>
+        <w:rPr>
+          <w:rFonts w:ascii="Consolas" w:hAnsi="Consolas"/>
+          <w:color w:val="2D2D2D"/>
+          <w:sz w:val="18"/>
+        </w:rPr>
+        <w:t xml:space="preserve">  WER volatile). LLM heuristic judge r=0.925 with IS.</w:t>
+      </w:r>
+    </w:p>
+    <w:p>
+      <w:pPr>
+        <w:shd w:fill="eef6ee"/>
+        <w:spacing w:after="0" w:before="0"/>
+      </w:pPr>
+      <w:r>
+        <w:rPr>
+          <w:rFonts w:ascii="Consolas" w:hAnsi="Consolas"/>
+          <w:color w:val="2D2D2D"/>
+          <w:sz w:val="18"/>
+        </w:rPr>
         <w:t>- Topic and segment length analysis across 11 categories</w:t>
       </w:r>
     </w:p>
@@ -5804,35 +8487,7 @@
           <w:color w:val="2D2D2D"/>
           <w:sz w:val="18"/>
         </w:rPr>
-        <w:t>- NEW: Fine-tuning diagnostics — 10 training plots</w:t>
-      </w:r>
-    </w:p>
-    <w:p>
-      <w:pPr>
-        <w:shd w:fill="eef6ee"/>
-        <w:spacing w:after="0" w:before="0"/>
-      </w:pPr>
-      <w:r>
-        <w:rPr>
-          <w:rFonts w:ascii="Consolas" w:hAnsi="Consolas"/>
-          <w:color w:val="2D2D2D"/>
-          <w:sz w:val="18"/>
-        </w:rPr>
-        <w:t xml:space="preserve">  (loss/accuracy curves, overfitting gap, LR schedule,</w:t>
-      </w:r>
-    </w:p>
-    <w:p>
-      <w:pPr>
-        <w:shd w:fill="eef6ee"/>
-        <w:spacing w:after="0" w:before="0"/>
-      </w:pPr>
-      <w:r>
-        <w:rPr>
-          <w:rFonts w:ascii="Consolas" w:hAnsi="Consolas"/>
-          <w:color w:val="2D2D2D"/>
-          <w:sz w:val="18"/>
-        </w:rPr>
-        <w:t xml:space="preserve">  gradient norms, perplexity, wall-clock, summary dashboard)</w:t>
+        <w:t>- Fine-tuning diagnostics — 10 training plots</w:t>
       </w:r>
     </w:p>
     <w:p>
@@ -5915,7 +8570,35 @@
           <w:color w:val="2D2D2D"/>
           <w:sz w:val="18"/>
         </w:rPr>
-        <w:t>- 7 formal research reports + methodology docs</w:t>
+        <w:t>- 8 formal research reports + methodology docs</w:t>
+      </w:r>
+    </w:p>
+    <w:p>
+      <w:pPr>
+        <w:shd w:fill="eef6ee"/>
+        <w:spacing w:after="0" w:before="0"/>
+      </w:pPr>
+      <w:r>
+        <w:rPr>
+          <w:rFonts w:ascii="Consolas" w:hAnsi="Consolas"/>
+          <w:color w:val="2D2D2D"/>
+          <w:sz w:val="18"/>
+        </w:rPr>
+        <w:t xml:space="preserve">  (including LLM Upgrade Analysis with model alternatives,</w:t>
+      </w:r>
+    </w:p>
+    <w:p>
+      <w:pPr>
+        <w:shd w:fill="eef6ee"/>
+        <w:spacing w:after="0" w:before="0"/>
+      </w:pPr>
+      <w:r>
+        <w:rPr>
+          <w:rFonts w:ascii="Consolas" w:hAnsi="Consolas"/>
+          <w:color w:val="2D2D2D"/>
+          <w:sz w:val="18"/>
+        </w:rPr>
+        <w:t xml:space="preserve">   data scaling projections, and investment strategy)</w:t>
       </w:r>
     </w:p>
     <w:p>
@@ -5978,10 +8661,806 @@
           <w:i w:val="0"/>
           <w:sz w:val="22"/>
         </w:rPr>
-        <w:t>This prompt generates Slides 24-30.</w:t>
-      </w:r>
-    </w:p>
+        <w:t>This prompt generates Slides 24-30. Upload the 10 files listed below together with the prompt.</w:t>
+      </w:r>
+    </w:p>
+    <w:p>
+      <w:pPr>
+        <w:pStyle w:val="Heading3"/>
+      </w:pPr>
+      <w:r>
+        <w:rPr>
+          <w:rFonts w:ascii="Calibri" w:hAnsi="Calibri"/>
+          <w:color w:val="3A6A9C"/>
+        </w:rPr>
+        <w:t>Upload These Files With the Prompt</w:t>
+      </w:r>
+    </w:p>
+    <w:p>
+      <w:pPr>
+        <w:spacing w:after="120"/>
+      </w:pPr>
+      <w:r>
+        <w:rPr>
+          <w:rFonts w:ascii="Calibri" w:hAnsi="Calibri"/>
+          <w:b w:val="0"/>
+          <w:i/>
+          <w:color w:val="666666"/>
+          <w:sz w:val="20"/>
+        </w:rPr>
+        <w:t>Attach these files to the Gemini conversation when pasting the prompt above. Gemini will use the images as visual reference and the reports for data context.</w:t>
+      </w:r>
+    </w:p>
+    <w:tbl>
+      <w:tblPr>
+        <w:tblStyle w:val="TableGrid"/>
+        <w:tblW w:type="auto" w:w="0"/>
+        <w:jc w:val="center"/>
+        <w:tblLook w:firstColumn="1" w:firstRow="1" w:lastColumn="0" w:lastRow="0" w:noHBand="0" w:noVBand="1" w:val="04A0"/>
+      </w:tblPr>
+      <w:tblGrid>
+        <w:gridCol w:w="2268"/>
+        <w:gridCol w:w="2268"/>
+        <w:gridCol w:w="2268"/>
+        <w:gridCol w:w="2268"/>
+      </w:tblGrid>
+      <w:tr>
+        <w:tc>
+          <w:tcPr>
+            <w:tcW w:type="dxa" w:w="432"/>
+            <w:shd w:fill="1a3a5c"/>
+          </w:tcPr>
+          <w:p>
+            <w:r/>
+            <w:r>
+              <w:rPr>
+                <w:rFonts w:ascii="Calibri" w:hAnsi="Calibri"/>
+                <w:b/>
+                <w:color w:val="FFFFFF"/>
+                <w:sz w:val="18"/>
+              </w:rPr>
+              <w:t>#</w:t>
+            </w:r>
+          </w:p>
+        </w:tc>
+        <w:tc>
+          <w:tcPr>
+            <w:tcW w:type="dxa" w:w="4032"/>
+            <w:shd w:fill="1a3a5c"/>
+          </w:tcPr>
+          <w:p>
+            <w:r/>
+            <w:r>
+              <w:rPr>
+                <w:rFonts w:ascii="Calibri" w:hAnsi="Calibri"/>
+                <w:b/>
+                <w:color w:val="FFFFFF"/>
+                <w:sz w:val="18"/>
+              </w:rPr>
+              <w:t>File</w:t>
+            </w:r>
+          </w:p>
+        </w:tc>
+        <w:tc>
+          <w:tcPr>
+            <w:tcW w:type="dxa" w:w="1440"/>
+            <w:shd w:fill="1a3a5c"/>
+          </w:tcPr>
+          <w:p>
+            <w:r/>
+            <w:r>
+              <w:rPr>
+                <w:rFonts w:ascii="Calibri" w:hAnsi="Calibri"/>
+                <w:b/>
+                <w:color w:val="FFFFFF"/>
+                <w:sz w:val="18"/>
+              </w:rPr>
+              <w:t>For Slide(s)</w:t>
+            </w:r>
+          </w:p>
+        </w:tc>
+        <w:tc>
+          <w:tcPr>
+            <w:tcW w:type="dxa" w:w="3600"/>
+            <w:shd w:fill="1a3a5c"/>
+          </w:tcPr>
+          <w:p>
+            <w:r/>
+            <w:r>
+              <w:rPr>
+                <w:rFonts w:ascii="Calibri" w:hAnsi="Calibri"/>
+                <w:b/>
+                <w:color w:val="FFFFFF"/>
+                <w:sz w:val="18"/>
+              </w:rPr>
+              <w:t>Purpose</w:t>
+            </w:r>
+          </w:p>
+        </w:tc>
+      </w:tr>
+      <w:tr>
+        <w:tc>
+          <w:tcPr>
+            <w:tcW w:type="dxa" w:w="432"/>
+          </w:tcPr>
+          <w:p>
+            <w:r/>
+            <w:r>
+              <w:rPr>
+                <w:rFonts w:ascii="Calibri" w:hAnsi="Calibri"/>
+                <w:b w:val="0"/>
+                <w:sz w:val="18"/>
+              </w:rPr>
+              <w:t>1</w:t>
+            </w:r>
+          </w:p>
+        </w:tc>
+        <w:tc>
+          <w:tcPr>
+            <w:tcW w:type="dxa" w:w="4032"/>
+          </w:tcPr>
+          <w:p>
+            <w:r/>
+            <w:r>
+              <w:rPr>
+                <w:rFonts w:ascii="Calibri" w:hAnsi="Calibri"/>
+                <w:b w:val="0"/>
+                <w:sz w:val="18"/>
+              </w:rPr>
+              <w:t>01_plots_for_slides/P1_quality_tiers.png</w:t>
+            </w:r>
+          </w:p>
+        </w:tc>
+        <w:tc>
+          <w:tcPr>
+            <w:tcW w:type="dxa" w:w="1440"/>
+          </w:tcPr>
+          <w:p>
+            <w:r/>
+            <w:r>
+              <w:rPr>
+                <w:rFonts w:ascii="Calibri" w:hAnsi="Calibri"/>
+                <w:b w:val="0"/>
+                <w:sz w:val="18"/>
+              </w:rPr>
+              <w:t>24</w:t>
+            </w:r>
+          </w:p>
+        </w:tc>
+        <w:tc>
+          <w:tcPr>
+            <w:tcW w:type="dxa" w:w="3600"/>
+          </w:tcPr>
+          <w:p>
+            <w:r/>
+            <w:r>
+              <w:rPr>
+                <w:rFonts w:ascii="Calibri" w:hAnsi="Calibri"/>
+                <w:b w:val="0"/>
+                <w:sz w:val="18"/>
+              </w:rPr>
+              <w:t>IS tiers vs WER tiers comparison</w:t>
+            </w:r>
+          </w:p>
+        </w:tc>
+      </w:tr>
+      <w:tr>
+        <w:tc>
+          <w:tcPr>
+            <w:tcW w:type="dxa" w:w="432"/>
+            <w:shd w:fill="f0f4f8"/>
+          </w:tcPr>
+          <w:p>
+            <w:r/>
+            <w:r>
+              <w:rPr>
+                <w:rFonts w:ascii="Calibri" w:hAnsi="Calibri"/>
+                <w:b w:val="0"/>
+                <w:sz w:val="18"/>
+              </w:rPr>
+              <w:t>2</w:t>
+            </w:r>
+          </w:p>
+        </w:tc>
+        <w:tc>
+          <w:tcPr>
+            <w:tcW w:type="dxa" w:w="4032"/>
+            <w:shd w:fill="f0f4f8"/>
+          </w:tcPr>
+          <w:p>
+            <w:r/>
+            <w:r>
+              <w:rPr>
+                <w:rFonts w:ascii="Calibri" w:hAnsi="Calibri"/>
+                <w:b w:val="0"/>
+                <w:sz w:val="18"/>
+              </w:rPr>
+              <w:t>01_plots_for_slides/P3_wer_trajectory.png</w:t>
+            </w:r>
+          </w:p>
+        </w:tc>
+        <w:tc>
+          <w:tcPr>
+            <w:tcW w:type="dxa" w:w="1440"/>
+            <w:shd w:fill="f0f4f8"/>
+          </w:tcPr>
+          <w:p>
+            <w:r/>
+            <w:r>
+              <w:rPr>
+                <w:rFonts w:ascii="Calibri" w:hAnsi="Calibri"/>
+                <w:b w:val="0"/>
+                <w:sz w:val="18"/>
+              </w:rPr>
+              <w:t>25</w:t>
+            </w:r>
+          </w:p>
+        </w:tc>
+        <w:tc>
+          <w:tcPr>
+            <w:tcW w:type="dxa" w:w="3600"/>
+            <w:shd w:fill="f0f4f8"/>
+          </w:tcPr>
+          <w:p>
+            <w:r/>
+            <w:r>
+              <w:rPr>
+                <w:rFonts w:ascii="Calibri" w:hAnsi="Calibri"/>
+                <w:b w:val="0"/>
+                <w:sz w:val="18"/>
+              </w:rPr>
+              <w:t>WER improvement trajectory across phases</w:t>
+            </w:r>
+          </w:p>
+        </w:tc>
+      </w:tr>
+      <w:tr>
+        <w:tc>
+          <w:tcPr>
+            <w:tcW w:type="dxa" w:w="432"/>
+          </w:tcPr>
+          <w:p>
+            <w:r/>
+            <w:r>
+              <w:rPr>
+                <w:rFonts w:ascii="Calibri" w:hAnsi="Calibri"/>
+                <w:b w:val="0"/>
+                <w:sz w:val="18"/>
+              </w:rPr>
+              <w:t>3</w:t>
+            </w:r>
+          </w:p>
+        </w:tc>
+        <w:tc>
+          <w:tcPr>
+            <w:tcW w:type="dxa" w:w="4032"/>
+          </w:tcPr>
+          <w:p>
+            <w:r/>
+            <w:r>
+              <w:rPr>
+                <w:rFonts w:ascii="Calibri" w:hAnsi="Calibri"/>
+                <w:b w:val="0"/>
+                <w:sz w:val="18"/>
+              </w:rPr>
+              <w:t>01_plots_for_slides/P5_tuning_before_after.png</w:t>
+            </w:r>
+          </w:p>
+        </w:tc>
+        <w:tc>
+          <w:tcPr>
+            <w:tcW w:type="dxa" w:w="1440"/>
+          </w:tcPr>
+          <w:p>
+            <w:r/>
+            <w:r>
+              <w:rPr>
+                <w:rFonts w:ascii="Calibri" w:hAnsi="Calibri"/>
+                <w:b w:val="0"/>
+                <w:sz w:val="18"/>
+              </w:rPr>
+              <w:t>24</w:t>
+            </w:r>
+          </w:p>
+        </w:tc>
+        <w:tc>
+          <w:tcPr>
+            <w:tcW w:type="dxa" w:w="3600"/>
+          </w:tcPr>
+          <w:p>
+            <w:r/>
+            <w:r>
+              <w:rPr>
+                <w:rFonts w:ascii="Calibri" w:hAnsi="Calibri"/>
+                <w:b w:val="0"/>
+                <w:sz w:val="18"/>
+              </w:rPr>
+              <w:t>Before/after tuning paired comparison</w:t>
+            </w:r>
+          </w:p>
+        </w:tc>
+      </w:tr>
+      <w:tr>
+        <w:tc>
+          <w:tcPr>
+            <w:tcW w:type="dxa" w:w="432"/>
+            <w:shd w:fill="f0f4f8"/>
+          </w:tcPr>
+          <w:p>
+            <w:r/>
+            <w:r>
+              <w:rPr>
+                <w:rFonts w:ascii="Calibri" w:hAnsi="Calibri"/>
+                <w:b w:val="0"/>
+                <w:sz w:val="18"/>
+              </w:rPr>
+              <w:t>4</w:t>
+            </w:r>
+          </w:p>
+        </w:tc>
+        <w:tc>
+          <w:tcPr>
+            <w:tcW w:type="dxa" w:w="4032"/>
+            <w:shd w:fill="f0f4f8"/>
+          </w:tcPr>
+          <w:p>
+            <w:r/>
+            <w:r>
+              <w:rPr>
+                <w:rFonts w:ascii="Calibri" w:hAnsi="Calibri"/>
+                <w:b w:val="0"/>
+                <w:sz w:val="18"/>
+              </w:rPr>
+              <w:t>01_plots_for_slides/finetune/FT_01_loss_curves.png</w:t>
+            </w:r>
+          </w:p>
+        </w:tc>
+        <w:tc>
+          <w:tcPr>
+            <w:tcW w:type="dxa" w:w="1440"/>
+            <w:shd w:fill="f0f4f8"/>
+          </w:tcPr>
+          <w:p>
+            <w:r/>
+            <w:r>
+              <w:rPr>
+                <w:rFonts w:ascii="Calibri" w:hAnsi="Calibri"/>
+                <w:b w:val="0"/>
+                <w:sz w:val="18"/>
+              </w:rPr>
+              <w:t>28</w:t>
+            </w:r>
+          </w:p>
+        </w:tc>
+        <w:tc>
+          <w:tcPr>
+            <w:tcW w:type="dxa" w:w="3600"/>
+            <w:shd w:fill="f0f4f8"/>
+          </w:tcPr>
+          <w:p>
+            <w:r/>
+            <w:r>
+              <w:rPr>
+                <w:rFonts w:ascii="Calibri" w:hAnsi="Calibri"/>
+                <w:b w:val="0"/>
+                <w:sz w:val="18"/>
+              </w:rPr>
+              <w:t>Train vs val loss curves (overfitting)</w:t>
+            </w:r>
+          </w:p>
+        </w:tc>
+      </w:tr>
+      <w:tr>
+        <w:tc>
+          <w:tcPr>
+            <w:tcW w:type="dxa" w:w="432"/>
+          </w:tcPr>
+          <w:p>
+            <w:r/>
+            <w:r>
+              <w:rPr>
+                <w:rFonts w:ascii="Calibri" w:hAnsi="Calibri"/>
+                <w:b w:val="0"/>
+                <w:sz w:val="18"/>
+              </w:rPr>
+              <w:t>5</w:t>
+            </w:r>
+          </w:p>
+        </w:tc>
+        <w:tc>
+          <w:tcPr>
+            <w:tcW w:type="dxa" w:w="4032"/>
+          </w:tcPr>
+          <w:p>
+            <w:r/>
+            <w:r>
+              <w:rPr>
+                <w:rFonts w:ascii="Calibri" w:hAnsi="Calibri"/>
+                <w:b w:val="0"/>
+                <w:sz w:val="18"/>
+              </w:rPr>
+              <w:t>01_plots_for_slides/finetune/FT_02_accuracy_curves.png</w:t>
+            </w:r>
+          </w:p>
+        </w:tc>
+        <w:tc>
+          <w:tcPr>
+            <w:tcW w:type="dxa" w:w="1440"/>
+          </w:tcPr>
+          <w:p>
+            <w:r/>
+            <w:r>
+              <w:rPr>
+                <w:rFonts w:ascii="Calibri" w:hAnsi="Calibri"/>
+                <w:b w:val="0"/>
+                <w:sz w:val="18"/>
+              </w:rPr>
+              <w:t>28</w:t>
+            </w:r>
+          </w:p>
+        </w:tc>
+        <w:tc>
+          <w:tcPr>
+            <w:tcW w:type="dxa" w:w="3600"/>
+          </w:tcPr>
+          <w:p>
+            <w:r/>
+            <w:r>
+              <w:rPr>
+                <w:rFonts w:ascii="Calibri" w:hAnsi="Calibri"/>
+                <w:b w:val="0"/>
+                <w:sz w:val="18"/>
+              </w:rPr>
+              <w:t>Train vs val accuracy (gap widens)</w:t>
+            </w:r>
+          </w:p>
+        </w:tc>
+      </w:tr>
+      <w:tr>
+        <w:tc>
+          <w:tcPr>
+            <w:tcW w:type="dxa" w:w="432"/>
+            <w:shd w:fill="f0f4f8"/>
+          </w:tcPr>
+          <w:p>
+            <w:r/>
+            <w:r>
+              <w:rPr>
+                <w:rFonts w:ascii="Calibri" w:hAnsi="Calibri"/>
+                <w:b w:val="0"/>
+                <w:sz w:val="18"/>
+              </w:rPr>
+              <w:t>6</w:t>
+            </w:r>
+          </w:p>
+        </w:tc>
+        <w:tc>
+          <w:tcPr>
+            <w:tcW w:type="dxa" w:w="4032"/>
+            <w:shd w:fill="f0f4f8"/>
+          </w:tcPr>
+          <w:p>
+            <w:r/>
+            <w:r>
+              <w:rPr>
+                <w:rFonts w:ascii="Calibri" w:hAnsi="Calibri"/>
+                <w:b w:val="0"/>
+                <w:sz w:val="18"/>
+              </w:rPr>
+              <w:t>01_plots_for_slides/finetune/FT_03_overfitting_gap.png</w:t>
+            </w:r>
+          </w:p>
+        </w:tc>
+        <w:tc>
+          <w:tcPr>
+            <w:tcW w:type="dxa" w:w="1440"/>
+            <w:shd w:fill="f0f4f8"/>
+          </w:tcPr>
+          <w:p>
+            <w:r/>
+            <w:r>
+              <w:rPr>
+                <w:rFonts w:ascii="Calibri" w:hAnsi="Calibri"/>
+                <w:b w:val="0"/>
+                <w:sz w:val="18"/>
+              </w:rPr>
+              <w:t>28</w:t>
+            </w:r>
+          </w:p>
+        </w:tc>
+        <w:tc>
+          <w:tcPr>
+            <w:tcW w:type="dxa" w:w="3600"/>
+            <w:shd w:fill="f0f4f8"/>
+          </w:tcPr>
+          <w:p>
+            <w:r/>
+            <w:r>
+              <w:rPr>
+                <w:rFonts w:ascii="Calibri" w:hAnsi="Calibri"/>
+                <w:b w:val="0"/>
+                <w:sz w:val="18"/>
+              </w:rPr>
+              <w:t>Overfitting gap diagnostic (36.5pp)</w:t>
+            </w:r>
+          </w:p>
+        </w:tc>
+      </w:tr>
+      <w:tr>
+        <w:tc>
+          <w:tcPr>
+            <w:tcW w:type="dxa" w:w="432"/>
+          </w:tcPr>
+          <w:p>
+            <w:r/>
+            <w:r>
+              <w:rPr>
+                <w:rFonts w:ascii="Calibri" w:hAnsi="Calibri"/>
+                <w:b w:val="0"/>
+                <w:sz w:val="18"/>
+              </w:rPr>
+              <w:t>7</w:t>
+            </w:r>
+          </w:p>
+        </w:tc>
+        <w:tc>
+          <w:tcPr>
+            <w:tcW w:type="dxa" w:w="4032"/>
+          </w:tcPr>
+          <w:p>
+            <w:r/>
+            <w:r>
+              <w:rPr>
+                <w:rFonts w:ascii="Calibri" w:hAnsi="Calibri"/>
+                <w:b w:val="0"/>
+                <w:sz w:val="18"/>
+              </w:rPr>
+              <w:t>01_plots_for_slides/finetune/FT_10_summary_dashboard.png</w:t>
+            </w:r>
+          </w:p>
+        </w:tc>
+        <w:tc>
+          <w:tcPr>
+            <w:tcW w:type="dxa" w:w="1440"/>
+          </w:tcPr>
+          <w:p>
+            <w:r/>
+            <w:r>
+              <w:rPr>
+                <w:rFonts w:ascii="Calibri" w:hAnsi="Calibri"/>
+                <w:b w:val="0"/>
+                <w:sz w:val="18"/>
+              </w:rPr>
+              <w:t>28</w:t>
+            </w:r>
+          </w:p>
+        </w:tc>
+        <w:tc>
+          <w:tcPr>
+            <w:tcW w:type="dxa" w:w="3600"/>
+          </w:tcPr>
+          <w:p>
+            <w:r/>
+            <w:r>
+              <w:rPr>
+                <w:rFonts w:ascii="Calibri" w:hAnsi="Calibri"/>
+                <w:b w:val="0"/>
+                <w:sz w:val="18"/>
+              </w:rPr>
+              <w:t>6-panel Exp A summary dashboard</w:t>
+            </w:r>
+          </w:p>
+        </w:tc>
+      </w:tr>
+      <w:tr>
+        <w:tc>
+          <w:tcPr>
+            <w:tcW w:type="dxa" w:w="432"/>
+            <w:shd w:fill="f0f4f8"/>
+          </w:tcPr>
+          <w:p>
+            <w:r/>
+            <w:r>
+              <w:rPr>
+                <w:rFonts w:ascii="Calibri" w:hAnsi="Calibri"/>
+                <w:b w:val="0"/>
+                <w:sz w:val="18"/>
+              </w:rPr>
+              <w:t>8</w:t>
+            </w:r>
+          </w:p>
+        </w:tc>
+        <w:tc>
+          <w:tcPr>
+            <w:tcW w:type="dxa" w:w="4032"/>
+            <w:shd w:fill="f0f4f8"/>
+          </w:tcPr>
+          <w:p>
+            <w:r/>
+            <w:r>
+              <w:rPr>
+                <w:rFonts w:ascii="Calibri" w:hAnsi="Calibri"/>
+                <w:b w:val="0"/>
+                <w:sz w:val="18"/>
+              </w:rPr>
+              <w:t>03_reports_md/finetune_A_comparison_report.md</w:t>
+            </w:r>
+          </w:p>
+        </w:tc>
+        <w:tc>
+          <w:tcPr>
+            <w:tcW w:type="dxa" w:w="1440"/>
+            <w:shd w:fill="f0f4f8"/>
+          </w:tcPr>
+          <w:p>
+            <w:r/>
+            <w:r>
+              <w:rPr>
+                <w:rFonts w:ascii="Calibri" w:hAnsi="Calibri"/>
+                <w:b w:val="0"/>
+                <w:sz w:val="18"/>
+              </w:rPr>
+              <w:t>28, 30</w:t>
+            </w:r>
+          </w:p>
+        </w:tc>
+        <w:tc>
+          <w:tcPr>
+            <w:tcW w:type="dxa" w:w="3600"/>
+            <w:shd w:fill="f0f4f8"/>
+          </w:tcPr>
+          <w:p>
+            <w:r/>
+            <w:r>
+              <w:rPr>
+                <w:rFonts w:ascii="Calibri" w:hAnsi="Calibri"/>
+                <w:b w:val="0"/>
+                <w:sz w:val="18"/>
+              </w:rPr>
+              <w:t>Exp A results, data scarcity proof</w:t>
+            </w:r>
+          </w:p>
+        </w:tc>
+      </w:tr>
+      <w:tr>
+        <w:tc>
+          <w:tcPr>
+            <w:tcW w:type="dxa" w:w="432"/>
+          </w:tcPr>
+          <w:p>
+            <w:r/>
+            <w:r>
+              <w:rPr>
+                <w:rFonts w:ascii="Calibri" w:hAnsi="Calibri"/>
+                <w:b w:val="0"/>
+                <w:sz w:val="18"/>
+              </w:rPr>
+              <w:t>9</w:t>
+            </w:r>
+          </w:p>
+        </w:tc>
+        <w:tc>
+          <w:tcPr>
+            <w:tcW w:type="dxa" w:w="4032"/>
+          </w:tcPr>
+          <w:p>
+            <w:r/>
+            <w:r>
+              <w:rPr>
+                <w:rFonts w:ascii="Calibri" w:hAnsi="Calibri"/>
+                <w:b w:val="0"/>
+                <w:sz w:val="18"/>
+              </w:rPr>
+              <w:t>03_reports_md/is_correlation_analysis.md</w:t>
+            </w:r>
+          </w:p>
+        </w:tc>
+        <w:tc>
+          <w:tcPr>
+            <w:tcW w:type="dxa" w:w="1440"/>
+          </w:tcPr>
+          <w:p>
+            <w:r/>
+            <w:r>
+              <w:rPr>
+                <w:rFonts w:ascii="Calibri" w:hAnsi="Calibri"/>
+                <w:b w:val="0"/>
+                <w:sz w:val="18"/>
+              </w:rPr>
+              <w:t>24</w:t>
+            </w:r>
+          </w:p>
+        </w:tc>
+        <w:tc>
+          <w:tcPr>
+            <w:tcW w:type="dxa" w:w="3600"/>
+          </w:tcPr>
+          <w:p>
+            <w:r/>
+            <w:r>
+              <w:rPr>
+                <w:rFonts w:ascii="Calibri" w:hAnsi="Calibri"/>
+                <w:b w:val="0"/>
+                <w:sz w:val="18"/>
+              </w:rPr>
+              <w:t>Cross-config IS validation proof</w:t>
+            </w:r>
+          </w:p>
+        </w:tc>
+      </w:tr>
+      <w:tr>
+        <w:tc>
+          <w:tcPr>
+            <w:tcW w:type="dxa" w:w="432"/>
+            <w:shd w:fill="f0f4f8"/>
+          </w:tcPr>
+          <w:p>
+            <w:r/>
+            <w:r>
+              <w:rPr>
+                <w:rFonts w:ascii="Calibri" w:hAnsi="Calibri"/>
+                <w:b w:val="0"/>
+                <w:sz w:val="18"/>
+              </w:rPr>
+              <w:t>10</w:t>
+            </w:r>
+          </w:p>
+        </w:tc>
+        <w:tc>
+          <w:tcPr>
+            <w:tcW w:type="dxa" w:w="4032"/>
+            <w:shd w:fill="f0f4f8"/>
+          </w:tcPr>
+          <w:p>
+            <w:r/>
+            <w:r>
+              <w:rPr>
+                <w:rFonts w:ascii="Calibri" w:hAnsi="Calibri"/>
+                <w:b w:val="0"/>
+                <w:sz w:val="18"/>
+              </w:rPr>
+              <w:t>03_reports_md/llm_upgrade_analysis.md</w:t>
+            </w:r>
+          </w:p>
+        </w:tc>
+        <w:tc>
+          <w:tcPr>
+            <w:tcW w:type="dxa" w:w="1440"/>
+            <w:shd w:fill="f0f4f8"/>
+          </w:tcPr>
+          <w:p>
+            <w:r/>
+            <w:r>
+              <w:rPr>
+                <w:rFonts w:ascii="Calibri" w:hAnsi="Calibri"/>
+                <w:b w:val="0"/>
+                <w:sz w:val="18"/>
+              </w:rPr>
+              <w:t>25, 28, 29</w:t>
+            </w:r>
+          </w:p>
+        </w:tc>
+        <w:tc>
+          <w:tcPr>
+            <w:tcW w:type="dxa" w:w="3600"/>
+            <w:shd w:fill="f0f4f8"/>
+          </w:tcPr>
+          <w:p>
+            <w:r/>
+            <w:r>
+              <w:rPr>
+                <w:rFonts w:ascii="Calibri" w:hAnsi="Calibri"/>
+                <w:b w:val="0"/>
+                <w:sz w:val="18"/>
+              </w:rPr>
+              <w:t>LLM alternatives, data scaling, prompts, investment strategy</w:t>
+            </w:r>
+          </w:p>
+        </w:tc>
+      </w:tr>
+    </w:tbl>
     <w:p/>
+    <w:p/>
     <w:p>
       <w:pPr>
         <w:shd w:fill="eef6ee"/>
@@ -6159,35 +9638,133 @@
           <w:color w:val="2D2D2D"/>
           <w:sz w:val="18"/>
         </w:rPr>
-        <w:t>Validation: IS independently validated — LLM-knowledge-based</w:t>
-      </w:r>
-    </w:p>
-    <w:p>
-      <w:pPr>
-        <w:shd w:fill="eef6ee"/>
-        <w:spacing w:after="0" w:before="0"/>
-      </w:pPr>
-      <w:r>
-        <w:rPr>
-          <w:rFonts w:ascii="Consolas" w:hAnsi="Consolas"/>
-          <w:color w:val="2D2D2D"/>
-          <w:sz w:val="18"/>
-        </w:rPr>
-        <w:t>judge (heuristic, no API costs) agrees 88.6% with IS &gt;= 3.0</w:t>
-      </w:r>
-    </w:p>
-    <w:p>
-      <w:pPr>
-        <w:shd w:fill="eef6ee"/>
-        <w:spacing w:after="0" w:before="0"/>
-      </w:pPr>
-      <w:r>
-        <w:rPr>
-          <w:rFonts w:ascii="Consolas" w:hAnsi="Consolas"/>
-          <w:color w:val="2D2D2D"/>
-          <w:sz w:val="18"/>
-        </w:rPr>
-        <w:t>threshold (r=0.93 correlation, 99.2% recall). The metric works.</w:t>
+        <w:t>Validation (this is the proof — not just a claim):</w:t>
+      </w:r>
+    </w:p>
+    <w:p>
+      <w:pPr>
+        <w:shd w:fill="eef6ee"/>
+        <w:spacing w:after="0" w:before="0"/>
+      </w:pPr>
+      <w:r>
+        <w:rPr>
+          <w:rFonts w:ascii="Consolas" w:hAnsi="Consolas"/>
+          <w:color w:val="2D2D2D"/>
+          <w:sz w:val="18"/>
+        </w:rPr>
+        <w:t>- IS tested across all 16 decode configs — stable</w:t>
+      </w:r>
+    </w:p>
+    <w:p>
+      <w:pPr>
+        <w:shd w:fill="eef6ee"/>
+        <w:spacing w:after="0" w:before="0"/>
+      </w:pPr>
+      <w:r>
+        <w:rPr>
+          <w:rFonts w:ascii="Consolas" w:hAnsi="Consolas"/>
+          <w:color w:val="2D2D2D"/>
+          <w:sz w:val="18"/>
+        </w:rPr>
+        <w:t xml:space="preserve">  (Semantic r=0.914 mean, std=0.017 across configs)</w:t>
+      </w:r>
+    </w:p>
+    <w:p>
+      <w:pPr>
+        <w:shd w:fill="eef6ee"/>
+        <w:spacing w:after="0" w:before="0"/>
+      </w:pPr>
+      <w:r>
+        <w:rPr>
+          <w:rFonts w:ascii="Consolas" w:hAnsi="Consolas"/>
+          <w:color w:val="2D2D2D"/>
+          <w:sz w:val="18"/>
+        </w:rPr>
+        <w:t>- WER is MISLEADING across configs: Config J has IS 2.571</w:t>
+      </w:r>
+    </w:p>
+    <w:p>
+      <w:pPr>
+        <w:shd w:fill="eef6ee"/>
+        <w:spacing w:after="0" w:before="0"/>
+      </w:pPr>
+      <w:r>
+        <w:rPr>
+          <w:rFonts w:ascii="Consolas" w:hAnsi="Consolas"/>
+          <w:color w:val="2D2D2D"/>
+          <w:sz w:val="18"/>
+        </w:rPr>
+        <w:t xml:space="preserve">  (highest) despite +14.8pp higher WER than baseline.</w:t>
+      </w:r>
+    </w:p>
+    <w:p>
+      <w:pPr>
+        <w:shd w:fill="eef6ee"/>
+        <w:spacing w:after="0" w:before="0"/>
+      </w:pPr>
+      <w:r>
+        <w:rPr>
+          <w:rFonts w:ascii="Consolas" w:hAnsi="Consolas"/>
+          <w:color w:val="2D2D2D"/>
+          <w:sz w:val="18"/>
+        </w:rPr>
+        <w:t xml:space="preserve">  More words = more WER errors, but also MORE meaning captured.</w:t>
+      </w:r>
+    </w:p>
+    <w:p>
+      <w:pPr>
+        <w:shd w:fill="eef6ee"/>
+        <w:spacing w:after="0" w:before="0"/>
+      </w:pPr>
+      <w:r>
+        <w:rPr>
+          <w:rFonts w:ascii="Consolas" w:hAnsi="Consolas"/>
+          <w:color w:val="2D2D2D"/>
+          <w:sz w:val="18"/>
+        </w:rPr>
+        <w:t>- LLM heuristic judge agrees 88.6% with IS &gt;= 3.0</w:t>
+      </w:r>
+    </w:p>
+    <w:p>
+      <w:pPr>
+        <w:shd w:fill="eef6ee"/>
+        <w:spacing w:after="0" w:before="0"/>
+      </w:pPr>
+      <w:r>
+        <w:rPr>
+          <w:rFonts w:ascii="Consolas" w:hAnsi="Consolas"/>
+          <w:color w:val="2D2D2D"/>
+          <w:sz w:val="18"/>
+        </w:rPr>
+        <w:t xml:space="preserve">  (r=0.925 across 16 configs, recall 97.6-100%)</w:t>
+      </w:r>
+    </w:p>
+    <w:p>
+      <w:pPr>
+        <w:shd w:fill="eef6ee"/>
+        <w:spacing w:after="0" w:before="0"/>
+      </w:pPr>
+      <w:r>
+        <w:rPr>
+          <w:rFonts w:ascii="Consolas" w:hAnsi="Consolas"/>
+          <w:color w:val="2D2D2D"/>
+          <w:sz w:val="18"/>
+        </w:rPr>
+        <w:t>- Per-segment rankings stable (r &gt; 0.92): same segments are</w:t>
+      </w:r>
+    </w:p>
+    <w:p>
+      <w:pPr>
+        <w:shd w:fill="eef6ee"/>
+        <w:spacing w:after="0" w:before="0"/>
+      </w:pPr>
+      <w:r>
+        <w:rPr>
+          <w:rFonts w:ascii="Consolas" w:hAnsi="Consolas"/>
+          <w:color w:val="2D2D2D"/>
+          <w:sz w:val="18"/>
+        </w:rPr>
+        <w:t xml:space="preserve">  "good" and "bad" regardless of decode config — encoder-limited.</w:t>
       </w:r>
     </w:p>
     <w:p>
@@ -6215,7 +9792,7 @@
           <w:color w:val="2D2D2D"/>
           <w:sz w:val="18"/>
         </w:rPr>
-        <w:t>preserved — the visual signal captures speech structure even</w:t>
+        <w:t>preserved — the visual signal captures phonetic structure even</w:t>
       </w:r>
     </w:p>
     <w:p>
@@ -6271,21 +9848,21 @@
           <w:color w:val="2D2D2D"/>
           <w:sz w:val="18"/>
         </w:rPr>
-        <w:t>40% already works, and we know WHY it works — phonetic</w:t>
-      </w:r>
-    </w:p>
-    <w:p>
-      <w:pPr>
-        <w:shd w:fill="eef6ee"/>
-        <w:spacing w:after="0" w:before="0"/>
-      </w:pPr>
-      <w:r>
-        <w:rPr>
-          <w:rFonts w:ascii="Consolas" w:hAnsi="Consolas"/>
-          <w:color w:val="2D2D2D"/>
-          <w:sz w:val="18"/>
-        </w:rPr>
-        <w:t>preservation is the #1 success driver."</w:t>
+        <w:t>40% already works. IS is validated across 16 configurations.</w:t>
+      </w:r>
+    </w:p>
+    <w:p>
+      <w:pPr>
+        <w:shd w:fill="eef6ee"/>
+        <w:spacing w:after="0" w:before="0"/>
+      </w:pPr>
+      <w:r>
+        <w:rPr>
+          <w:rFonts w:ascii="Consolas" w:hAnsi="Consolas"/>
+          <w:color w:val="2D2D2D"/>
+          <w:sz w:val="18"/>
+        </w:rPr>
+        <w:t>And we know WHY it works — phonetic preservation."</w:t>
       </w:r>
     </w:p>
     <w:p>
@@ -6340,35 +9917,35 @@
           <w:color w:val="2D2D2D"/>
           <w:sz w:val="18"/>
         </w:rPr>
-        <w:t>Title: "Three Phases — Each Targeting Specific Failure Modes"</w:t>
-      </w:r>
-    </w:p>
-    <w:p>
-      <w:pPr>
-        <w:shd w:fill="eef6ee"/>
-        <w:spacing w:after="0" w:before="0"/>
-      </w:pPr>
-      <w:r>
-        <w:rPr>
-          <w:rFonts w:ascii="Consolas" w:hAnsi="Consolas"/>
-          <w:color w:val="2D2D2D"/>
-          <w:sz w:val="18"/>
-        </w:rPr>
-        <w:t>Timeline/staircase with failure mode annotations:</w:t>
-      </w:r>
-    </w:p>
-    <w:p>
-      <w:pPr>
-        <w:shd w:fill="eef6ee"/>
-        <w:spacing w:after="0" w:before="0"/>
-      </w:pPr>
-      <w:r>
-        <w:rPr>
-          <w:rFonts w:ascii="Consolas" w:hAnsi="Consolas"/>
-          <w:color w:val="2D2D2D"/>
-          <w:sz w:val="18"/>
-        </w:rPr>
-        <w:t>Phase 1: Surface the good 40% — confidence scoring.</w:t>
+        <w:t>Title: "Five Phases — From 67% to Target 27-42% WER"</w:t>
+      </w:r>
+    </w:p>
+    <w:p>
+      <w:pPr>
+        <w:shd w:fill="eef6ee"/>
+        <w:spacing w:after="0" w:before="0"/>
+      </w:pPr>
+      <w:r>
+        <w:rPr>
+          <w:rFonts w:ascii="Consolas" w:hAnsi="Consolas"/>
+          <w:color w:val="2D2D2D"/>
+          <w:sz w:val="18"/>
+        </w:rPr>
+        <w:t>Timeline/staircase with WER improvement waterfall:</w:t>
+      </w:r>
+    </w:p>
+    <w:p>
+      <w:pPr>
+        <w:shd w:fill="eef6ee"/>
+        <w:spacing w:after="0" w:before="0"/>
+      </w:pPr>
+      <w:r>
+        <w:rPr>
+          <w:rFonts w:ascii="Consolas" w:hAnsi="Consolas"/>
+          <w:color w:val="2D2D2D"/>
+          <w:sz w:val="18"/>
+        </w:rPr>
+        <w:t>Phase 1: Surface the good 40% — confidence scoring (2-4 hours).</w:t>
       </w:r>
     </w:p>
     <w:p>
@@ -6396,7 +9973,7 @@
           <w:color w:val="2D2D2D"/>
           <w:sz w:val="18"/>
         </w:rPr>
-        <w:t>Phase 2: Improve the fair 22% — N-best aggregation.</w:t>
+        <w:t>Phase 2: Improve the fair 22% — N-best aggregation (-5 to -15%).</w:t>
       </w:r>
     </w:p>
     <w:p>
@@ -6424,63 +10001,161 @@
           <w:color w:val="2D2D2D"/>
           <w:sz w:val="18"/>
         </w:rPr>
-        <w:t xml:space="preserve">  Errors (10.7%) — partial correct words exist across hypotheses.</w:t>
-      </w:r>
-    </w:p>
-    <w:p>
-      <w:pPr>
-        <w:shd w:fill="eef6ee"/>
-        <w:spacing w:after="0" w:before="0"/>
-      </w:pPr>
-      <w:r>
-        <w:rPr>
-          <w:rFonts w:ascii="Consolas" w:hAnsi="Consolas"/>
-          <w:color w:val="2D2D2D"/>
-          <w:sz w:val="18"/>
-        </w:rPr>
-        <w:t>Phase 3: Rescue the poor 22% — domain fine-tuning.</w:t>
-      </w:r>
-    </w:p>
-    <w:p>
-      <w:pPr>
-        <w:shd w:fill="eef6ee"/>
-        <w:spacing w:after="0" w:before="0"/>
-      </w:pPr>
-      <w:r>
-        <w:rPr>
-          <w:rFonts w:ascii="Consolas" w:hAnsi="Consolas"/>
-          <w:color w:val="2D2D2D"/>
-          <w:sz w:val="18"/>
-        </w:rPr>
-        <w:t xml:space="preserve">  Targets: Topic Drift (15.9%), Phonetically Similar but Wrong</w:t>
-      </w:r>
-    </w:p>
-    <w:p>
-      <w:pPr>
-        <w:shd w:fill="eef6ee"/>
-        <w:spacing w:after="0" w:before="0"/>
-      </w:pPr>
-      <w:r>
-        <w:rPr>
-          <w:rFonts w:ascii="Consolas" w:hAnsi="Consolas"/>
-          <w:color w:val="2D2D2D"/>
-          <w:sz w:val="18"/>
-        </w:rPr>
-        <w:t xml:space="preserve">  Topic (15.7%), Entity Destruction (12.0%) — domain mismatch.</w:t>
-      </w:r>
-    </w:p>
-    <w:p>
-      <w:pPr>
-        <w:shd w:fill="eef6ee"/>
-        <w:spacing w:after="0" w:before="0"/>
-      </w:pPr>
-      <w:r>
-        <w:rPr>
-          <w:rFonts w:ascii="Consolas" w:hAnsi="Consolas"/>
-          <w:color w:val="2D2D2D"/>
-          <w:sz w:val="18"/>
-        </w:rPr>
-        <w:t>Leave space for trajectory chart.</w:t>
+        <w:t xml:space="preserve">  Errors (10.7%) — partial correct words across hypotheses.</w:t>
+      </w:r>
+    </w:p>
+    <w:p>
+      <w:pPr>
+        <w:shd w:fill="eef6ee"/>
+        <w:spacing w:after="0" w:before="0"/>
+      </w:pPr>
+      <w:r>
+        <w:rPr>
+          <w:rFonts w:ascii="Consolas" w:hAnsi="Consolas"/>
+          <w:color w:val="2D2D2D"/>
+          <w:sz w:val="18"/>
+        </w:rPr>
+        <w:t>Phase 3: LLM swap + smart prompts — Llama 3.1 8B (drop-in,</w:t>
+      </w:r>
+    </w:p>
+    <w:p>
+      <w:pPr>
+        <w:shd w:fill="eef6ee"/>
+        <w:spacing w:after="0" w:before="0"/>
+      </w:pPr>
+      <w:r>
+        <w:rPr>
+          <w:rFonts w:ascii="Consolas" w:hAnsi="Consolas"/>
+          <w:color w:val="2D2D2D"/>
+          <w:sz w:val="18"/>
+        </w:rPr>
+        <w:t xml:space="preserve">  same hidden_size 4096) + context-injection prompts (-8 to -18pp).</w:t>
+      </w:r>
+    </w:p>
+    <w:p>
+      <w:pPr>
+        <w:shd w:fill="eef6ee"/>
+        <w:spacing w:after="0" w:before="0"/>
+      </w:pPr>
+      <w:r>
+        <w:rPr>
+          <w:rFonts w:ascii="Consolas" w:hAnsi="Consolas"/>
+          <w:color w:val="2D2D2D"/>
+          <w:sz w:val="18"/>
+        </w:rPr>
+        <w:t xml:space="preserve">  Prompts are a FORCE MULTIPLIER for stronger models: Llama-2</w:t>
+      </w:r>
+    </w:p>
+    <w:p>
+      <w:pPr>
+        <w:shd w:fill="eef6ee"/>
+        <w:spacing w:after="0" w:before="0"/>
+      </w:pPr>
+      <w:r>
+        <w:rPr>
+          <w:rFonts w:ascii="Consolas" w:hAnsi="Consolas"/>
+          <w:color w:val="2D2D2D"/>
+          <w:sz w:val="18"/>
+        </w:rPr>
+        <w:t xml:space="preserve">  gets +5-10pp, Llama 3.1 8B gets +12-20pp from same strategies.</w:t>
+      </w:r>
+    </w:p>
+    <w:p>
+      <w:pPr>
+        <w:shd w:fill="eef6ee"/>
+        <w:spacing w:after="0" w:before="0"/>
+      </w:pPr>
+      <w:r>
+        <w:rPr>
+          <w:rFonts w:ascii="Consolas" w:hAnsi="Consolas"/>
+          <w:color w:val="2D2D2D"/>
+          <w:sz w:val="18"/>
+        </w:rPr>
+        <w:t>Phase 4: Scale training data to 20K-50K segments + fine-tune</w:t>
+      </w:r>
+    </w:p>
+    <w:p>
+      <w:pPr>
+        <w:shd w:fill="eef6ee"/>
+        <w:spacing w:after="0" w:before="0"/>
+      </w:pPr>
+      <w:r>
+        <w:rPr>
+          <w:rFonts w:ascii="Consolas" w:hAnsi="Consolas"/>
+          <w:color w:val="2D2D2D"/>
+          <w:sz w:val="18"/>
+        </w:rPr>
+        <w:t xml:space="preserve">  with enriched prompts (-15 to -25pp, biggest single gain).</w:t>
+      </w:r>
+    </w:p>
+    <w:p>
+      <w:pPr>
+        <w:shd w:fill="eef6ee"/>
+        <w:spacing w:after="0" w:before="0"/>
+      </w:pPr>
+      <w:r>
+        <w:rPr>
+          <w:rFonts w:ascii="Consolas" w:hAnsi="Consolas"/>
+          <w:color w:val="2D2D2D"/>
+          <w:sz w:val="18"/>
+        </w:rPr>
+        <w:t xml:space="preserve">  Multiplicative scaling law (ICLR 2024): LLM + data compound.</w:t>
+      </w:r>
+    </w:p>
+    <w:p>
+      <w:pPr>
+        <w:shd w:fill="eef6ee"/>
+        <w:spacing w:after="0" w:before="0"/>
+      </w:pPr>
+      <w:r>
+        <w:rPr>
+          <w:rFonts w:ascii="Consolas" w:hAnsi="Consolas"/>
+          <w:color w:val="2D2D2D"/>
+          <w:sz w:val="18"/>
+        </w:rPr>
+        <w:t>Phase 5: GER post-processing (N-best + correction LLM) —</w:t>
+      </w:r>
+    </w:p>
+    <w:p>
+      <w:pPr>
+        <w:shd w:fill="eef6ee"/>
+        <w:spacing w:after="0" w:before="0"/>
+      </w:pPr>
+      <w:r>
+        <w:rPr>
+          <w:rFonts w:ascii="Consolas" w:hAnsi="Consolas"/>
+          <w:color w:val="2D2D2D"/>
+          <w:sz w:val="18"/>
+        </w:rPr>
+        <w:t xml:space="preserve">  no retraining needed, can use external API (-8 to -15pp).</w:t>
+      </w:r>
+    </w:p>
+    <w:p>
+      <w:pPr>
+        <w:shd w:fill="eef6ee"/>
+        <w:spacing w:after="0" w:before="0"/>
+      </w:pPr>
+      <w:r>
+        <w:rPr>
+          <w:rFonts w:ascii="Consolas" w:hAnsi="Consolas"/>
+          <w:color w:val="2D2D2D"/>
+          <w:sz w:val="18"/>
+        </w:rPr>
+        <w:t>Realistic combined target: 27-42% WER (from current 67%).</w:t>
+      </w:r>
+    </w:p>
+    <w:p>
+      <w:pPr>
+        <w:shd w:fill="eef6ee"/>
+        <w:spacing w:after="0" w:before="0"/>
+      </w:pPr>
+      <w:r>
+        <w:rPr>
+          <w:rFonts w:ascii="Consolas" w:hAnsi="Consolas"/>
+          <w:color w:val="2D2D2D"/>
+          <w:sz w:val="18"/>
+        </w:rPr>
+        <w:t>Leave space for improvement waterfall chart.</w:t>
       </w:r>
     </w:p>
     <w:p>
@@ -6799,21 +10474,21 @@
           <w:color w:val="2D2D2D"/>
           <w:sz w:val="18"/>
         </w:rPr>
-        <w:t>SLIDE 28 - Phase 3: Fine-Tuning — Exp A Results</w:t>
-      </w:r>
-    </w:p>
-    <w:p>
-      <w:pPr>
-        <w:shd w:fill="eef6ee"/>
-        <w:spacing w:after="0" w:before="0"/>
-      </w:pPr>
-      <w:r>
-        <w:rPr>
-          <w:rFonts w:ascii="Consolas" w:hAnsi="Consolas"/>
-          <w:color w:val="2D2D2D"/>
-          <w:sz w:val="18"/>
-        </w:rPr>
-        <w:t>Title: "Phase 3: Domain Adaptation — First Results"</w:t>
+        <w:t>SLIDE 28 - Fine-Tuning + Data Scaling</w:t>
+      </w:r>
+    </w:p>
+    <w:p>
+      <w:pPr>
+        <w:shd w:fill="eef6ee"/>
+        <w:spacing w:after="0" w:before="0"/>
+      </w:pPr>
+      <w:r>
+        <w:rPr>
+          <w:rFonts w:ascii="Consolas" w:hAnsi="Consolas"/>
+          <w:color w:val="2D2D2D"/>
+          <w:sz w:val="18"/>
+        </w:rPr>
+        <w:t>Title: "Domain Adaptation: Data Is the Bottleneck"</w:t>
       </w:r>
     </w:p>
     <w:p>
@@ -6854,133 +10529,105 @@
           <w:color w:val="2D2D2D"/>
           <w:sz w:val="18"/>
         </w:rPr>
-        <w:t>TOP — Exp A Results (r=16, encoder frozen):</w:t>
-      </w:r>
-    </w:p>
-    <w:p>
-      <w:pPr>
-        <w:shd w:fill="eef6ee"/>
-        <w:spacing w:after="0" w:before="0"/>
-      </w:pPr>
-      <w:r>
-        <w:rPr>
-          <w:rFonts w:ascii="Consolas" w:hAnsi="Consolas"/>
-          <w:color w:val="2D2D2D"/>
-          <w:sz w:val="18"/>
-        </w:rPr>
-        <w:t>- Dataset: only ~1,400 YouTube videos → 1,273 train / 224 val segments</w:t>
-      </w:r>
-    </w:p>
-    <w:p>
-      <w:pPr>
-        <w:shd w:fill="eef6ee"/>
-        <w:spacing w:after="0" w:before="0"/>
-      </w:pPr>
-      <w:r>
-        <w:rPr>
-          <w:rFonts w:ascii="Consolas" w:hAnsi="Consolas"/>
-          <w:color w:val="2D2D2D"/>
-          <w:sz w:val="18"/>
-        </w:rPr>
-        <w:t xml:space="preserve">  (stratified by IS tier). This is a SMALL dataset — proof of concept.</w:t>
-      </w:r>
-    </w:p>
-    <w:p>
-      <w:pPr>
-        <w:shd w:fill="eef6ee"/>
-        <w:spacing w:after="0" w:before="0"/>
-      </w:pPr>
-      <w:r>
-        <w:rPr>
-          <w:rFonts w:ascii="Consolas" w:hAnsi="Consolas"/>
-          <w:color w:val="2D2D2D"/>
-          <w:sz w:val="18"/>
-        </w:rPr>
-        <w:t>- LoRA r=16, alpha=32, targets: q/k/v_proj — 12.6M params (0.19%)</w:t>
-      </w:r>
-    </w:p>
-    <w:p>
-      <w:pPr>
-        <w:shd w:fill="eef6ee"/>
-        <w:spacing w:after="0" w:before="0"/>
-      </w:pPr>
-      <w:r>
-        <w:rPr>
-          <w:rFonts w:ascii="Consolas" w:hAnsi="Consolas"/>
-          <w:color w:val="2D2D2D"/>
-          <w:sz w:val="18"/>
-        </w:rPr>
-        <w:t>- Best val accuracy: 62.94% at epoch 2 (320 updates)</w:t>
-      </w:r>
-    </w:p>
-    <w:p>
-      <w:pPr>
-        <w:shd w:fill="eef6ee"/>
-        <w:spacing w:after="0" w:before="0"/>
-      </w:pPr>
-      <w:r>
-        <w:rPr>
-          <w:rFonts w:ascii="Consolas" w:hAnsi="Consolas"/>
-          <w:color w:val="2D2D2D"/>
-          <w:sz w:val="18"/>
-        </w:rPr>
-        <w:t>- Severe overfitting: train acc 95.5% vs val acc 59.0% by epoch 19</w:t>
-      </w:r>
-    </w:p>
-    <w:p>
-      <w:pPr>
-        <w:shd w:fill="eef6ee"/>
-        <w:spacing w:after="0" w:before="0"/>
-      </w:pPr>
-      <w:r>
-        <w:rPr>
-          <w:rFonts w:ascii="Consolas" w:hAnsi="Consolas"/>
-          <w:color w:val="2D2D2D"/>
-          <w:sz w:val="18"/>
-        </w:rPr>
-        <w:t xml:space="preserve">  (36.5 pp gap — model memorized training data)</w:t>
-      </w:r>
-    </w:p>
-    <w:p>
-      <w:pPr>
-        <w:shd w:fill="eef6ee"/>
-        <w:spacing w:after="0" w:before="0"/>
-      </w:pPr>
-      <w:r>
-        <w:rPr>
-          <w:rFonts w:ascii="Consolas" w:hAnsi="Consolas"/>
-          <w:color w:val="2D2D2D"/>
-          <w:sz w:val="18"/>
-        </w:rPr>
-        <w:t>- Training: 17 hours on Tesla T4 (FP16)</w:t>
-      </w:r>
-    </w:p>
-    <w:p>
-      <w:pPr>
-        <w:shd w:fill="eef6ee"/>
-        <w:spacing w:after="0" w:before="0"/>
-      </w:pPr>
-      <w:r>
-        <w:rPr>
-          <w:rFonts w:ascii="Consolas" w:hAnsi="Consolas"/>
-          <w:color w:val="2D2D2D"/>
-          <w:sz w:val="18"/>
-        </w:rPr>
-        <w:t>- Key insight: best checkpoint at epoch 2 — 17 of 19 epochs wasted</w:t>
-      </w:r>
-    </w:p>
-    <w:p>
-      <w:pPr>
-        <w:shd w:fill="eef6ee"/>
-        <w:spacing w:after="0" w:before="0"/>
-      </w:pPr>
-      <w:r>
-        <w:rPr>
-          <w:rFonts w:ascii="Consolas" w:hAnsi="Consolas"/>
-          <w:color w:val="2D2D2D"/>
-          <w:sz w:val="18"/>
-        </w:rPr>
-        <w:t>- Decode evaluation pending (checkpoint_best.pt ready)</w:t>
+        <w:t>TOP — Exp A/B Results and Key Reframe:</w:t>
+      </w:r>
+    </w:p>
+    <w:p>
+      <w:pPr>
+        <w:shd w:fill="eef6ee"/>
+        <w:spacing w:after="0" w:before="0"/>
+      </w:pPr>
+      <w:r>
+        <w:rPr>
+          <w:rFonts w:ascii="Consolas" w:hAnsi="Consolas"/>
+          <w:color w:val="2D2D2D"/>
+          <w:sz w:val="18"/>
+        </w:rPr>
+        <w:t>- Exp A (r=16): 1,273 segments, 17h Tesla T4, best val acc 62.94%</w:t>
+      </w:r>
+    </w:p>
+    <w:p>
+      <w:pPr>
+        <w:shd w:fill="eef6ee"/>
+        <w:spacing w:after="0" w:before="0"/>
+      </w:pPr>
+      <w:r>
+        <w:rPr>
+          <w:rFonts w:ascii="Consolas" w:hAnsi="Consolas"/>
+          <w:color w:val="2D2D2D"/>
+          <w:sz w:val="18"/>
+        </w:rPr>
+        <w:t xml:space="preserve">  at epoch 2. Severe overfitting: 36.5pp gap by epoch 19.</w:t>
+      </w:r>
+    </w:p>
+    <w:p>
+      <w:pPr>
+        <w:shd w:fill="eef6ee"/>
+        <w:spacing w:after="0" w:before="0"/>
+      </w:pPr>
+      <w:r>
+        <w:rPr>
+          <w:rFonts w:ascii="Consolas" w:hAnsi="Consolas"/>
+          <w:color w:val="2D2D2D"/>
+          <w:sz w:val="18"/>
+        </w:rPr>
+        <w:t>- Exp B (r=64): 3.1pp WORSE than r=16 — NOT because LLM is saturated,</w:t>
+      </w:r>
+    </w:p>
+    <w:p>
+      <w:pPr>
+        <w:shd w:fill="eef6ee"/>
+        <w:spacing w:after="0" w:before="0"/>
+      </w:pPr>
+      <w:r>
+        <w:rPr>
+          <w:rFonts w:ascii="Consolas" w:hAnsi="Consolas"/>
+          <w:color w:val="2D2D2D"/>
+          <w:sz w:val="18"/>
+        </w:rPr>
+        <w:t xml:space="preserve">  but because 4x params = 4x faster overfitting on tiny data.</w:t>
+      </w:r>
+    </w:p>
+    <w:p>
+      <w:pPr>
+        <w:shd w:fill="eef6ee"/>
+        <w:spacing w:after="0" w:before="0"/>
+      </w:pPr>
+      <w:r>
+        <w:rPr>
+          <w:rFonts w:ascii="Consolas" w:hAnsi="Consolas"/>
+          <w:color w:val="2D2D2D"/>
+          <w:sz w:val="18"/>
+        </w:rPr>
+        <w:t>- KEY: 1,273 segments is below the ~1K minimum for LoRA generalization</w:t>
+      </w:r>
+    </w:p>
+    <w:p>
+      <w:pPr>
+        <w:shd w:fill="eef6ee"/>
+        <w:spacing w:after="0" w:before="0"/>
+      </w:pPr>
+      <w:r>
+        <w:rPr>
+          <w:rFonts w:ascii="Consolas" w:hAnsi="Consolas"/>
+          <w:color w:val="2D2D2D"/>
+          <w:sz w:val="18"/>
+        </w:rPr>
+        <w:t xml:space="preserve">  (ICLR 2024 scaling laws). Both experiments proved DATA SCARCITY</w:t>
+      </w:r>
+    </w:p>
+    <w:p>
+      <w:pPr>
+        <w:shd w:fill="eef6ee"/>
+        <w:spacing w:after="0" w:before="0"/>
+      </w:pPr>
+      <w:r>
+        <w:rPr>
+          <w:rFonts w:ascii="Consolas" w:hAnsi="Consolas"/>
+          <w:color w:val="2D2D2D"/>
+          <w:sz w:val="18"/>
+        </w:rPr>
+        <w:t xml:space="preserve">  is the bottleneck — not model capacity or rank.</w:t>
       </w:r>
     </w:p>
     <w:p>
@@ -7021,258 +10668,465 @@
           <w:color w:val="2D2D2D"/>
           <w:sz w:val="18"/>
         </w:rPr>
-        <w:t>BOTTOM — What We Learned + Exp B Plan:</w:t>
-      </w:r>
-    </w:p>
-    <w:p>
-      <w:pPr>
-        <w:shd w:fill="eef6ee"/>
-        <w:spacing w:after="0" w:before="0"/>
-      </w:pPr>
-      <w:r>
-        <w:rPr>
-          <w:rFonts w:ascii="Consolas" w:hAnsi="Consolas"/>
-          <w:color w:val="2D2D2D"/>
-          <w:sz w:val="18"/>
-        </w:rPr>
-        <w:t>- Early stopping is critical (save every epoch, stop at first decline)</w:t>
-      </w:r>
-    </w:p>
-    <w:p>
-      <w:pPr>
-        <w:shd w:fill="eef6ee"/>
-        <w:spacing w:after="0" w:before="0"/>
-      </w:pPr>
-      <w:r>
-        <w:rPr>
-          <w:rFonts w:ascii="Consolas" w:hAnsi="Consolas"/>
-          <w:color w:val="2D2D2D"/>
-          <w:sz w:val="18"/>
-        </w:rPr>
-        <w:t>- r=16 is rank-limited for TED→YouTube domain shift</w:t>
-      </w:r>
-    </w:p>
-    <w:p>
-      <w:pPr>
-        <w:shd w:fill="eef6ee"/>
-        <w:spacing w:after="0" w:before="0"/>
-      </w:pPr>
-      <w:r>
-        <w:rPr>
-          <w:rFonts w:ascii="Consolas" w:hAnsi="Consolas"/>
-          <w:color w:val="2D2D2D"/>
-          <w:sz w:val="18"/>
-        </w:rPr>
-        <w:t>- Exp B: r=64 (4x capacity), max 500 updates, validate every 50 steps</w:t>
-      </w:r>
-    </w:p>
-    <w:p>
-      <w:pPr>
-        <w:shd w:fill="eef6ee"/>
-        <w:spacing w:after="0" w:before="0"/>
-      </w:pPr>
-      <w:r>
-        <w:rPr>
-          <w:rFonts w:ascii="Consolas" w:hAnsi="Consolas"/>
-          <w:color w:val="2D2D2D"/>
-          <w:sz w:val="18"/>
-        </w:rPr>
-        <w:t>- Encoder unfreezing (requires larger GPU): expected 15-25 WER point gain</w:t>
-      </w:r>
-    </w:p>
-    <w:p>
-      <w:pPr>
-        <w:shd w:fill="eef6ee"/>
-        <w:spacing w:after="0" w:before="0"/>
-      </w:pPr>
-      <w:r>
-        <w:rPr>
-          <w:rFonts w:ascii="Consolas" w:hAnsi="Consolas"/>
-          <w:color w:val="2D2D2D"/>
-          <w:sz w:val="18"/>
-        </w:rPr>
-        <w:t>- More training data: current ~1,400 videos is small — AVSpeech has</w:t>
-      </w:r>
-    </w:p>
-    <w:p>
-      <w:pPr>
-        <w:shd w:fill="eef6ee"/>
-        <w:spacing w:after="0" w:before="0"/>
-      </w:pPr>
-      <w:r>
-        <w:rPr>
-          <w:rFonts w:ascii="Consolas" w:hAnsi="Consolas"/>
-          <w:color w:val="2D2D2D"/>
-          <w:sz w:val="18"/>
-        </w:rPr>
-        <w:t xml:space="preserve">  millions of clips available. Scaling data is a key lever.</w:t>
-      </w:r>
-    </w:p>
-    <w:p>
-      <w:pPr>
-        <w:shd w:fill="eef6ee"/>
-        <w:spacing w:after="0" w:before="0"/>
-      </w:pPr>
-      <w:r>
-        <w:rPr>
-          <w:rFonts w:ascii="Consolas" w:hAnsi="Consolas"/>
-          <w:color w:val="2D2D2D"/>
-          <w:sz w:val="18"/>
-        </w:rPr>
-        <w:t>- Targets: Topic Drift (15.9%), Phonetically Similar but Wrong</w:t>
-      </w:r>
-    </w:p>
-    <w:p>
-      <w:pPr>
-        <w:shd w:fill="eef6ee"/>
-        <w:spacing w:after="0" w:before="0"/>
-      </w:pPr>
-      <w:r>
-        <w:rPr>
-          <w:rFonts w:ascii="Consolas" w:hAnsi="Consolas"/>
-          <w:color w:val="2D2D2D"/>
-          <w:sz w:val="18"/>
-        </w:rPr>
-        <w:t xml:space="preserve">  Topic (15.7%), Entity Destruction (12.0%) — domain mismatch failures</w:t>
-      </w:r>
-    </w:p>
-    <w:p>
-      <w:pPr>
-        <w:shd w:fill="eef6ee"/>
-        <w:spacing w:after="0" w:before="0"/>
-      </w:pPr>
-      <w:r>
-        <w:rPr>
-          <w:rFonts w:ascii="Consolas" w:hAnsi="Consolas"/>
-          <w:color w:val="2D2D2D"/>
-          <w:sz w:val="18"/>
-        </w:rPr>
-        <w:t>- This remains the single largest opportunity</w:t>
-      </w:r>
-    </w:p>
-    <w:p>
-      <w:pPr>
-        <w:shd w:fill="eef6ee"/>
-        <w:spacing w:after="0" w:before="0"/>
-      </w:pPr>
-      <w:r>
-        <w:rPr>
-          <w:rFonts w:ascii="Consolas" w:hAnsi="Consolas"/>
-          <w:color w:val="2D2D2D"/>
-          <w:sz w:val="18"/>
-        </w:rPr>
-      </w:r>
-    </w:p>
-    <w:p>
-      <w:pPr>
-        <w:shd w:fill="eef6ee"/>
-        <w:spacing w:after="0" w:before="0"/>
-      </w:pPr>
-      <w:r>
-        <w:rPr>
-          <w:rFonts w:ascii="Consolas" w:hAnsi="Consolas"/>
-          <w:color w:val="2D2D2D"/>
-          <w:sz w:val="18"/>
-        </w:rPr>
-        <w:t>SLIDE 29 - Beyond Phase 3</w:t>
-      </w:r>
-    </w:p>
-    <w:p>
-      <w:pPr>
-        <w:shd w:fill="eef6ee"/>
-        <w:spacing w:after="0" w:before="0"/>
-      </w:pPr>
-      <w:r>
-        <w:rPr>
-          <w:rFonts w:ascii="Consolas" w:hAnsi="Consolas"/>
-          <w:color w:val="2D2D2D"/>
-          <w:sz w:val="18"/>
-        </w:rPr>
-        <w:t>Title: "Future Capabilities"</w:t>
-      </w:r>
-    </w:p>
-    <w:p>
-      <w:pPr>
-        <w:shd w:fill="eef6ee"/>
-        <w:spacing w:after="0" w:before="0"/>
-      </w:pPr>
-      <w:r>
-        <w:rPr>
-          <w:rFonts w:ascii="Consolas" w:hAnsi="Consolas"/>
-          <w:color w:val="2D2D2D"/>
-          <w:sz w:val="18"/>
-        </w:rPr>
-        <w:t>Grid:</w:t>
-      </w:r>
-    </w:p>
-    <w:p>
-      <w:pPr>
-        <w:shd w:fill="eef6ee"/>
-        <w:spacing w:after="0" w:before="0"/>
-      </w:pPr>
-      <w:r>
-        <w:rPr>
-          <w:rFonts w:ascii="Consolas" w:hAnsi="Consolas"/>
-          <w:color w:val="2D2D2D"/>
-          <w:sz w:val="18"/>
-        </w:rPr>
-        <w:t>1. Arabic — K-means model exists, pipeline integration needed</w:t>
-      </w:r>
-    </w:p>
-    <w:p>
-      <w:pPr>
-        <w:shd w:fill="eef6ee"/>
-        <w:spacing w:after="0" w:before="0"/>
-      </w:pPr>
-      <w:r>
-        <w:rPr>
-          <w:rFonts w:ascii="Consolas" w:hAnsi="Consolas"/>
-          <w:color w:val="2D2D2D"/>
-          <w:sz w:val="18"/>
-        </w:rPr>
-        <w:t>2. Multi-speaker — speaker tracking and separation</w:t>
-      </w:r>
-    </w:p>
-    <w:p>
-      <w:pPr>
-        <w:shd w:fill="eef6ee"/>
-        <w:spacing w:after="0" w:before="0"/>
-      </w:pPr>
-      <w:r>
-        <w:rPr>
-          <w:rFonts w:ascii="Consolas" w:hAnsi="Consolas"/>
-          <w:color w:val="2D2D2D"/>
-          <w:sz w:val="18"/>
-        </w:rPr>
-        <w:t>3. Streaming — real-time processing</w:t>
-      </w:r>
-    </w:p>
-    <w:p>
-      <w:pPr>
-        <w:shd w:fill="eef6ee"/>
-        <w:spacing w:after="0" w:before="0"/>
-      </w:pPr>
-      <w:r>
-        <w:rPr>
-          <w:rFonts w:ascii="Consolas" w:hAnsi="Consolas"/>
-          <w:color w:val="2D2D2D"/>
-          <w:sz w:val="18"/>
-        </w:rPr>
-        <w:t>4. Topic-specific tuning — target lowest categories</w:t>
-      </w:r>
-    </w:p>
-    <w:p>
-      <w:pPr>
-        <w:shd w:fill="eef6ee"/>
-        <w:spacing w:after="0" w:before="0"/>
-      </w:pPr>
-      <w:r>
-        <w:rPr>
-          <w:rFonts w:ascii="Consolas" w:hAnsi="Consolas"/>
-          <w:color w:val="2D2D2D"/>
-          <w:sz w:val="18"/>
-        </w:rPr>
-        <w:t xml:space="preserve">   (DIY/Home 30%, Entertainment 30%) with domain data</w:t>
+        <w:t>BOTTOM — Data Scaling Projections (ICLR 2024 power law):</w:t>
+      </w:r>
+    </w:p>
+    <w:p>
+      <w:pPr>
+        <w:shd w:fill="eef6ee"/>
+        <w:spacing w:after="0" w:before="0"/>
+      </w:pPr>
+      <w:r>
+        <w:rPr>
+          <w:rFonts w:ascii="Consolas" w:hAnsi="Consolas"/>
+          <w:color w:val="2D2D2D"/>
+          <w:sz w:val="18"/>
+        </w:rPr>
+        <w:t>Data scaling table (show as chart or table):</w:t>
+      </w:r>
+    </w:p>
+    <w:p>
+      <w:pPr>
+        <w:shd w:fill="eef6ee"/>
+        <w:spacing w:after="0" w:before="0"/>
+      </w:pPr>
+      <w:r>
+        <w:rPr>
+          <w:rFonts w:ascii="Consolas" w:hAnsi="Consolas"/>
+          <w:color w:val="2D2D2D"/>
+          <w:sz w:val="18"/>
+        </w:rPr>
+        <w:t>- 1.3K segments (current): 67% WER (Llama-2) / ~62% (Llama 3.1 8B)</w:t>
+      </w:r>
+    </w:p>
+    <w:p>
+      <w:pPr>
+        <w:shd w:fill="eef6ee"/>
+        <w:spacing w:after="0" w:before="0"/>
+      </w:pPr>
+      <w:r>
+        <w:rPr>
+          <w:rFonts w:ascii="Consolas" w:hAnsi="Consolas"/>
+          <w:color w:val="2D2D2D"/>
+          <w:sz w:val="18"/>
+        </w:rPr>
+        <w:t>- 5K segments: 55-60% / 50-55%</w:t>
+      </w:r>
+    </w:p>
+    <w:p>
+      <w:pPr>
+        <w:shd w:fill="eef6ee"/>
+        <w:spacing w:after="0" w:before="0"/>
+      </w:pPr>
+      <w:r>
+        <w:rPr>
+          <w:rFonts w:ascii="Consolas" w:hAnsi="Consolas"/>
+          <w:color w:val="2D2D2D"/>
+          <w:sz w:val="18"/>
+        </w:rPr>
+        <w:t>- 20K segments: 45-50% / 40-45%</w:t>
+      </w:r>
+    </w:p>
+    <w:p>
+      <w:pPr>
+        <w:shd w:fill="eef6ee"/>
+        <w:spacing w:after="0" w:before="0"/>
+      </w:pPr>
+      <w:r>
+        <w:rPr>
+          <w:rFonts w:ascii="Consolas" w:hAnsi="Consolas"/>
+          <w:color w:val="2D2D2D"/>
+          <w:sz w:val="18"/>
+        </w:rPr>
+        <w:t>- 50K segments: 40-45% / 35-40%</w:t>
+      </w:r>
+    </w:p>
+    <w:p>
+      <w:pPr>
+        <w:shd w:fill="eef6ee"/>
+        <w:spacing w:after="0" w:before="0"/>
+      </w:pPr>
+      <w:r>
+        <w:rPr>
+          <w:rFonts w:ascii="Consolas" w:hAnsi="Consolas"/>
+          <w:color w:val="2D2D2D"/>
+          <w:sz w:val="18"/>
+        </w:rPr>
+        <w:t>AVSpeech has 290K videos available — data curation is tractable.</w:t>
+      </w:r>
+    </w:p>
+    <w:p>
+      <w:pPr>
+        <w:shd w:fill="eef6ee"/>
+        <w:spacing w:after="0" w:before="0"/>
+      </w:pPr>
+      <w:r>
+        <w:rPr>
+          <w:rFonts w:ascii="Consolas" w:hAnsi="Consolas"/>
+          <w:color w:val="2D2D2D"/>
+          <w:sz w:val="18"/>
+        </w:rPr>
+        <w:t>Multiplicative scaling law: stronger LLM extracts MORE from same</w:t>
+      </w:r>
+    </w:p>
+    <w:p>
+      <w:pPr>
+        <w:shd w:fill="eef6ee"/>
+        <w:spacing w:after="0" w:before="0"/>
+      </w:pPr>
+      <w:r>
+        <w:rPr>
+          <w:rFonts w:ascii="Consolas" w:hAnsi="Consolas"/>
+          <w:color w:val="2D2D2D"/>
+          <w:sz w:val="18"/>
+        </w:rPr>
+        <w:t>data — gap between models WIDENS as data increases.</w:t>
+      </w:r>
+    </w:p>
+    <w:p>
+      <w:pPr>
+        <w:shd w:fill="eef6ee"/>
+        <w:spacing w:after="0" w:before="0"/>
+      </w:pPr>
+      <w:r>
+        <w:rPr>
+          <w:rFonts w:ascii="Consolas" w:hAnsi="Consolas"/>
+          <w:color w:val="2D2D2D"/>
+          <w:sz w:val="18"/>
+        </w:rPr>
+        <w:t>Targets: Topic Drift (15.9%), Entity Destruction (12.0%).</w:t>
+      </w:r>
+    </w:p>
+    <w:p>
+      <w:pPr>
+        <w:shd w:fill="eef6ee"/>
+        <w:spacing w:after="0" w:before="0"/>
+      </w:pPr>
+      <w:r>
+        <w:rPr>
+          <w:rFonts w:ascii="Consolas" w:hAnsi="Consolas"/>
+          <w:color w:val="2D2D2D"/>
+          <w:sz w:val="18"/>
+        </w:rPr>
+      </w:r>
+    </w:p>
+    <w:p>
+      <w:pPr>
+        <w:shd w:fill="eef6ee"/>
+        <w:spacing w:after="0" w:before="0"/>
+      </w:pPr>
+      <w:r>
+        <w:rPr>
+          <w:rFonts w:ascii="Consolas" w:hAnsi="Consolas"/>
+          <w:color w:val="2D2D2D"/>
+          <w:sz w:val="18"/>
+        </w:rPr>
+        <w:t>SLIDE 29 - LLM Upgrade + Advanced Capabilities</w:t>
+      </w:r>
+    </w:p>
+    <w:p>
+      <w:pPr>
+        <w:shd w:fill="eef6ee"/>
+        <w:spacing w:after="0" w:before="0"/>
+      </w:pPr>
+      <w:r>
+        <w:rPr>
+          <w:rFonts w:ascii="Consolas" w:hAnsi="Consolas"/>
+          <w:color w:val="2D2D2D"/>
+          <w:sz w:val="18"/>
+        </w:rPr>
+        <w:t>Title: "Stronger LLM + Smart Prompts = Force Multiplier"</w:t>
+      </w:r>
+    </w:p>
+    <w:p>
+      <w:pPr>
+        <w:shd w:fill="eef6ee"/>
+        <w:spacing w:after="0" w:before="0"/>
+      </w:pPr>
+      <w:r>
+        <w:rPr>
+          <w:rFonts w:ascii="Consolas" w:hAnsi="Consolas"/>
+          <w:color w:val="2D2D2D"/>
+          <w:sz w:val="18"/>
+        </w:rPr>
+        <w:t>Three columns:</w:t>
+      </w:r>
+    </w:p>
+    <w:p>
+      <w:pPr>
+        <w:shd w:fill="eef6ee"/>
+        <w:spacing w:after="0" w:before="0"/>
+      </w:pPr>
+      <w:r>
+        <w:rPr>
+          <w:rFonts w:ascii="Consolas" w:hAnsi="Consolas"/>
+          <w:color w:val="2D2D2D"/>
+          <w:sz w:val="18"/>
+        </w:rPr>
+      </w:r>
+    </w:p>
+    <w:p>
+      <w:pPr>
+        <w:shd w:fill="eef6ee"/>
+        <w:spacing w:after="0" w:before="0"/>
+      </w:pPr>
+      <w:r>
+        <w:rPr>
+          <w:rFonts w:ascii="Consolas" w:hAnsi="Consolas"/>
+          <w:color w:val="2D2D2D"/>
+          <w:sz w:val="18"/>
+        </w:rPr>
+        <w:t>LEFT — LLM Swap (immediate):</w:t>
+      </w:r>
+    </w:p>
+    <w:p>
+      <w:pPr>
+        <w:shd w:fill="eef6ee"/>
+        <w:spacing w:after="0" w:before="0"/>
+      </w:pPr>
+      <w:r>
+        <w:rPr>
+          <w:rFonts w:ascii="Consolas" w:hAnsi="Consolas"/>
+          <w:color w:val="2D2D2D"/>
+          <w:sz w:val="18"/>
+        </w:rPr>
+        <w:t>- Llama 3.1 8B: drop-in replacement (same hidden_size 4096)</w:t>
+      </w:r>
+    </w:p>
+    <w:p>
+      <w:pPr>
+        <w:shd w:fill="eef6ee"/>
+        <w:spacing w:after="0" w:before="0"/>
+      </w:pPr>
+      <w:r>
+        <w:rPr>
+          <w:rFonts w:ascii="Consolas" w:hAnsi="Consolas"/>
+          <w:color w:val="2D2D2D"/>
+          <w:sz w:val="18"/>
+        </w:rPr>
+        <w:t>- Llama-3 8B ≈ Llama-2 70B quality, 128K vocab (4x), 128K context (32x)</w:t>
+      </w:r>
+    </w:p>
+    <w:p>
+      <w:pPr>
+        <w:shd w:fill="eef6ee"/>
+        <w:spacing w:after="0" w:before="0"/>
+      </w:pPr>
+      <w:r>
+        <w:rPr>
+          <w:rFonts w:ascii="Consolas" w:hAnsi="Consolas"/>
+          <w:color w:val="2D2D2D"/>
+          <w:sz w:val="18"/>
+        </w:rPr>
+        <w:t>- Setup: 1-2 hours (just change model path + tokenizer)</w:t>
+      </w:r>
+    </w:p>
+    <w:p>
+      <w:pPr>
+        <w:shd w:fill="eef6ee"/>
+        <w:spacing w:after="0" w:before="0"/>
+      </w:pPr>
+      <w:r>
+        <w:rPr>
+          <w:rFonts w:ascii="Consolas" w:hAnsi="Consolas"/>
+          <w:color w:val="2D2D2D"/>
+          <w:sz w:val="18"/>
+        </w:rPr>
+        <w:t>- Alone: -3 to -8pp WER improvement</w:t>
+      </w:r>
+    </w:p>
+    <w:p>
+      <w:pPr>
+        <w:shd w:fill="eef6ee"/>
+        <w:spacing w:after="0" w:before="0"/>
+      </w:pPr>
+      <w:r>
+        <w:rPr>
+          <w:rFonts w:ascii="Consolas" w:hAnsi="Consolas"/>
+          <w:color w:val="2D2D2D"/>
+          <w:sz w:val="18"/>
+        </w:rPr>
+      </w:r>
+    </w:p>
+    <w:p>
+      <w:pPr>
+        <w:shd w:fill="eef6ee"/>
+        <w:spacing w:after="0" w:before="0"/>
+      </w:pPr>
+      <w:r>
+        <w:rPr>
+          <w:rFonts w:ascii="Consolas" w:hAnsi="Consolas"/>
+          <w:color w:val="2D2D2D"/>
+          <w:sz w:val="18"/>
+        </w:rPr>
+        <w:t>CENTER — Smart Prompts (force multiplier):</w:t>
+      </w:r>
+    </w:p>
+    <w:p>
+      <w:pPr>
+        <w:shd w:fill="eef6ee"/>
+        <w:spacing w:after="0" w:before="0"/>
+      </w:pPr>
+      <w:r>
+        <w:rPr>
+          <w:rFonts w:ascii="Consolas" w:hAnsi="Consolas"/>
+          <w:color w:val="2D2D2D"/>
+          <w:sz w:val="18"/>
+        </w:rPr>
+        <w:t>- 7 strategies: topic context, word count hints, vocabulary lists,</w:t>
+      </w:r>
+    </w:p>
+    <w:p>
+      <w:pPr>
+        <w:shd w:fill="eef6ee"/>
+        <w:spacing w:after="0" w:before="0"/>
+      </w:pPr>
+      <w:r>
+        <w:rPr>
+          <w:rFonts w:ascii="Consolas" w:hAnsi="Consolas"/>
+          <w:color w:val="2D2D2D"/>
+          <w:sz w:val="18"/>
+        </w:rPr>
+        <w:t xml:space="preserve">  anti-hallucination, phonetic context, self-correction, N-best GER</w:t>
+      </w:r>
+    </w:p>
+    <w:p>
+      <w:pPr>
+        <w:shd w:fill="eef6ee"/>
+        <w:spacing w:after="0" w:before="0"/>
+      </w:pPr>
+      <w:r>
+        <w:rPr>
+          <w:rFonts w:ascii="Consolas" w:hAnsi="Consolas"/>
+          <w:color w:val="2D2D2D"/>
+          <w:sz w:val="18"/>
+        </w:rPr>
+        <w:t>- Key: prompts are MORE effective on stronger models:</w:t>
+      </w:r>
+    </w:p>
+    <w:p>
+      <w:pPr>
+        <w:shd w:fill="eef6ee"/>
+        <w:spacing w:after="0" w:before="0"/>
+      </w:pPr>
+      <w:r>
+        <w:rPr>
+          <w:rFonts w:ascii="Consolas" w:hAnsi="Consolas"/>
+          <w:color w:val="2D2D2D"/>
+          <w:sz w:val="18"/>
+        </w:rPr>
+        <w:t xml:space="preserve">  Llama-2-7B = +5-10pp, Llama 3.1 8B = +12-20pp, 70B class = +20-30pp</w:t>
+      </w:r>
+    </w:p>
+    <w:p>
+      <w:pPr>
+        <w:shd w:fill="eef6ee"/>
+        <w:spacing w:after="0" w:before="0"/>
+      </w:pPr>
+      <w:r>
+        <w:rPr>
+          <w:rFonts w:ascii="Consolas" w:hAnsi="Consolas"/>
+          <w:color w:val="2D2D2D"/>
+          <w:sz w:val="18"/>
+        </w:rPr>
+        <w:t>- GER post-processing (N-best + correction LLM, even external API</w:t>
+      </w:r>
+    </w:p>
+    <w:p>
+      <w:pPr>
+        <w:shd w:fill="eef6ee"/>
+        <w:spacing w:after="0" w:before="0"/>
+      </w:pPr>
+      <w:r>
+        <w:rPr>
+          <w:rFonts w:ascii="Consolas" w:hAnsi="Consolas"/>
+          <w:color w:val="2D2D2D"/>
+          <w:sz w:val="18"/>
+        </w:rPr>
+        <w:t xml:space="preserve">  like Claude/GPT-4): +8-15pp, no retraining needed</w:t>
+      </w:r>
+    </w:p>
+    <w:p>
+      <w:pPr>
+        <w:shd w:fill="eef6ee"/>
+        <w:spacing w:after="0" w:before="0"/>
+      </w:pPr>
+      <w:r>
+        <w:rPr>
+          <w:rFonts w:ascii="Consolas" w:hAnsi="Consolas"/>
+          <w:color w:val="2D2D2D"/>
+          <w:sz w:val="18"/>
+        </w:rPr>
+      </w:r>
+    </w:p>
+    <w:p>
+      <w:pPr>
+        <w:shd w:fill="eef6ee"/>
+        <w:spacing w:after="0" w:before="0"/>
+      </w:pPr>
+      <w:r>
+        <w:rPr>
+          <w:rFonts w:ascii="Consolas" w:hAnsi="Consolas"/>
+          <w:color w:val="2D2D2D"/>
+          <w:sz w:val="18"/>
+        </w:rPr>
+        <w:t>RIGHT — Future:</w:t>
+      </w:r>
+    </w:p>
+    <w:p>
+      <w:pPr>
+        <w:shd w:fill="eef6ee"/>
+        <w:spacing w:after="0" w:before="0"/>
+      </w:pPr>
+      <w:r>
+        <w:rPr>
+          <w:rFonts w:ascii="Consolas" w:hAnsi="Consolas"/>
+          <w:color w:val="2D2D2D"/>
+          <w:sz w:val="18"/>
+        </w:rPr>
+        <w:t>- Arabic (K-means model exists)</w:t>
+      </w:r>
+    </w:p>
+    <w:p>
+      <w:pPr>
+        <w:shd w:fill="eef6ee"/>
+        <w:spacing w:after="0" w:before="0"/>
+      </w:pPr>
+      <w:r>
+        <w:rPr>
+          <w:rFonts w:ascii="Consolas" w:hAnsi="Consolas"/>
+          <w:color w:val="2D2D2D"/>
+          <w:sz w:val="18"/>
+        </w:rPr>
+        <w:t>- VALLR architecture: 3B model achieves 18.7% WER on LRS3</w:t>
+      </w:r>
+    </w:p>
+    <w:p>
+      <w:pPr>
+        <w:shd w:fill="eef6ee"/>
+        <w:spacing w:after="0" w:before="0"/>
+      </w:pPr>
+      <w:r>
+        <w:rPr>
+          <w:rFonts w:ascii="Consolas" w:hAnsi="Consolas"/>
+          <w:color w:val="2D2D2D"/>
+          <w:sz w:val="18"/>
+        </w:rPr>
+        <w:t xml:space="preserve">  (architecture innovation &gt; model size)</w:t>
+      </w:r>
+    </w:p>
+    <w:p>
+      <w:pPr>
+        <w:shd w:fill="eef6ee"/>
+        <w:spacing w:after="0" w:before="0"/>
+      </w:pPr>
+      <w:r>
+        <w:rPr>
+          <w:rFonts w:ascii="Consolas" w:hAnsi="Consolas"/>
+          <w:color w:val="2D2D2D"/>
+          <w:sz w:val="18"/>
+        </w:rPr>
+        <w:t>- Multi-speaker, streaming</w:t>
       </w:r>
     </w:p>
     <w:p>
@@ -7397,119 +11251,119 @@
           <w:color w:val="2D2D2D"/>
           <w:sz w:val="18"/>
         </w:rPr>
-        <w:t xml:space="preserve">   8-stage pipeline, 37 tests, 7 research reports.</w:t>
-      </w:r>
-    </w:p>
-    <w:p>
-      <w:pPr>
-        <w:shd w:fill="eef6ee"/>
-        <w:spacing w:after="0" w:before="0"/>
-      </w:pPr>
-      <w:r>
-        <w:rPr>
-          <w:rFonts w:ascii="Consolas" w:hAnsi="Consolas"/>
-          <w:color w:val="2D2D2D"/>
-          <w:sz w:val="18"/>
-        </w:rPr>
-        <w:t>3. First fine-tuning complete: Exp A (r=16) trained on only 1,273</w:t>
-      </w:r>
-    </w:p>
-    <w:p>
-      <w:pPr>
-        <w:shd w:fill="eef6ee"/>
-        <w:spacing w:after="0" w:before="0"/>
-      </w:pPr>
-      <w:r>
-        <w:rPr>
-          <w:rFonts w:ascii="Consolas" w:hAnsi="Consolas"/>
-          <w:color w:val="2D2D2D"/>
-          <w:sz w:val="18"/>
-        </w:rPr>
-        <w:t xml:space="preserve">   segments from ~1,400 YouTube videos — best val accuracy 62.9%</w:t>
-      </w:r>
-    </w:p>
-    <w:p>
-      <w:pPr>
-        <w:shd w:fill="eef6ee"/>
-        <w:spacing w:after="0" w:before="0"/>
-      </w:pPr>
-      <w:r>
-        <w:rPr>
-          <w:rFonts w:ascii="Consolas" w:hAnsi="Consolas"/>
-          <w:color w:val="2D2D2D"/>
-          <w:sz w:val="18"/>
-        </w:rPr>
-        <w:t xml:space="preserve">   at epoch 2, confirmed overfitting dynamics. Small dataset proves</w:t>
-      </w:r>
-    </w:p>
-    <w:p>
-      <w:pPr>
-        <w:shd w:fill="eef6ee"/>
-        <w:spacing w:after="0" w:before="0"/>
-      </w:pPr>
-      <w:r>
-        <w:rPr>
-          <w:rFonts w:ascii="Consolas" w:hAnsi="Consolas"/>
-          <w:color w:val="2D2D2D"/>
-          <w:sz w:val="18"/>
-        </w:rPr>
-        <w:t xml:space="preserve">   model CAN learn from YouTube data. Decode evaluation pending.</w:t>
-      </w:r>
-    </w:p>
-    <w:p>
-      <w:pPr>
-        <w:shd w:fill="eef6ee"/>
-        <w:spacing w:after="0" w:before="0"/>
-      </w:pPr>
-      <w:r>
-        <w:rPr>
-          <w:rFonts w:ascii="Consolas" w:hAnsi="Consolas"/>
-          <w:color w:val="2D2D2D"/>
-          <w:sz w:val="18"/>
-        </w:rPr>
-        <w:t>4. Clear next steps: confidence scoring (hours), N-best (days),</w:t>
-      </w:r>
-    </w:p>
-    <w:p>
-      <w:pPr>
-        <w:shd w:fill="eef6ee"/>
-        <w:spacing w:after="0" w:before="0"/>
-      </w:pPr>
-      <w:r>
-        <w:rPr>
-          <w:rFonts w:ascii="Consolas" w:hAnsi="Consolas"/>
-          <w:color w:val="2D2D2D"/>
-          <w:sz w:val="18"/>
-        </w:rPr>
-        <w:t xml:space="preserve">   Exp B fine-tuning (r=64, early stopping). More training data</w:t>
-      </w:r>
-    </w:p>
-    <w:p>
-      <w:pPr>
-        <w:shd w:fill="eef6ee"/>
-        <w:spacing w:after="0" w:before="0"/>
-      </w:pPr>
-      <w:r>
-        <w:rPr>
-          <w:rFonts w:ascii="Consolas" w:hAnsi="Consolas"/>
-          <w:color w:val="2D2D2D"/>
-          <w:sz w:val="18"/>
-        </w:rPr>
-        <w:t xml:space="preserve">   (current ~1,400 videos is small) and encoder unfreezing</w:t>
-      </w:r>
-    </w:p>
-    <w:p>
-      <w:pPr>
-        <w:shd w:fill="eef6ee"/>
-        <w:spacing w:after="0" w:before="0"/>
-      </w:pPr>
-      <w:r>
-        <w:rPr>
-          <w:rFonts w:ascii="Consolas" w:hAnsi="Consolas"/>
-          <w:color w:val="2D2D2D"/>
-          <w:sz w:val="18"/>
-        </w:rPr>
-        <w:t xml:space="preserve">   (requires larger GPU) are the key scaling levers.</w:t>
+        <w:t xml:space="preserve">   8-stage pipeline, 37 tests, 8 research reports.</w:t>
+      </w:r>
+    </w:p>
+    <w:p>
+      <w:pPr>
+        <w:shd w:fill="eef6ee"/>
+        <w:spacing w:after="0" w:before="0"/>
+      </w:pPr>
+      <w:r>
+        <w:rPr>
+          <w:rFonts w:ascii="Consolas" w:hAnsi="Consolas"/>
+          <w:color w:val="2D2D2D"/>
+          <w:sz w:val="18"/>
+        </w:rPr>
+        <w:t>3. Data is the bottleneck: Exp A/B proved 1,273 segments too small</w:t>
+      </w:r>
+    </w:p>
+    <w:p>
+      <w:pPr>
+        <w:shd w:fill="eef6ee"/>
+        <w:spacing w:after="0" w:before="0"/>
+      </w:pPr>
+      <w:r>
+        <w:rPr>
+          <w:rFonts w:ascii="Consolas" w:hAnsi="Consolas"/>
+          <w:color w:val="2D2D2D"/>
+          <w:sz w:val="18"/>
+        </w:rPr>
+        <w:t xml:space="preserve">   for any LoRA config to generalize. 20K-50K segments is the</w:t>
+      </w:r>
+    </w:p>
+    <w:p>
+      <w:pPr>
+        <w:shd w:fill="eef6ee"/>
+        <w:spacing w:after="0" w:before="0"/>
+      </w:pPr>
+      <w:r>
+        <w:rPr>
+          <w:rFonts w:ascii="Consolas" w:hAnsi="Consolas"/>
+          <w:color w:val="2D2D2D"/>
+          <w:sz w:val="18"/>
+        </w:rPr>
+        <w:t xml:space="preserve">   critical enabler. Multiplicative scaling law (ICLR 2024):</w:t>
+      </w:r>
+    </w:p>
+    <w:p>
+      <w:pPr>
+        <w:shd w:fill="eef6ee"/>
+        <w:spacing w:after="0" w:before="0"/>
+      </w:pPr>
+      <w:r>
+        <w:rPr>
+          <w:rFonts w:ascii="Consolas" w:hAnsi="Consolas"/>
+          <w:color w:val="2D2D2D"/>
+          <w:sz w:val="18"/>
+        </w:rPr>
+        <w:t xml:space="preserve">   stronger LLM + more data compounds.</w:t>
+      </w:r>
+    </w:p>
+    <w:p>
+      <w:pPr>
+        <w:shd w:fill="eef6ee"/>
+        <w:spacing w:after="0" w:before="0"/>
+      </w:pPr>
+      <w:r>
+        <w:rPr>
+          <w:rFonts w:ascii="Consolas" w:hAnsi="Consolas"/>
+          <w:color w:val="2D2D2D"/>
+          <w:sz w:val="18"/>
+        </w:rPr>
+        <w:t>4. Actionable roadmap to 27-42% WER: LLM swap to Llama 3.1 8B</w:t>
+      </w:r>
+    </w:p>
+    <w:p>
+      <w:pPr>
+        <w:shd w:fill="eef6ee"/>
+        <w:spacing w:after="0" w:before="0"/>
+      </w:pPr>
+      <w:r>
+        <w:rPr>
+          <w:rFonts w:ascii="Consolas" w:hAnsi="Consolas"/>
+          <w:color w:val="2D2D2D"/>
+          <w:sz w:val="18"/>
+        </w:rPr>
+        <w:t xml:space="preserve">   (drop-in, hours) + smart prompts (force multiplier) + data</w:t>
+      </w:r>
+    </w:p>
+    <w:p>
+      <w:pPr>
+        <w:shd w:fill="eef6ee"/>
+        <w:spacing w:after="0" w:before="0"/>
+      </w:pPr>
+      <w:r>
+        <w:rPr>
+          <w:rFonts w:ascii="Consolas" w:hAnsi="Consolas"/>
+          <w:color w:val="2D2D2D"/>
+          <w:sz w:val="18"/>
+        </w:rPr>
+        <w:t xml:space="preserve">   scaling to 20K-50K + GER post-processing (no retraining).</w:t>
+      </w:r>
+    </w:p>
+    <w:p>
+      <w:pPr>
+        <w:shd w:fill="eef6ee"/>
+        <w:spacing w:after="0" w:before="0"/>
+      </w:pPr>
+      <w:r>
+        <w:rPr>
+          <w:rFonts w:ascii="Consolas" w:hAnsi="Consolas"/>
+          <w:color w:val="2D2D2D"/>
+          <w:sz w:val="18"/>
+        </w:rPr>
+        <w:t xml:space="preserve">   Combined gains stack because each targets a different bottleneck.</w:t>
       </w:r>
     </w:p>
     <w:p>
@@ -7973,6 +11827,59 @@
           </w:p>
         </w:tc>
       </w:tr>
+      <w:tr>
+        <w:tc>
+          <w:tcPr>
+            <w:tcW w:type="dxa" w:w="576"/>
+            <w:shd w:fill="f0f4f8"/>
+          </w:tcPr>
+          <w:p>
+            <w:r/>
+            <w:r>
+              <w:rPr>
+                <w:rFonts w:ascii="Calibri" w:hAnsi="Calibri"/>
+                <w:b w:val="0"/>
+                <w:sz w:val="18"/>
+              </w:rPr>
+              <w:t>A9</w:t>
+            </w:r>
+          </w:p>
+        </w:tc>
+        <w:tc>
+          <w:tcPr>
+            <w:tcW w:type="dxa" w:w="4320"/>
+            <w:shd w:fill="f0f4f8"/>
+          </w:tcPr>
+          <w:p>
+            <w:r/>
+            <w:r>
+              <w:rPr>
+                <w:rFonts w:ascii="Calibri" w:hAnsi="Calibri"/>
+                <w:b w:val="0"/>
+                <w:sz w:val="18"/>
+              </w:rPr>
+              <w:t>LLM Upgrade Analysis — model alternatives table (Llama 3.1 8B drop-in, Qwen, Mistral, VALLR), data scaling projections (1.3K→100K), 7 prompt strategies by model tier, improvement waterfall (67%→27-42%)</w:t>
+            </w:r>
+          </w:p>
+        </w:tc>
+        <w:tc>
+          <w:tcPr>
+            <w:tcW w:type="dxa" w:w="4608"/>
+            <w:shd w:fill="f0f4f8"/>
+          </w:tcPr>
+          <w:p>
+            <w:r/>
+            <w:r>
+              <w:rPr>
+                <w:rFonts w:ascii="Calibri" w:hAnsi="Calibri"/>
+                <w:b w:val="0"/>
+                <w:sz w:val="18"/>
+              </w:rPr>
+              <w:t>If asked about LLM alternatives, data scaling, or prompt strategies</w:t>
+            </w:r>
+          </w:p>
+        </w:tc>
+      </w:tr>
     </w:tbl>
     <w:p>
       <w:r>
@@ -8257,7 +12164,7 @@
                 <w:b w:val="0"/>
                 <w:sz w:val="18"/>
               </w:rPr>
-              <w:t>9 research reports in Markdown (incl. correlation analysis)</w:t>
+              <w:t>10 research reports in Markdown (incl. correlation analysis + LLM upgrade analysis)</w:t>
             </w:r>
           </w:p>
         </w:tc>
@@ -8274,7 +12181,7 @@
                 <w:b w:val="0"/>
                 <w:sz w:val="18"/>
               </w:rPr>
-              <w:t>Slides 7, 11, 16, 24</w:t>
+              <w:t>Slides 7, 11, 16, 24, 25, 28, 29</w:t>
             </w:r>
           </w:p>
         </w:tc>
